--- a/WebContent/docx/PD-L1检测报告.docx
+++ b/WebContent/docx/PD-L1检测报告.docx
@@ -352,7 +352,7 @@
                     </pic:cNvPicPr>
                   </pic:nvPicPr>
                   <pic:blipFill>
-                    <a:blip r:embed="rId8"/>
+                    <a:blip r:embed="rId10"/>
                     <a:srcRect/>
                     <a:stretch>
                       <a:fillRect/>
@@ -407,7 +407,7 @@
                     </pic:cNvPicPr>
                   </pic:nvPicPr>
                   <pic:blipFill>
-                    <a:blip r:embed="rId9"/>
+                    <a:blip r:embed="rId11"/>
                     <a:srcRect l="1400" t="66" r="1581" b="-6"/>
                     <a:stretch>
                       <a:fillRect/>
@@ -459,9 +459,9 @@
           <w:sz w:val="48"/>
         </w:rPr>
       </w:pPr>
-      <w:bookmarkStart w:id="0" w:name="_Toc500263098"/>
-      <w:bookmarkStart w:id="1" w:name="_Toc500164193"/>
-      <w:bookmarkStart w:id="2" w:name="_Toc500163468"/>
+      <w:bookmarkStart w:id="0" w:name="_Toc500164193"/>
+      <w:bookmarkStart w:id="1" w:name="_Toc500163468"/>
+      <w:bookmarkStart w:id="2" w:name="_Toc500263098"/>
     </w:p>
     <w:p>
       <w:pPr>
@@ -2540,7 +2540,7 @@
                           </pic:cNvPicPr>
                         </pic:nvPicPr>
                         <pic:blipFill>
-                          <a:blip r:embed="rId10"/>
+                          <a:blip r:embed="rId12"/>
                           <a:stretch>
                             <a:fillRect/>
                           </a:stretch>
@@ -2723,7 +2723,7 @@
                     </pic:cNvPicPr>
                   </pic:nvPicPr>
                   <pic:blipFill>
-                    <a:blip r:embed="rId11">
+                    <a:blip r:embed="rId13">
                       <a:extLst>
                         <a:ext uri="{28A0092B-C50C-407E-A947-70E740481C1C}">
                           <a14:useLocalDpi xmlns:a14="http://schemas.microsoft.com/office/drawing/2010/main" val="0"/>
@@ -2791,6 +2791,12 @@
             <w:insideV w:val="single" w:color="365F91" w:sz="12" w:space="0"/>
           </w:tblBorders>
           <w:shd w:val="clear" w:color="auto" w:fill="62B541"/>
+          <w:tblCellMar>
+            <w:top w:w="0" w:type="dxa"/>
+            <w:left w:w="108" w:type="dxa"/>
+            <w:bottom w:w="0" w:type="dxa"/>
+            <w:right w:w="108" w:type="dxa"/>
+          </w:tblCellMar>
         </w:tblPrEx>
         <w:trPr>
           <w:trHeight w:val="885" w:hRule="atLeast"/>
@@ -3678,12 +3684,6 @@
             <w:insideH w:val="single" w:color="62B541" w:sz="4" w:space="0"/>
             <w:insideV w:val="single" w:color="62B541" w:sz="4" w:space="0"/>
           </w:tblBorders>
-          <w:tblCellMar>
-            <w:top w:w="0" w:type="dxa"/>
-            <w:left w:w="0" w:type="dxa"/>
-            <w:bottom w:w="0" w:type="dxa"/>
-            <w:right w:w="0" w:type="dxa"/>
-          </w:tblCellMar>
         </w:tblPrEx>
         <w:trPr>
           <w:trHeight w:val="510" w:hRule="atLeast"/>
@@ -4302,17 +4302,980 @@
           <w:sz w:val="24"/>
           <w:szCs w:val="24"/>
         </w:rPr>
+        <w:sectPr>
+          <w:headerReference r:id="rId5" w:type="default"/>
+          <w:footerReference r:id="rId6" w:type="default"/>
+          <w:pgSz w:w="11910" w:h="16840"/>
+          <w:pgMar w:top="1540" w:right="880" w:bottom="920" w:left="1020" w:header="709" w:footer="656" w:gutter="0"/>
+          <w:pgNumType w:fmt="decimal"/>
+          <w:cols w:space="720" w:num="1"/>
+        </w:sectPr>
+      </w:pPr>
+    </w:p>
+    <w:p>
+      <w:pPr>
+        <w:widowControl/>
+        <w:rPr>
+          <w:rFonts w:ascii="Times New Roman" w:hAnsi="Times New Roman" w:eastAsia="微软雅黑" w:cs="Times New Roman"/>
+          <w:b/>
+          <w:bCs/>
+          <w:sz w:val="24"/>
+          <w:szCs w:val="22"/>
+          <w:lang w:val="en-US" w:eastAsia="zh-CN" w:bidi="ar-SA"/>
+        </w:rPr>
+      </w:pPr>
+      <w:r>
+        <w:rPr>
+          <w:rFonts w:hint="eastAsia" w:ascii="Times New Roman" w:hAnsi="Times New Roman" w:eastAsia="微软雅黑" w:cs="Times New Roman"/>
+          <w:b/>
+          <w:bCs/>
+          <w:sz w:val="24"/>
+          <w:szCs w:val="22"/>
+          <w:lang w:val="en-US" w:eastAsia="zh-CN" w:bidi="ar-SA"/>
+        </w:rPr>
+        <w:t>广州诺禾医学检验实验室</w:t>
+      </w:r>
+    </w:p>
+    <w:p>
+      <w:pPr>
+        <w:widowControl/>
+        <w:rPr>
+          <w:rFonts w:ascii="Times New Roman" w:hAnsi="Times New Roman" w:eastAsia="微软雅黑" w:cs="Times New Roman"/>
+          <w:sz w:val="24"/>
+          <w:szCs w:val="22"/>
+          <w:lang w:val="en-US" w:eastAsia="zh-CN" w:bidi="ar-SA"/>
+        </w:rPr>
+      </w:pPr>
+      <w:r>
+        <w:rPr>
+          <w:rFonts w:hint="eastAsia" w:ascii="Times New Roman" w:hAnsi="Times New Roman" w:eastAsia="微软雅黑" w:cs="Times New Roman"/>
+          <w:sz w:val="24"/>
+          <w:szCs w:val="22"/>
+          <w:lang w:val="en-US" w:eastAsia="zh-CN" w:bidi="ar-SA"/>
+        </w:rPr>
+        <w:t>广州市黄埔区开源大道11号C6栋702室</w:t>
+      </w:r>
+    </w:p>
+    <w:p>
+      <w:pPr>
+        <w:widowControl/>
+        <w:rPr>
+          <w:rFonts w:ascii="Times New Roman" w:hAnsi="Times New Roman" w:eastAsia="微软雅黑" w:cs="Times New Roman"/>
+          <w:b/>
+          <w:bCs/>
+          <w:sz w:val="24"/>
+          <w:szCs w:val="22"/>
+          <w:lang w:val="en-US" w:eastAsia="zh-CN" w:bidi="ar-SA"/>
+        </w:rPr>
+      </w:pPr>
+    </w:p>
+    <w:p>
+      <w:pPr>
+        <w:widowControl/>
+        <w:rPr>
+          <w:rFonts w:ascii="Times New Roman" w:hAnsi="Times New Roman" w:eastAsia="微软雅黑" w:cs="Times New Roman"/>
+          <w:b/>
+          <w:bCs/>
+          <w:sz w:val="24"/>
+          <w:szCs w:val="22"/>
+          <w:lang w:val="en-US" w:eastAsia="zh-CN" w:bidi="ar-SA"/>
+        </w:rPr>
+      </w:pPr>
+      <w:r>
+        <w:rPr>
+          <w:rFonts w:hint="eastAsia" w:ascii="Times New Roman" w:hAnsi="Times New Roman" w:eastAsia="微软雅黑" w:cs="Times New Roman"/>
+          <w:b/>
+          <w:bCs/>
+          <w:sz w:val="24"/>
+          <w:szCs w:val="22"/>
+          <w:lang w:val="en-US" w:eastAsia="zh-CN" w:bidi="ar-SA"/>
+        </w:rPr>
+        <w:t>上海诺禾医学检验实验室</w:t>
+      </w:r>
+    </w:p>
+    <w:p>
+      <w:pPr>
+        <w:widowControl/>
+        <w:rPr>
+          <w:rFonts w:ascii="Times New Roman" w:hAnsi="Times New Roman" w:eastAsia="微软雅黑" w:cs="Times New Roman"/>
+          <w:sz w:val="24"/>
+          <w:szCs w:val="22"/>
+          <w:lang w:val="en-US" w:eastAsia="zh-CN" w:bidi="ar-SA"/>
+        </w:rPr>
+      </w:pPr>
+      <w:r>
+        <w:rPr>
+          <w:rFonts w:hint="eastAsia" w:ascii="Times New Roman" w:hAnsi="Times New Roman" w:eastAsia="微软雅黑" w:cs="Times New Roman"/>
+          <w:sz w:val="24"/>
+          <w:szCs w:val="22"/>
+          <w:lang w:val="en-US" w:eastAsia="zh-CN" w:bidi="ar-SA"/>
+        </w:rPr>
+        <w:t>上海市闵行区绿洲环路396弄9号201室</w:t>
+      </w:r>
+    </w:p>
+    <w:p>
+      <w:pPr>
+        <w:widowControl/>
+        <w:rPr>
+          <w:rFonts w:ascii="Times New Roman" w:hAnsi="Times New Roman" w:eastAsia="微软雅黑" w:cs="Times New Roman"/>
+          <w:b/>
+          <w:bCs/>
+          <w:sz w:val="24"/>
+          <w:szCs w:val="22"/>
+          <w:lang w:val="en-US" w:eastAsia="zh-CN" w:bidi="ar-SA"/>
+        </w:rPr>
+      </w:pPr>
+    </w:p>
+    <w:p>
+      <w:pPr>
+        <w:widowControl/>
+        <w:rPr>
+          <w:rFonts w:ascii="Times New Roman" w:hAnsi="Times New Roman" w:eastAsia="微软雅黑" w:cs="Times New Roman"/>
+          <w:b/>
+          <w:bCs/>
+          <w:sz w:val="24"/>
+          <w:szCs w:val="22"/>
+          <w:lang w:val="en-US" w:eastAsia="zh-CN" w:bidi="ar-SA"/>
+        </w:rPr>
+      </w:pPr>
+      <w:r>
+        <w:rPr>
+          <w:rFonts w:hint="eastAsia" w:ascii="Times New Roman" w:hAnsi="Times New Roman" w:eastAsia="微软雅黑" w:cs="Times New Roman"/>
+          <w:b/>
+          <w:bCs/>
+          <w:sz w:val="24"/>
+          <w:szCs w:val="22"/>
+          <w:lang w:val="en-US" w:eastAsia="zh-CN" w:bidi="ar-SA"/>
+        </w:rPr>
+        <w:t>天津诺禾医学检验实验室</w:t>
+      </w:r>
+    </w:p>
+    <w:p>
+      <w:pPr>
+        <w:widowControl/>
+        <w:rPr>
+          <w:rFonts w:ascii="Times New Roman" w:hAnsi="Times New Roman" w:eastAsia="微软雅黑" w:cs="Times New Roman"/>
+          <w:sz w:val="24"/>
+          <w:szCs w:val="22"/>
+          <w:lang w:val="en-US" w:eastAsia="zh-CN" w:bidi="ar-SA"/>
+        </w:rPr>
+      </w:pPr>
+      <w:r>
+        <w:rPr>
+          <w:rFonts w:hint="eastAsia" w:ascii="Times New Roman" w:hAnsi="Times New Roman" w:eastAsia="微软雅黑" w:cs="Times New Roman"/>
+          <w:sz w:val="24"/>
+          <w:szCs w:val="22"/>
+          <w:lang w:val="en-US" w:eastAsia="zh-CN" w:bidi="ar-SA"/>
+        </w:rPr>
+        <w:t>天津市武清区创业总部基地B07</w:t>
+      </w:r>
+    </w:p>
+    <w:p>
+      <w:pPr>
+        <w:widowControl/>
+        <w:rPr>
+          <w:rFonts w:ascii="Times New Roman" w:hAnsi="Times New Roman" w:eastAsia="微软雅黑" w:cs="Times New Roman"/>
+          <w:b/>
+          <w:bCs/>
+          <w:sz w:val="24"/>
+          <w:szCs w:val="22"/>
+          <w:lang w:val="en-US" w:eastAsia="zh-CN" w:bidi="ar-SA"/>
+        </w:rPr>
+      </w:pPr>
+    </w:p>
+    <w:p>
+      <w:pPr>
+        <w:widowControl/>
+        <w:rPr>
+          <w:rFonts w:ascii="Times New Roman" w:hAnsi="Times New Roman" w:eastAsia="等线" w:cs="宋体"/>
+          <w:sz w:val="24"/>
+          <w:szCs w:val="22"/>
+          <w:lang w:val="en-US" w:eastAsia="en-US" w:bidi="ar-SA"/>
+        </w:rPr>
+      </w:pPr>
+      <w:r>
+        <w:rPr>
+          <w:rFonts w:hint="eastAsia" w:ascii="Times New Roman" w:hAnsi="Times New Roman" w:eastAsia="微软雅黑" w:cs="Times New Roman"/>
+          <w:sz w:val="24"/>
+          <w:szCs w:val="22"/>
+          <w:lang w:val="en-US" w:eastAsia="zh-CN" w:bidi="ar-SA"/>
+        </w:rPr>
+        <w:t>T.020-32038634</w:t>
+      </w:r>
+    </w:p>
+    <w:p>
+      <w:pPr>
+        <w:widowControl/>
+        <w:rPr>
+          <w:rFonts w:ascii="Times New Roman" w:hAnsi="Times New Roman" w:eastAsia="等线" w:cs="宋体"/>
+          <w:sz w:val="24"/>
+          <w:szCs w:val="22"/>
+          <w:lang w:val="en-US" w:eastAsia="en-US" w:bidi="ar-SA"/>
+        </w:rPr>
+      </w:pPr>
+    </w:p>
+    <w:p>
+      <w:pPr>
+        <w:widowControl/>
+        <w:rPr>
+          <w:rFonts w:ascii="Times New Roman" w:hAnsi="Times New Roman" w:eastAsia="等线" w:cs="宋体"/>
+          <w:b/>
+          <w:bCs/>
+          <w:color w:val="61964C"/>
+          <w:sz w:val="28"/>
+          <w:szCs w:val="28"/>
+          <w:lang w:val="en-US" w:eastAsia="en-US" w:bidi="ar-SA"/>
+        </w:rPr>
+      </w:pPr>
+    </w:p>
+    <w:p>
+      <w:pPr>
+        <w:widowControl/>
+        <w:rPr>
+          <w:rFonts w:ascii="Times New Roman" w:hAnsi="Times New Roman" w:eastAsia="等线" w:cs="宋体"/>
+          <w:sz w:val="24"/>
+          <w:szCs w:val="22"/>
+          <w:lang w:val="en-US" w:eastAsia="en-US" w:bidi="ar-SA"/>
+        </w:rPr>
+      </w:pPr>
+    </w:p>
+    <w:p>
+      <w:pPr>
+        <w:widowControl/>
+        <w:rPr>
+          <w:rFonts w:ascii="Times New Roman" w:hAnsi="Times New Roman" w:eastAsia="等线" w:cs="宋体"/>
+          <w:sz w:val="24"/>
+          <w:szCs w:val="22"/>
+          <w:lang w:val="en-US" w:eastAsia="en-US" w:bidi="ar-SA"/>
+        </w:rPr>
+      </w:pPr>
+    </w:p>
+    <w:p>
+      <w:pPr>
+        <w:widowControl/>
+        <w:rPr>
+          <w:rFonts w:ascii="Times New Roman" w:hAnsi="Times New Roman" w:eastAsia="等线" w:cs="宋体"/>
+          <w:sz w:val="24"/>
+          <w:szCs w:val="22"/>
+          <w:lang w:val="en-US" w:eastAsia="en-US" w:bidi="ar-SA"/>
+        </w:rPr>
+      </w:pPr>
+    </w:p>
+    <w:p>
+      <w:pPr>
+        <w:widowControl/>
+        <w:rPr>
+          <w:rFonts w:ascii="Times New Roman" w:hAnsi="Times New Roman" w:eastAsia="等线" w:cs="宋体"/>
+          <w:sz w:val="24"/>
+          <w:szCs w:val="22"/>
+          <w:lang w:val="en-US" w:eastAsia="en-US" w:bidi="ar-SA"/>
+        </w:rPr>
+      </w:pPr>
+    </w:p>
+    <w:p>
+      <w:pPr>
+        <w:widowControl/>
+        <w:rPr>
+          <w:rFonts w:ascii="Times New Roman" w:hAnsi="Times New Roman" w:eastAsia="等线" w:cs="宋体"/>
+          <w:sz w:val="24"/>
+          <w:szCs w:val="22"/>
+          <w:lang w:val="en-US" w:eastAsia="en-US" w:bidi="ar-SA"/>
+        </w:rPr>
+      </w:pPr>
+    </w:p>
+    <w:p>
+      <w:pPr>
+        <w:widowControl/>
+        <w:rPr>
+          <w:rFonts w:ascii="Times New Roman" w:hAnsi="Times New Roman" w:eastAsia="等线" w:cs="宋体"/>
+          <w:sz w:val="24"/>
+          <w:szCs w:val="22"/>
+          <w:lang w:val="en-US" w:eastAsia="en-US" w:bidi="ar-SA"/>
+        </w:rPr>
+      </w:pPr>
+    </w:p>
+    <w:p>
+      <w:pPr>
+        <w:widowControl/>
+        <w:rPr>
+          <w:rFonts w:ascii="Times New Roman" w:hAnsi="Times New Roman" w:eastAsia="等线" w:cs="宋体"/>
+          <w:sz w:val="24"/>
+          <w:szCs w:val="22"/>
+          <w:lang w:val="en-US" w:eastAsia="en-US" w:bidi="ar-SA"/>
+        </w:rPr>
+      </w:pPr>
+    </w:p>
+    <w:p>
+      <w:pPr>
+        <w:widowControl/>
+        <w:rPr>
+          <w:rFonts w:ascii="Times New Roman" w:hAnsi="Times New Roman" w:eastAsia="等线" w:cs="宋体"/>
+          <w:sz w:val="24"/>
+          <w:szCs w:val="22"/>
+          <w:lang w:val="en-US" w:eastAsia="en-US" w:bidi="ar-SA"/>
+        </w:rPr>
+      </w:pPr>
+    </w:p>
+    <w:p>
+      <w:pPr>
+        <w:widowControl/>
+        <w:rPr>
+          <w:rFonts w:ascii="Times New Roman" w:hAnsi="Times New Roman" w:eastAsia="等线" w:cs="宋体"/>
+          <w:sz w:val="24"/>
+          <w:szCs w:val="22"/>
+          <w:lang w:val="en-US" w:eastAsia="en-US" w:bidi="ar-SA"/>
+        </w:rPr>
+      </w:pPr>
+    </w:p>
+    <w:p>
+      <w:pPr>
+        <w:widowControl/>
+        <w:rPr>
+          <w:rFonts w:ascii="Times New Roman" w:hAnsi="Times New Roman" w:eastAsia="等线" w:cs="宋体"/>
+          <w:sz w:val="24"/>
+          <w:szCs w:val="22"/>
+          <w:lang w:val="en-US" w:eastAsia="en-US" w:bidi="ar-SA"/>
+        </w:rPr>
+      </w:pPr>
+    </w:p>
+    <w:p>
+      <w:pPr>
+        <w:widowControl/>
+        <w:rPr>
+          <w:rFonts w:ascii="Times New Roman" w:hAnsi="Times New Roman" w:eastAsia="等线" w:cs="宋体"/>
+          <w:sz w:val="24"/>
+          <w:szCs w:val="22"/>
+          <w:lang w:val="en-US" w:eastAsia="en-US" w:bidi="ar-SA"/>
+        </w:rPr>
+      </w:pPr>
+    </w:p>
+    <w:p>
+      <w:pPr>
+        <w:widowControl/>
+        <w:rPr>
+          <w:rFonts w:ascii="Times New Roman" w:hAnsi="Times New Roman" w:eastAsia="等线" w:cs="宋体"/>
+          <w:sz w:val="24"/>
+          <w:szCs w:val="22"/>
+          <w:lang w:val="en-US" w:eastAsia="en-US" w:bidi="ar-SA"/>
+        </w:rPr>
+      </w:pPr>
+    </w:p>
+    <w:p>
+      <w:pPr>
+        <w:widowControl/>
+        <w:rPr>
+          <w:rFonts w:ascii="Times New Roman" w:hAnsi="Times New Roman" w:eastAsia="等线" w:cs="宋体"/>
+          <w:sz w:val="24"/>
+          <w:szCs w:val="22"/>
+          <w:lang w:val="en-US" w:eastAsia="en-US" w:bidi="ar-SA"/>
+        </w:rPr>
+      </w:pPr>
+    </w:p>
+    <w:p>
+      <w:pPr>
+        <w:widowControl/>
+        <w:rPr>
+          <w:rFonts w:ascii="Times New Roman" w:hAnsi="Times New Roman" w:eastAsia="等线" w:cs="宋体"/>
+          <w:sz w:val="24"/>
+          <w:szCs w:val="22"/>
+          <w:lang w:val="en-US" w:eastAsia="en-US" w:bidi="ar-SA"/>
+        </w:rPr>
+      </w:pPr>
+    </w:p>
+    <w:p>
+      <w:pPr>
+        <w:widowControl/>
+        <w:rPr>
+          <w:rFonts w:ascii="Times New Roman" w:hAnsi="Times New Roman" w:eastAsia="等线" w:cs="宋体"/>
+          <w:sz w:val="24"/>
+          <w:szCs w:val="22"/>
+          <w:lang w:val="en-US" w:eastAsia="en-US" w:bidi="ar-SA"/>
+        </w:rPr>
+      </w:pPr>
+    </w:p>
+    <w:p>
+      <w:pPr>
+        <w:widowControl/>
+        <w:rPr>
+          <w:rFonts w:ascii="Times New Roman" w:hAnsi="Times New Roman" w:eastAsia="等线" w:cs="宋体"/>
+          <w:sz w:val="24"/>
+          <w:szCs w:val="22"/>
+          <w:lang w:val="en-US" w:eastAsia="en-US" w:bidi="ar-SA"/>
+        </w:rPr>
+      </w:pPr>
+    </w:p>
+    <w:p>
+      <w:pPr>
+        <w:widowControl/>
+        <w:rPr>
+          <w:rFonts w:ascii="Times New Roman" w:hAnsi="Times New Roman" w:eastAsia="等线" w:cs="宋体"/>
+          <w:sz w:val="24"/>
+          <w:szCs w:val="22"/>
+          <w:lang w:val="en-US" w:eastAsia="zh-CN" w:bidi="ar-SA"/>
+        </w:rPr>
+      </w:pPr>
+      <w:r>
+        <w:rPr>
+          <w:rFonts w:ascii="宋体" w:hAnsi="宋体" w:eastAsia="宋体" w:cs="宋体"/>
+          <w:sz w:val="24"/>
+          <w:szCs w:val="24"/>
+          <w:lang w:val="en-US" w:eastAsia="en-US" w:bidi="ar-SA"/>
+        </w:rPr>
+        <w:drawing>
+          <wp:anchor distT="0" distB="0" distL="114935" distR="114935" simplePos="0" relativeHeight="251670528" behindDoc="0" locked="0" layoutInCell="1" allowOverlap="1">
+            <wp:simplePos x="0" y="0"/>
+            <wp:positionH relativeFrom="column">
+              <wp:posOffset>723900</wp:posOffset>
+            </wp:positionH>
+            <wp:positionV relativeFrom="paragraph">
+              <wp:posOffset>76200</wp:posOffset>
+            </wp:positionV>
+            <wp:extent cx="468630" cy="468630"/>
+            <wp:effectExtent l="0" t="0" r="3810" b="3810"/>
+            <wp:wrapNone/>
+            <wp:docPr id="38" name="图片 4" descr="IMG_256"/>
+            <wp:cNvGraphicFramePr>
+              <a:graphicFrameLocks xmlns:a="http://schemas.openxmlformats.org/drawingml/2006/main" noChangeAspect="1"/>
+            </wp:cNvGraphicFramePr>
+            <a:graphic xmlns:a="http://schemas.openxmlformats.org/drawingml/2006/main">
+              <a:graphicData uri="http://schemas.openxmlformats.org/drawingml/2006/picture">
+                <pic:pic xmlns:pic="http://schemas.openxmlformats.org/drawingml/2006/picture">
+                  <pic:nvPicPr>
+                    <pic:cNvPr id="38" name="图片 4" descr="IMG_256"/>
+                    <pic:cNvPicPr>
+                      <a:picLocks noChangeAspect="1"/>
+                    </pic:cNvPicPr>
+                  </pic:nvPicPr>
+                  <pic:blipFill>
+                    <a:blip r:embed="rId14"/>
+                    <a:stretch>
+                      <a:fillRect/>
+                    </a:stretch>
+                  </pic:blipFill>
+                  <pic:spPr>
+                    <a:xfrm>
+                      <a:off x="0" y="0"/>
+                      <a:ext cx="468630" cy="468630"/>
+                    </a:xfrm>
+                    <a:prstGeom prst="rect">
+                      <a:avLst/>
+                    </a:prstGeom>
+                    <a:noFill/>
+                    <a:ln w="9525">
+                      <a:noFill/>
+                    </a:ln>
+                  </pic:spPr>
+                </pic:pic>
+              </a:graphicData>
+            </a:graphic>
+          </wp:anchor>
+        </w:drawing>
+      </w:r>
+      <w:r>
+        <w:rPr>
+          <w:rFonts w:ascii="宋体" w:hAnsi="宋体" w:eastAsia="宋体" w:cs="宋体"/>
+          <w:sz w:val="24"/>
+          <w:szCs w:val="24"/>
+          <w:lang w:val="en-US" w:eastAsia="en-US" w:bidi="ar-SA"/>
+        </w:rPr>
+        <w:drawing>
+          <wp:anchor distT="0" distB="0" distL="114935" distR="114935" simplePos="0" relativeHeight="251669504" behindDoc="0" locked="0" layoutInCell="1" allowOverlap="1">
+            <wp:simplePos x="0" y="0"/>
+            <wp:positionH relativeFrom="column">
+              <wp:posOffset>30480</wp:posOffset>
+            </wp:positionH>
+            <wp:positionV relativeFrom="paragraph">
+              <wp:posOffset>83820</wp:posOffset>
+            </wp:positionV>
+            <wp:extent cx="439420" cy="439420"/>
+            <wp:effectExtent l="0" t="0" r="2540" b="2540"/>
+            <wp:wrapNone/>
+            <wp:docPr id="39" name="图片 3" descr="IMG_256"/>
+            <wp:cNvGraphicFramePr>
+              <a:graphicFrameLocks xmlns:a="http://schemas.openxmlformats.org/drawingml/2006/main" noChangeAspect="1"/>
+            </wp:cNvGraphicFramePr>
+            <a:graphic xmlns:a="http://schemas.openxmlformats.org/drawingml/2006/main">
+              <a:graphicData uri="http://schemas.openxmlformats.org/drawingml/2006/picture">
+                <pic:pic xmlns:pic="http://schemas.openxmlformats.org/drawingml/2006/picture">
+                  <pic:nvPicPr>
+                    <pic:cNvPr id="39" name="图片 3" descr="IMG_256"/>
+                    <pic:cNvPicPr>
+                      <a:picLocks noChangeAspect="1"/>
+                    </pic:cNvPicPr>
+                  </pic:nvPicPr>
+                  <pic:blipFill>
+                    <a:blip r:embed="rId15"/>
+                    <a:stretch>
+                      <a:fillRect/>
+                    </a:stretch>
+                  </pic:blipFill>
+                  <pic:spPr>
+                    <a:xfrm>
+                      <a:off x="0" y="0"/>
+                      <a:ext cx="439420" cy="439420"/>
+                    </a:xfrm>
+                    <a:prstGeom prst="rect">
+                      <a:avLst/>
+                    </a:prstGeom>
+                    <a:noFill/>
+                    <a:ln w="9525">
+                      <a:noFill/>
+                    </a:ln>
+                  </pic:spPr>
+                </pic:pic>
+              </a:graphicData>
+            </a:graphic>
+          </wp:anchor>
+        </w:drawing>
+      </w:r>
+      <w:r>
+        <w:rPr>
+          <w:rFonts w:hint="eastAsia" w:ascii="Times New Roman" w:hAnsi="Times New Roman" w:eastAsia="等线" w:cs="宋体"/>
+          <w:sz w:val="24"/>
+          <w:szCs w:val="22"/>
+          <w:lang w:val="en-US" w:eastAsia="zh-CN" w:bidi="ar-SA"/>
+        </w:rPr>
+        <w:tab/>
+      </w:r>
+      <w:r>
+        <w:rPr>
+          <w:rFonts w:hint="eastAsia" w:ascii="Times New Roman" w:hAnsi="Times New Roman" w:eastAsia="等线" w:cs="宋体"/>
+          <w:sz w:val="24"/>
+          <w:szCs w:val="22"/>
+          <w:lang w:val="en-US" w:eastAsia="zh-CN" w:bidi="ar-SA"/>
+        </w:rPr>
+        <w:tab/>
+      </w:r>
+      <w:r>
+        <w:rPr>
+          <w:rFonts w:hint="eastAsia" w:ascii="Times New Roman" w:hAnsi="Times New Roman" w:eastAsia="等线" w:cs="宋体"/>
+          <w:sz w:val="24"/>
+          <w:szCs w:val="22"/>
+          <w:lang w:val="en-US" w:eastAsia="zh-CN" w:bidi="ar-SA"/>
+        </w:rPr>
+        <w:tab/>
+      </w:r>
+      <w:r>
+        <w:rPr>
+          <w:rFonts w:hint="eastAsia" w:ascii="Times New Roman" w:hAnsi="Times New Roman" w:eastAsia="等线" w:cs="宋体"/>
+          <w:sz w:val="24"/>
+          <w:szCs w:val="22"/>
+          <w:lang w:val="en-US" w:eastAsia="zh-CN" w:bidi="ar-SA"/>
+        </w:rPr>
+        <w:tab/>
+      </w:r>
+      <w:r>
+        <w:rPr>
+          <w:rFonts w:hint="eastAsia" w:ascii="Times New Roman" w:hAnsi="Times New Roman" w:eastAsia="等线" w:cs="宋体"/>
+          <w:sz w:val="24"/>
+          <w:szCs w:val="22"/>
+          <w:lang w:val="en-US" w:eastAsia="zh-CN" w:bidi="ar-SA"/>
+        </w:rPr>
+        <w:tab/>
+      </w:r>
+      <w:r>
+        <w:rPr>
+          <w:rFonts w:hint="eastAsia" w:ascii="Times New Roman" w:hAnsi="Times New Roman" w:eastAsia="等线" w:cs="宋体"/>
+          <w:sz w:val="24"/>
+          <w:szCs w:val="22"/>
+          <w:lang w:val="en-US" w:eastAsia="zh-CN" w:bidi="ar-SA"/>
+        </w:rPr>
+        <w:t xml:space="preserve"> </w:t>
+      </w:r>
+    </w:p>
+    <w:p>
+      <w:pPr>
+        <w:widowControl/>
+        <w:rPr>
+          <w:rFonts w:hint="eastAsia" w:ascii="微软雅黑" w:hAnsi="微软雅黑" w:eastAsia="微软雅黑" w:cs="微软雅黑"/>
+          <w:b/>
+          <w:bCs/>
+          <w:color w:val="61964C"/>
+          <w:sz w:val="20"/>
+          <w:szCs w:val="20"/>
+          <w:lang w:val="en-US" w:eastAsia="zh-CN" w:bidi="ar-SA"/>
+        </w:rPr>
+      </w:pPr>
+    </w:p>
+    <w:p>
+      <w:pPr>
+        <w:keepNext w:val="0"/>
+        <w:keepLines w:val="0"/>
+        <w:pageBreakBefore w:val="0"/>
+        <w:widowControl/>
+        <w:kinsoku/>
+        <w:wordWrap/>
+        <w:overflowPunct/>
+        <w:topLinePunct w:val="0"/>
+        <w:autoSpaceDE/>
+        <w:autoSpaceDN/>
+        <w:bidi w:val="0"/>
+        <w:adjustRightInd/>
+        <w:snapToGrid w:val="0"/>
+        <w:textAlignment w:val="auto"/>
+        <w:rPr>
+          <w:rFonts w:ascii="微软雅黑" w:hAnsi="微软雅黑" w:eastAsia="微软雅黑" w:cs="微软雅黑"/>
+          <w:b/>
+          <w:bCs/>
+          <w:color w:val="61964C"/>
+          <w:sz w:val="20"/>
+          <w:szCs w:val="20"/>
+          <w:lang w:val="en-US" w:eastAsia="zh-CN" w:bidi="ar-SA"/>
+        </w:rPr>
       </w:pPr>
       <w:bookmarkStart w:id="3" w:name="_GoBack"/>
-      <w:bookmarkEnd w:id="3"/>
+      <w:r>
+        <w:rPr>
+          <w:rFonts w:hint="eastAsia" w:ascii="微软雅黑" w:hAnsi="微软雅黑" w:eastAsia="微软雅黑" w:cs="微软雅黑"/>
+          <w:b/>
+          <w:bCs/>
+          <w:color w:val="61964C"/>
+          <w:sz w:val="20"/>
+          <w:szCs w:val="20"/>
+          <w:lang w:val="en-US" w:eastAsia="zh-CN" w:bidi="ar-SA"/>
+        </w:rPr>
+        <w:t xml:space="preserve">诺禾医学   诺禾在线 </w:t>
+      </w:r>
+    </w:p>
+    <w:bookmarkEnd w:id="3"/>
+    <w:p>
+      <w:pPr>
+        <w:widowControl/>
+        <w:rPr>
+          <w:rFonts w:ascii="Times New Roman" w:hAnsi="Times New Roman" w:eastAsia="等线" w:cs="宋体"/>
+          <w:sz w:val="24"/>
+          <w:szCs w:val="22"/>
+          <w:lang w:val="en-US" w:eastAsia="zh-CN" w:bidi="ar-SA"/>
+        </w:rPr>
+      </w:pPr>
+      <w:r>
+        <w:rPr>
+          <w:rFonts w:ascii="Times New Roman" w:hAnsi="Times New Roman" w:eastAsia="等线" w:cs="宋体"/>
+          <w:b/>
+          <w:bCs/>
+          <w:color w:val="61964C"/>
+          <w:sz w:val="28"/>
+          <w:szCs w:val="28"/>
+          <w:lang w:val="en-US" w:eastAsia="en-US" w:bidi="ar-SA"/>
+        </w:rPr>
+        <w:t>www.novogene.com</w:t>
+      </w:r>
+    </w:p>
+    <w:p>
+      <w:pPr>
+        <w:widowControl/>
+        <w:rPr>
+          <w:rFonts w:ascii="微软雅黑" w:hAnsi="微软雅黑" w:eastAsia="微软雅黑" w:cs="微软雅黑"/>
+          <w:b/>
+          <w:bCs/>
+          <w:sz w:val="24"/>
+          <w:szCs w:val="24"/>
+          <w:lang w:val="en-US" w:eastAsia="zh-CN" w:bidi="ar-SA"/>
+        </w:rPr>
+      </w:pPr>
+      <w:r>
+        <w:rPr>
+          <w:rFonts w:hint="eastAsia" w:ascii="微软雅黑" w:hAnsi="微软雅黑" w:eastAsia="微软雅黑" w:cs="微软雅黑"/>
+          <w:color w:val="7F7F7F"/>
+          <w:sz w:val="20"/>
+          <w:szCs w:val="20"/>
+          <w:lang w:val="en-US" w:eastAsia="zh-CN" w:bidi="ar-SA"/>
+        </w:rPr>
+        <w:drawing>
+          <wp:anchor distT="0" distB="0" distL="0" distR="0" simplePos="0" relativeHeight="251668480" behindDoc="1" locked="0" layoutInCell="1" allowOverlap="1">
+            <wp:simplePos x="0" y="0"/>
+            <wp:positionH relativeFrom="column">
+              <wp:posOffset>4900295</wp:posOffset>
+            </wp:positionH>
+            <wp:positionV relativeFrom="paragraph">
+              <wp:posOffset>224790</wp:posOffset>
+            </wp:positionV>
+            <wp:extent cx="1369060" cy="389255"/>
+            <wp:effectExtent l="0" t="0" r="2540" b="6350"/>
+            <wp:wrapNone/>
+            <wp:docPr id="40" name="图片 40" descr="C:\Users\JT\Desktop\2019.3.1-诺禾致源logo-最新版\logo-透明底.pnglogo-透明底"/>
+            <wp:cNvGraphicFramePr>
+              <a:graphicFrameLocks xmlns:a="http://schemas.openxmlformats.org/drawingml/2006/main" noChangeAspect="1"/>
+            </wp:cNvGraphicFramePr>
+            <a:graphic xmlns:a="http://schemas.openxmlformats.org/drawingml/2006/main">
+              <a:graphicData uri="http://schemas.openxmlformats.org/drawingml/2006/picture">
+                <pic:pic xmlns:pic="http://schemas.openxmlformats.org/drawingml/2006/picture">
+                  <pic:nvPicPr>
+                    <pic:cNvPr id="40" name="图片 40" descr="C:\Users\JT\Desktop\2019.3.1-诺禾致源logo-最新版\logo-透明底.pnglogo-透明底"/>
+                    <pic:cNvPicPr>
+                      <a:picLocks noChangeAspect="1"/>
+                    </pic:cNvPicPr>
+                  </pic:nvPicPr>
+                  <pic:blipFill>
+                    <a:blip r:embed="rId16"/>
+                    <a:srcRect/>
+                    <a:stretch>
+                      <a:fillRect/>
+                    </a:stretch>
+                  </pic:blipFill>
+                  <pic:spPr>
+                    <a:xfrm>
+                      <a:off x="0" y="0"/>
+                      <a:ext cx="1369060" cy="389255"/>
+                    </a:xfrm>
+                    <a:prstGeom prst="rect">
+                      <a:avLst/>
+                    </a:prstGeom>
+                  </pic:spPr>
+                </pic:pic>
+              </a:graphicData>
+            </a:graphic>
+          </wp:anchor>
+        </w:drawing>
+      </w:r>
+      <w:r>
+        <w:rPr>
+          <w:rFonts w:hint="eastAsia" w:ascii="微软雅黑" w:hAnsi="微软雅黑" w:eastAsia="微软雅黑" w:cs="微软雅黑"/>
+          <w:b/>
+          <w:bCs/>
+          <w:sz w:val="24"/>
+          <w:szCs w:val="24"/>
+          <w:lang w:val="en-US" w:eastAsia="zh-CN" w:bidi="ar-SA"/>
+        </w:rPr>
+        <w:t>中国 · 美国 · 英国 · 新加坡 · 荷兰 · 日本</w:t>
+      </w:r>
+    </w:p>
+    <w:p>
+      <w:pPr>
+        <w:widowControl/>
+        <w:rPr>
+          <w:rFonts w:ascii="Times New Roman" w:hAnsi="Times New Roman" w:eastAsia="等线" w:cs="宋体"/>
+          <w:sz w:val="22"/>
+          <w:szCs w:val="22"/>
+          <w:lang w:val="en-US" w:eastAsia="zh-CN" w:bidi="ar-SA"/>
+        </w:rPr>
+      </w:pPr>
+      <w:r>
+        <w:rPr>
+          <w:rFonts w:ascii="Times New Roman" w:hAnsi="Times New Roman" w:eastAsia="等线" w:cs="宋体"/>
+          <w:sz w:val="22"/>
+          <w:szCs w:val="22"/>
+          <w:lang w:val="en-US" w:eastAsia="en-US" w:bidi="ar-SA"/>
+        </w:rPr>
+        <w:t>China</w:t>
+      </w:r>
+      <w:r>
+        <w:rPr>
+          <w:rFonts w:hint="eastAsia" w:ascii="Times New Roman" w:hAnsi="Times New Roman" w:eastAsia="等线" w:cs="宋体"/>
+          <w:sz w:val="22"/>
+          <w:szCs w:val="22"/>
+          <w:lang w:val="en-US" w:eastAsia="zh-CN" w:bidi="ar-SA"/>
+        </w:rPr>
+        <w:t xml:space="preserve"> </w:t>
+      </w:r>
+      <w:r>
+        <w:rPr>
+          <w:rFonts w:ascii="Times New Roman" w:hAnsi="Times New Roman" w:eastAsia="等线" w:cs="宋体"/>
+          <w:b/>
+          <w:bCs/>
+          <w:sz w:val="24"/>
+          <w:szCs w:val="24"/>
+          <w:lang w:val="en-US" w:eastAsia="zh-CN" w:bidi="ar-SA"/>
+        </w:rPr>
+        <w:t>·</w:t>
+      </w:r>
+      <w:r>
+        <w:rPr>
+          <w:rFonts w:hint="eastAsia" w:ascii="Times New Roman" w:hAnsi="Times New Roman" w:eastAsia="等线" w:cs="宋体"/>
+          <w:b/>
+          <w:bCs/>
+          <w:sz w:val="24"/>
+          <w:szCs w:val="24"/>
+          <w:lang w:val="en-US" w:eastAsia="zh-CN" w:bidi="ar-SA"/>
+        </w:rPr>
+        <w:t xml:space="preserve"> </w:t>
+      </w:r>
+      <w:r>
+        <w:rPr>
+          <w:rFonts w:ascii="Times New Roman" w:hAnsi="Times New Roman" w:eastAsia="等线" w:cs="宋体"/>
+          <w:sz w:val="22"/>
+          <w:szCs w:val="22"/>
+          <w:lang w:val="en-US" w:eastAsia="en-US" w:bidi="ar-SA"/>
+        </w:rPr>
+        <w:t>USA</w:t>
+      </w:r>
+      <w:r>
+        <w:rPr>
+          <w:rFonts w:hint="eastAsia" w:ascii="Times New Roman" w:hAnsi="Times New Roman" w:eastAsia="等线" w:cs="宋体"/>
+          <w:sz w:val="22"/>
+          <w:szCs w:val="22"/>
+          <w:lang w:val="en-US" w:eastAsia="zh-CN" w:bidi="ar-SA"/>
+        </w:rPr>
+        <w:t xml:space="preserve"> </w:t>
+      </w:r>
+      <w:r>
+        <w:rPr>
+          <w:rFonts w:ascii="Times New Roman" w:hAnsi="Times New Roman" w:eastAsia="等线" w:cs="宋体"/>
+          <w:b/>
+          <w:bCs/>
+          <w:sz w:val="24"/>
+          <w:szCs w:val="24"/>
+          <w:lang w:val="en-US" w:eastAsia="zh-CN" w:bidi="ar-SA"/>
+        </w:rPr>
+        <w:t>·</w:t>
+      </w:r>
+      <w:r>
+        <w:rPr>
+          <w:rFonts w:hint="eastAsia" w:ascii="Times New Roman" w:hAnsi="Times New Roman" w:eastAsia="等线" w:cs="宋体"/>
+          <w:b/>
+          <w:bCs/>
+          <w:sz w:val="24"/>
+          <w:szCs w:val="24"/>
+          <w:lang w:val="en-US" w:eastAsia="zh-CN" w:bidi="ar-SA"/>
+        </w:rPr>
+        <w:t xml:space="preserve"> </w:t>
+      </w:r>
+      <w:r>
+        <w:rPr>
+          <w:rFonts w:ascii="Times New Roman" w:hAnsi="Times New Roman" w:eastAsia="等线" w:cs="宋体"/>
+          <w:sz w:val="22"/>
+          <w:szCs w:val="22"/>
+          <w:lang w:val="en-US" w:eastAsia="en-US" w:bidi="ar-SA"/>
+        </w:rPr>
+        <w:t>UK</w:t>
+      </w:r>
+      <w:r>
+        <w:rPr>
+          <w:rFonts w:hint="eastAsia" w:ascii="Times New Roman" w:hAnsi="Times New Roman" w:eastAsia="等线" w:cs="宋体"/>
+          <w:sz w:val="22"/>
+          <w:szCs w:val="22"/>
+          <w:lang w:val="en-US" w:eastAsia="zh-CN" w:bidi="ar-SA"/>
+        </w:rPr>
+        <w:t xml:space="preserve"> </w:t>
+      </w:r>
+      <w:r>
+        <w:rPr>
+          <w:rFonts w:ascii="Times New Roman" w:hAnsi="Times New Roman" w:eastAsia="等线" w:cs="宋体"/>
+          <w:b/>
+          <w:bCs/>
+          <w:sz w:val="24"/>
+          <w:szCs w:val="24"/>
+          <w:lang w:val="en-US" w:eastAsia="zh-CN" w:bidi="ar-SA"/>
+        </w:rPr>
+        <w:t>·</w:t>
+      </w:r>
+      <w:r>
+        <w:rPr>
+          <w:rFonts w:hint="eastAsia" w:ascii="Times New Roman" w:hAnsi="Times New Roman" w:eastAsia="等线" w:cs="宋体"/>
+          <w:b/>
+          <w:bCs/>
+          <w:sz w:val="24"/>
+          <w:szCs w:val="24"/>
+          <w:lang w:val="en-US" w:eastAsia="zh-CN" w:bidi="ar-SA"/>
+        </w:rPr>
+        <w:t xml:space="preserve"> </w:t>
+      </w:r>
+      <w:r>
+        <w:rPr>
+          <w:rFonts w:ascii="Times New Roman" w:hAnsi="Times New Roman" w:eastAsia="等线" w:cs="宋体"/>
+          <w:sz w:val="22"/>
+          <w:szCs w:val="22"/>
+          <w:lang w:val="en-US" w:eastAsia="en-US" w:bidi="ar-SA"/>
+        </w:rPr>
+        <w:t>Singapore</w:t>
+      </w:r>
+      <w:r>
+        <w:rPr>
+          <w:rFonts w:hint="eastAsia" w:ascii="Times New Roman" w:hAnsi="Times New Roman" w:eastAsia="等线" w:cs="宋体"/>
+          <w:sz w:val="22"/>
+          <w:szCs w:val="22"/>
+          <w:lang w:val="en-US" w:eastAsia="zh-CN" w:bidi="ar-SA"/>
+        </w:rPr>
+        <w:t xml:space="preserve"> </w:t>
+      </w:r>
+      <w:r>
+        <w:rPr>
+          <w:rFonts w:ascii="Times New Roman" w:hAnsi="Times New Roman" w:eastAsia="等线" w:cs="宋体"/>
+          <w:b/>
+          <w:bCs/>
+          <w:sz w:val="24"/>
+          <w:szCs w:val="24"/>
+          <w:lang w:val="en-US" w:eastAsia="zh-CN" w:bidi="ar-SA"/>
+        </w:rPr>
+        <w:t>·</w:t>
+      </w:r>
+      <w:r>
+        <w:rPr>
+          <w:rFonts w:hint="eastAsia" w:ascii="Times New Roman" w:hAnsi="Times New Roman" w:eastAsia="等线" w:cs="宋体"/>
+          <w:b/>
+          <w:bCs/>
+          <w:sz w:val="24"/>
+          <w:szCs w:val="24"/>
+          <w:lang w:val="en-US" w:eastAsia="zh-CN" w:bidi="ar-SA"/>
+        </w:rPr>
+        <w:t xml:space="preserve"> </w:t>
+      </w:r>
+      <w:r>
+        <w:rPr>
+          <w:rFonts w:ascii="Times New Roman" w:hAnsi="Times New Roman" w:eastAsia="等线" w:cs="宋体"/>
+          <w:sz w:val="22"/>
+          <w:szCs w:val="22"/>
+          <w:lang w:val="en-US" w:eastAsia="en-US" w:bidi="ar-SA"/>
+        </w:rPr>
+        <w:t>Netherlands</w:t>
+      </w:r>
+      <w:r>
+        <w:rPr>
+          <w:rFonts w:hint="eastAsia" w:ascii="Times New Roman" w:hAnsi="Times New Roman" w:eastAsia="等线" w:cs="宋体"/>
+          <w:sz w:val="22"/>
+          <w:szCs w:val="22"/>
+          <w:lang w:val="en-US" w:eastAsia="zh-CN" w:bidi="ar-SA"/>
+        </w:rPr>
+        <w:t xml:space="preserve"> </w:t>
+      </w:r>
+      <w:r>
+        <w:rPr>
+          <w:rFonts w:ascii="Times New Roman" w:hAnsi="Times New Roman" w:eastAsia="等线" w:cs="宋体"/>
+          <w:b/>
+          <w:bCs/>
+          <w:sz w:val="24"/>
+          <w:szCs w:val="24"/>
+          <w:lang w:val="en-US" w:eastAsia="zh-CN" w:bidi="ar-SA"/>
+        </w:rPr>
+        <w:t>·</w:t>
+      </w:r>
+      <w:r>
+        <w:rPr>
+          <w:rFonts w:hint="eastAsia" w:ascii="Times New Roman" w:hAnsi="Times New Roman" w:eastAsia="等线" w:cs="宋体"/>
+          <w:b/>
+          <w:bCs/>
+          <w:sz w:val="24"/>
+          <w:szCs w:val="24"/>
+          <w:lang w:val="en-US" w:eastAsia="zh-CN" w:bidi="ar-SA"/>
+        </w:rPr>
+        <w:t xml:space="preserve"> </w:t>
+      </w:r>
+      <w:r>
+        <w:rPr>
+          <w:rFonts w:hint="eastAsia" w:ascii="Times New Roman" w:hAnsi="Times New Roman" w:eastAsia="等线" w:cs="宋体"/>
+          <w:sz w:val="22"/>
+          <w:szCs w:val="22"/>
+          <w:lang w:val="en-US" w:eastAsia="zh-CN" w:bidi="ar-SA"/>
+        </w:rPr>
+        <w:t>J</w:t>
+      </w:r>
+      <w:r>
+        <w:rPr>
+          <w:rFonts w:ascii="Times New Roman" w:hAnsi="Times New Roman" w:eastAsia="等线" w:cs="宋体"/>
+          <w:sz w:val="22"/>
+          <w:szCs w:val="22"/>
+          <w:lang w:val="en-US" w:eastAsia="en-US" w:bidi="ar-SA"/>
+        </w:rPr>
+        <w:t>apan</w:t>
+      </w:r>
     </w:p>
     <w:sectPr>
-      <w:headerReference r:id="rId5" w:type="default"/>
-      <w:footerReference r:id="rId6" w:type="default"/>
-      <w:pgSz w:w="11910" w:h="16840"/>
-      <w:pgMar w:top="1540" w:right="880" w:bottom="920" w:left="1020" w:header="709" w:footer="656" w:gutter="0"/>
-      <w:pgNumType w:fmt="decimal"/>
-      <w:cols w:space="720" w:num="1"/>
+      <w:headerReference r:id="rId7" w:type="default"/>
+      <w:footerReference r:id="rId8" w:type="default"/>
+      <w:pgSz w:w="11906" w:h="16838"/>
+      <w:pgMar w:top="850" w:right="850" w:bottom="850" w:left="850" w:header="851" w:footer="992" w:gutter="0"/>
+      <w:cols w:space="425" w:num="1"/>
+      <w:docGrid w:type="lines" w:linePitch="312" w:charSpace="0"/>
     </w:sectPr>
   </w:body>
 </w:document>
@@ -4708,9 +5671,58 @@
 </w:ftr>
 </file>
 
+<file path=word/footer4.xml><?xml version="1.0" encoding="utf-8"?>
+<w:ftr xmlns:wpc="http://schemas.microsoft.com/office/word/2010/wordprocessingCanvas" xmlns:mc="http://schemas.openxmlformats.org/markup-compatibility/2006" xmlns:o="urn:schemas-microsoft-com:office:office" xmlns:r="http://schemas.openxmlformats.org/officeDocument/2006/relationships" xmlns:m="http://schemas.openxmlformats.org/officeDocument/2006/math" xmlns:v="urn:schemas-microsoft-com:vml" xmlns:wp14="http://schemas.microsoft.com/office/word/2010/wordprocessingDrawing" xmlns:wp="http://schemas.openxmlformats.org/drawingml/2006/wordprocessingDrawing" xmlns:w10="urn:schemas-microsoft-com:office:word" xmlns:w="http://schemas.openxmlformats.org/wordprocessingml/2006/main" xmlns:w14="http://schemas.microsoft.com/office/word/2010/wordml" xmlns:w15="http://schemas.microsoft.com/office/word/2012/wordml" xmlns:wpg="http://schemas.microsoft.com/office/word/2010/wordprocessingGroup" xmlns:wpi="http://schemas.microsoft.com/office/word/2010/wordprocessingInk" xmlns:wne="http://schemas.microsoft.com/office/word/2006/wordml" xmlns:wps="http://schemas.microsoft.com/office/word/2010/wordprocessingShape" xmlns:wpsCustomData="http://www.wps.cn/officeDocument/2013/wpsCustomData" mc:Ignorable="w14 w15 wp14">
+  <w:p>
+    <w:pPr>
+      <w:widowControl w:val="0"/>
+      <w:tabs>
+        <w:tab w:val="center" w:pos="4153"/>
+        <w:tab w:val="right" w:pos="8306"/>
+      </w:tabs>
+      <w:snapToGrid w:val="0"/>
+      <w:rPr>
+        <w:rFonts w:ascii="宋体" w:hAnsi="宋体" w:eastAsia="宋体" w:cs="宋体"/>
+        <w:sz w:val="18"/>
+        <w:szCs w:val="18"/>
+        <w:lang w:val="en-US" w:eastAsia="en-US" w:bidi="ar-SA"/>
+      </w:rPr>
+    </w:pPr>
+  </w:p>
+</w:ftr>
+</file>
+
 <file path=word/header1.xml><?xml version="1.0" encoding="utf-8"?>
 <w:hdr xmlns:wpc="http://schemas.microsoft.com/office/word/2010/wordprocessingCanvas" xmlns:mc="http://schemas.openxmlformats.org/markup-compatibility/2006" xmlns:o="urn:schemas-microsoft-com:office:office" xmlns:r="http://schemas.openxmlformats.org/officeDocument/2006/relationships" xmlns:m="http://schemas.openxmlformats.org/officeDocument/2006/math" xmlns:v="urn:schemas-microsoft-com:vml" xmlns:wp14="http://schemas.microsoft.com/office/word/2010/wordprocessingDrawing" xmlns:wp="http://schemas.openxmlformats.org/drawingml/2006/wordprocessingDrawing" xmlns:w10="urn:schemas-microsoft-com:office:word" xmlns:w="http://schemas.openxmlformats.org/wordprocessingml/2006/main" xmlns:w14="http://schemas.microsoft.com/office/word/2010/wordml" xmlns:w15="http://schemas.microsoft.com/office/word/2012/wordml" xmlns:wpg="http://schemas.microsoft.com/office/word/2010/wordprocessingGroup" xmlns:wpi="http://schemas.microsoft.com/office/word/2010/wordprocessingInk" xmlns:wne="http://schemas.microsoft.com/office/word/2006/wordml" xmlns:wps="http://schemas.microsoft.com/office/word/2010/wordprocessingShape" xmlns:wpsCustomData="http://www.wps.cn/officeDocument/2013/wpsCustomData" mc:Ignorable="w14 w15 wp14">
   <w:p/>
+</w:hdr>
+</file>
+
+<file path=word/header2.xml><?xml version="1.0" encoding="utf-8"?>
+<w:hdr xmlns:wpc="http://schemas.microsoft.com/office/word/2010/wordprocessingCanvas" xmlns:mc="http://schemas.openxmlformats.org/markup-compatibility/2006" xmlns:o="urn:schemas-microsoft-com:office:office" xmlns:r="http://schemas.openxmlformats.org/officeDocument/2006/relationships" xmlns:m="http://schemas.openxmlformats.org/officeDocument/2006/math" xmlns:v="urn:schemas-microsoft-com:vml" xmlns:wp14="http://schemas.microsoft.com/office/word/2010/wordprocessingDrawing" xmlns:wp="http://schemas.openxmlformats.org/drawingml/2006/wordprocessingDrawing" xmlns:w10="urn:schemas-microsoft-com:office:word" xmlns:w="http://schemas.openxmlformats.org/wordprocessingml/2006/main" xmlns:w14="http://schemas.microsoft.com/office/word/2010/wordml" xmlns:w15="http://schemas.microsoft.com/office/word/2012/wordml" xmlns:wpg="http://schemas.microsoft.com/office/word/2010/wordprocessingGroup" xmlns:wpi="http://schemas.microsoft.com/office/word/2010/wordprocessingInk" xmlns:wne="http://schemas.microsoft.com/office/word/2006/wordml" xmlns:wps="http://schemas.microsoft.com/office/word/2010/wordprocessingShape" xmlns:wpsCustomData="http://www.wps.cn/officeDocument/2013/wpsCustomData" mc:Ignorable="w14 w15 wp14">
+  <w:p>
+    <w:pPr>
+      <w:widowControl w:val="0"/>
+      <w:pBdr>
+        <w:top w:val="none" w:color="auto" w:sz="0" w:space="1"/>
+        <w:left w:val="none" w:color="auto" w:sz="0" w:space="4"/>
+        <w:bottom w:val="none" w:color="auto" w:sz="0" w:space="1"/>
+        <w:right w:val="none" w:color="auto" w:sz="0" w:space="4"/>
+      </w:pBdr>
+      <w:tabs>
+        <w:tab w:val="center" w:pos="4153"/>
+        <w:tab w:val="right" w:pos="8306"/>
+      </w:tabs>
+      <w:snapToGrid w:val="0"/>
+      <w:jc w:val="right"/>
+      <w:rPr>
+        <w:rFonts w:ascii="宋体" w:hAnsi="宋体" w:eastAsia="宋体" w:cs="宋体"/>
+        <w:sz w:val="18"/>
+        <w:szCs w:val="22"/>
+        <w:lang w:val="en-US" w:eastAsia="zh-CN" w:bidi="ar-SA"/>
+      </w:rPr>
+    </w:pPr>
+  </w:p>
 </w:hdr>
 </file>
 
@@ -8639,20 +9651,10 @@
 </s:customData>
 </file>
 
-<file path=customXml/item2.xml><?xml version="1.0" encoding="utf-8"?>
-<b:Sources xmlns:b="http://schemas.openxmlformats.org/officeDocument/2006/bibliography" xmlns="http://schemas.openxmlformats.org/officeDocument/2006/bibliography" SelectedStyle="\APASixthEditionOfficeOnline.xsl" StyleName="APA" Version="6"/>
-</file>
-
 <file path=customXml/itemProps1.xml><?xml version="1.0" encoding="utf-8"?>
 <ds:datastoreItem xmlns:ds="http://schemas.openxmlformats.org/officeDocument/2006/customXml" ds:itemID="{B1977F7D-205B-4081-913C-38D41E755F92}">
   <ds:schemaRefs>
     <ds:schemaRef ds:uri="http://www.wps.cn/officeDocument/2013/wpsCustomData"/>
   </ds:schemaRefs>
 </ds:datastoreItem>
-</file>
-
-<file path=customXml/itemProps2.xml><?xml version="1.0" encoding="utf-8"?>
-<ds:datastoreItem xmlns:ds="http://schemas.openxmlformats.org/officeDocument/2006/customXml" ds:itemID="{F038BA1D-7FE2-4AB1-B6F4-63FFBFC82E84}">
-  <ds:schemaRefs/>
-</ds:datastoreItem>
 </file>
--- a/WebContent/docx/PD-L1检测报告.docx
+++ b/WebContent/docx/PD-L1检测报告.docx
@@ -459,9 +459,9 @@
           <w:sz w:val="48"/>
         </w:rPr>
       </w:pPr>
-      <w:bookmarkStart w:id="0" w:name="_Toc500164193"/>
+      <w:bookmarkStart w:id="0" w:name="_Toc500263098"/>
       <w:bookmarkStart w:id="1" w:name="_Toc500163468"/>
-      <w:bookmarkStart w:id="2" w:name="_Toc500263098"/>
+      <w:bookmarkStart w:id="2" w:name="_Toc500164193"/>
     </w:p>
     <w:p>
       <w:pPr>
@@ -2352,9 +2352,9 @@
         </w:tblCellMar>
       </w:tblPr>
       <w:tblGrid>
-        <w:gridCol w:w="3402"/>
-        <w:gridCol w:w="963"/>
-        <w:gridCol w:w="2223"/>
+        <w:gridCol w:w="3139"/>
+        <w:gridCol w:w="888"/>
+        <w:gridCol w:w="2561"/>
         <w:gridCol w:w="3118"/>
       </w:tblGrid>
       <w:tr>
@@ -2379,7 +2379,7 @@
         </w:trPr>
         <w:tc>
           <w:tcPr>
-            <w:tcW w:w="3402" w:type="dxa"/>
+            <w:tcW w:w="3139" w:type="dxa"/>
             <w:tcBorders>
               <w:top w:val="nil"/>
               <w:left w:val="nil"/>
@@ -2409,15 +2409,26 @@
                 <w:szCs w:val="16"/>
                 <w:lang w:bidi="ar"/>
               </w:rPr>
-              <w:t>检测人：</w:t>
+              <w:t>检测</w:t>
+            </w:r>
+            <w:r>
+              <w:rPr>
+                <w:rFonts w:hint="eastAsia" w:ascii="微软雅黑" w:hAnsi="微软雅黑" w:eastAsia="微软雅黑" w:cs="Times New Roman"/>
+                <w:b/>
+                <w:color w:val="000000"/>
+                <w:sz w:val="16"/>
+                <w:szCs w:val="16"/>
+                <w:lang w:bidi="ar"/>
+              </w:rPr>
+              <w:t>人：</w:t>
             </w:r>
             <w:r>
               <w:rPr>
                 <w:rFonts w:hint="eastAsia" w:ascii="Calibri" w:hAnsi="Calibri" w:eastAsia="宋体" w:cs="Times New Roman"/>
                 <w:b/>
                 <w:color w:val="000000"/>
-                <w:sz w:val="18"/>
-                <w:szCs w:val="18"/>
+                <w:sz w:val="16"/>
+                <w:szCs w:val="16"/>
                 <w:lang w:bidi="ar"/>
               </w:rPr>
               <w:t>{{</w:t>
@@ -2427,19 +2438,32 @@
                 <w:rFonts w:ascii="Calibri" w:hAnsi="Calibri" w:eastAsia="宋体" w:cs="Times New Roman"/>
                 <w:b/>
                 <w:color w:val="000000"/>
-                <w:sz w:val="18"/>
-                <w:szCs w:val="18"/>
+                <w:sz w:val="16"/>
+                <w:szCs w:val="16"/>
                 <w:lang w:bidi="ar"/>
               </w:rPr>
-              <w:t xml:space="preserve"> PDInfo</w:t>
+              <w:t xml:space="preserve"> PDI</w:t>
+            </w:r>
+            <w:bookmarkStart w:id="3" w:name="_GoBack"/>
+            <w:bookmarkEnd w:id="3"/>
+            <w:r>
+              <w:rPr>
+                <w:rFonts w:ascii="Calibri" w:hAnsi="Calibri" w:eastAsia="宋体" w:cs="Times New Roman"/>
+                <w:b/>
+                <w:color w:val="000000"/>
+                <w:sz w:val="16"/>
+                <w:szCs w:val="16"/>
+                <w:lang w:bidi="ar"/>
+              </w:rPr>
+              <w:t>nfo</w:t>
             </w:r>
             <w:r>
               <w:rPr>
                 <w:rFonts w:hint="eastAsia" w:ascii="Calibri" w:hAnsi="Calibri" w:eastAsia="宋体" w:cs="Times New Roman"/>
                 <w:b/>
                 <w:color w:val="000000"/>
-                <w:sz w:val="18"/>
-                <w:szCs w:val="18"/>
+                <w:sz w:val="16"/>
+                <w:szCs w:val="16"/>
                 <w:lang w:bidi="ar"/>
               </w:rPr>
               <w:t>.</w:t>
@@ -2449,8 +2473,8 @@
                 <w:rFonts w:ascii="Calibri" w:hAnsi="Calibri" w:eastAsia="宋体" w:cs="Times New Roman"/>
                 <w:b/>
                 <w:color w:val="000000"/>
-                <w:sz w:val="18"/>
-                <w:szCs w:val="18"/>
+                <w:sz w:val="16"/>
+                <w:szCs w:val="16"/>
                 <w:lang w:bidi="ar"/>
               </w:rPr>
               <w:t>reporter</w:t>
@@ -2460,8 +2484,8 @@
                 <w:rFonts w:hint="eastAsia" w:ascii="Calibri" w:hAnsi="Calibri" w:eastAsia="宋体" w:cs="Times New Roman"/>
                 <w:b/>
                 <w:color w:val="000000"/>
-                <w:sz w:val="18"/>
-                <w:szCs w:val="18"/>
+                <w:sz w:val="16"/>
+                <w:szCs w:val="16"/>
                 <w:lang w:bidi="ar"/>
               </w:rPr>
               <w:t xml:space="preserve"> }}</w:t>
@@ -2470,7 +2494,7 @@
         </w:tc>
         <w:tc>
           <w:tcPr>
-            <w:tcW w:w="963" w:type="dxa"/>
+            <w:tcW w:w="888" w:type="dxa"/>
             <w:tcBorders>
               <w:top w:val="nil"/>
               <w:left w:val="nil"/>
@@ -2497,15 +2521,26 @@
                 <w:color w:val="000000"/>
                 <w:sz w:val="16"/>
                 <w:szCs w:val="16"/>
+                <w:lang w:val="en-US" w:eastAsia="zh-CN" w:bidi="ar"/>
+              </w:rPr>
+              <w:t>复核人</w:t>
+            </w:r>
+            <w:r>
+              <w:rPr>
+                <w:rFonts w:hint="eastAsia" w:ascii="微软雅黑" w:hAnsi="微软雅黑" w:eastAsia="微软雅黑" w:cs="Arial"/>
+                <w:b/>
+                <w:color w:val="000000"/>
+                <w:sz w:val="16"/>
+                <w:szCs w:val="16"/>
                 <w:lang w:bidi="ar"/>
               </w:rPr>
-              <w:t>审核医生：</w:t>
+              <w:t>：</w:t>
             </w:r>
           </w:p>
         </w:tc>
         <w:tc>
           <w:tcPr>
-            <w:tcW w:w="2223" w:type="dxa"/>
+            <w:tcW w:w="2561" w:type="dxa"/>
             <w:tcBorders>
               <w:top w:val="nil"/>
               <w:left w:val="nil"/>
@@ -2516,17 +2551,30 @@
           </w:tcPr>
           <w:p>
             <w:pPr>
-              <w:jc w:val="center"/>
+              <w:jc w:val="left"/>
             </w:pPr>
             <w:r>
               <w:rPr>
-                <w:rFonts w:ascii="Calibri" w:hAnsi="Calibri" w:eastAsia="宋体" w:cs="Arial"/>
+                <w:rFonts w:hint="eastAsia" w:ascii="微软雅黑" w:hAnsi="微软雅黑" w:eastAsia="微软雅黑" w:cs="Arial"/>
+                <w:b/>
+                <w:color w:val="000000"/>
+                <w:sz w:val="16"/>
+                <w:szCs w:val="16"/>
+                <w:lang w:val="en-US" w:eastAsia="zh-CN" w:bidi="ar"/>
               </w:rPr>
               <w:drawing>
-                <wp:inline distT="0" distB="0" distL="114300" distR="114300">
-                  <wp:extent cx="579120" cy="243840"/>
-                  <wp:effectExtent l="0" t="0" r="0" b="0"/>
-                  <wp:docPr id="7" name="Picture 6"/>
+                <wp:anchor distT="0" distB="0" distL="114300" distR="114300" simplePos="0" relativeHeight="251671552" behindDoc="0" locked="0" layoutInCell="1" allowOverlap="1">
+                  <wp:simplePos x="0" y="0"/>
+                  <wp:positionH relativeFrom="column">
+                    <wp:posOffset>772160</wp:posOffset>
+                  </wp:positionH>
+                  <wp:positionV relativeFrom="paragraph">
+                    <wp:posOffset>-84455</wp:posOffset>
+                  </wp:positionV>
+                  <wp:extent cx="495935" cy="280670"/>
+                  <wp:effectExtent l="0" t="0" r="0" b="9525"/>
+                  <wp:wrapNone/>
+                  <wp:docPr id="8" name="图片 8" descr="王建丽"/>
                   <wp:cNvGraphicFramePr>
                     <a:graphicFrameLocks xmlns:a="http://schemas.openxmlformats.org/drawingml/2006/main" noChangeAspect="1"/>
                   </wp:cNvGraphicFramePr>
@@ -2534,13 +2582,27 @@
                     <a:graphicData uri="http://schemas.openxmlformats.org/drawingml/2006/picture">
                       <pic:pic xmlns:pic="http://schemas.openxmlformats.org/drawingml/2006/picture">
                         <pic:nvPicPr>
-                          <pic:cNvPr id="7" name="Picture 6"/>
+                          <pic:cNvPr id="8" name="图片 8" descr="王建丽"/>
                           <pic:cNvPicPr>
                             <a:picLocks noChangeAspect="1"/>
                           </pic:cNvPicPr>
                         </pic:nvPicPr>
                         <pic:blipFill>
-                          <a:blip r:embed="rId12"/>
+                          <a:blip r:embed="rId12">
+                            <a:clrChange>
+                              <a:clrFrom>
+                                <a:srgbClr val="FFFFFF">
+                                  <a:alpha val="100000"/>
+                                </a:srgbClr>
+                              </a:clrFrom>
+                              <a:clrTo>
+                                <a:srgbClr val="FFFFFF">
+                                  <a:alpha val="100000"/>
+                                  <a:alpha val="0"/>
+                                </a:srgbClr>
+                              </a:clrTo>
+                            </a:clrChange>
+                          </a:blip>
                           <a:stretch>
                             <a:fillRect/>
                           </a:stretch>
@@ -2548,21 +2610,28 @@
                         <pic:spPr>
                           <a:xfrm>
                             <a:off x="0" y="0"/>
-                            <a:ext cx="579120" cy="243840"/>
+                            <a:ext cx="495935" cy="280670"/>
                           </a:xfrm>
                           <a:prstGeom prst="rect">
                             <a:avLst/>
                           </a:prstGeom>
-                          <a:noFill/>
-                          <a:ln>
-                            <a:noFill/>
-                          </a:ln>
                         </pic:spPr>
                       </pic:pic>
                     </a:graphicData>
                   </a:graphic>
-                </wp:inline>
+                </wp:anchor>
               </w:drawing>
+            </w:r>
+            <w:r>
+              <w:rPr>
+                <w:rFonts w:hint="eastAsia" w:ascii="微软雅黑" w:hAnsi="微软雅黑" w:eastAsia="微软雅黑" w:cs="Arial"/>
+                <w:b/>
+                <w:color w:val="000000"/>
+                <w:sz w:val="16"/>
+                <w:szCs w:val="16"/>
+                <w:lang w:val="en-US" w:eastAsia="zh-CN" w:bidi="ar"/>
+              </w:rPr>
+              <w:t>临检所复核人，</w:t>
             </w:r>
           </w:p>
         </w:tc>
@@ -3684,6 +3753,12 @@
             <w:insideH w:val="single" w:color="62B541" w:sz="4" w:space="0"/>
             <w:insideV w:val="single" w:color="62B541" w:sz="4" w:space="0"/>
           </w:tblBorders>
+          <w:tblCellMar>
+            <w:top w:w="0" w:type="dxa"/>
+            <w:left w:w="0" w:type="dxa"/>
+            <w:bottom w:w="0" w:type="dxa"/>
+            <w:right w:w="0" w:type="dxa"/>
+          </w:tblCellMar>
         </w:tblPrEx>
         <w:trPr>
           <w:trHeight w:val="510" w:hRule="atLeast"/>
@@ -4923,7 +4998,6 @@
           <w:lang w:val="en-US" w:eastAsia="zh-CN" w:bidi="ar-SA"/>
         </w:rPr>
       </w:pPr>
-      <w:bookmarkStart w:id="3" w:name="_GoBack"/>
       <w:r>
         <w:rPr>
           <w:rFonts w:hint="eastAsia" w:ascii="微软雅黑" w:hAnsi="微软雅黑" w:eastAsia="微软雅黑" w:cs="微软雅黑"/>
@@ -4937,7 +5011,6 @@
         <w:t xml:space="preserve">诺禾医学   诺禾在线 </w:t>
       </w:r>
     </w:p>
-    <w:bookmarkEnd w:id="3"/>
     <w:p>
       <w:pPr>
         <w:widowControl/>

--- a/WebContent/docx/PD-L1检测报告.docx
+++ b/WebContent/docx/PD-L1检测报告.docx
@@ -459,9 +459,9 @@
           <w:sz w:val="48"/>
         </w:rPr>
       </w:pPr>
-      <w:bookmarkStart w:id="0" w:name="_Toc500263098"/>
-      <w:bookmarkStart w:id="1" w:name="_Toc500163468"/>
-      <w:bookmarkStart w:id="2" w:name="_Toc500164193"/>
+      <w:bookmarkStart w:id="0" w:name="_Toc500163468"/>
+      <w:bookmarkStart w:id="1" w:name="_Toc500164193"/>
+      <w:bookmarkStart w:id="2" w:name="_Toc500263098"/>
     </w:p>
     <w:p>
       <w:pPr>
@@ -2409,18 +2409,7 @@
                 <w:szCs w:val="16"/>
                 <w:lang w:bidi="ar"/>
               </w:rPr>
-              <w:t>检测</w:t>
-            </w:r>
-            <w:r>
-              <w:rPr>
-                <w:rFonts w:hint="eastAsia" w:ascii="微软雅黑" w:hAnsi="微软雅黑" w:eastAsia="微软雅黑" w:cs="Times New Roman"/>
-                <w:b/>
-                <w:color w:val="000000"/>
-                <w:sz w:val="16"/>
-                <w:szCs w:val="16"/>
-                <w:lang w:bidi="ar"/>
-              </w:rPr>
-              <w:t>人：</w:t>
+              <w:t>检测人：</w:t>
             </w:r>
             <w:r>
               <w:rPr>
@@ -2442,20 +2431,7 @@
                 <w:szCs w:val="16"/>
                 <w:lang w:bidi="ar"/>
               </w:rPr>
-              <w:t xml:space="preserve"> PDI</w:t>
-            </w:r>
-            <w:bookmarkStart w:id="3" w:name="_GoBack"/>
-            <w:bookmarkEnd w:id="3"/>
-            <w:r>
-              <w:rPr>
-                <w:rFonts w:ascii="Calibri" w:hAnsi="Calibri" w:eastAsia="宋体" w:cs="Times New Roman"/>
-                <w:b/>
-                <w:color w:val="000000"/>
-                <w:sz w:val="16"/>
-                <w:szCs w:val="16"/>
-                <w:lang w:bidi="ar"/>
-              </w:rPr>
-              <w:t>nfo</w:t>
+              <w:t xml:space="preserve"> PDInfo</w:t>
             </w:r>
             <w:r>
               <w:rPr>
@@ -2553,6 +2529,7 @@
             <w:pPr>
               <w:jc w:val="left"/>
             </w:pPr>
+            <w:bookmarkStart w:id="3" w:name="_GoBack"/>
             <w:r>
               <w:rPr>
                 <w:rFonts w:hint="eastAsia" w:ascii="微软雅黑" w:hAnsi="微软雅黑" w:eastAsia="微软雅黑" w:cs="Arial"/>
@@ -2566,10 +2543,10 @@
                 <wp:anchor distT="0" distB="0" distL="114300" distR="114300" simplePos="0" relativeHeight="251671552" behindDoc="0" locked="0" layoutInCell="1" allowOverlap="1">
                   <wp:simplePos x="0" y="0"/>
                   <wp:positionH relativeFrom="column">
-                    <wp:posOffset>772160</wp:posOffset>
+                    <wp:posOffset>-35560</wp:posOffset>
                   </wp:positionH>
                   <wp:positionV relativeFrom="paragraph">
-                    <wp:posOffset>-84455</wp:posOffset>
+                    <wp:posOffset>-119380</wp:posOffset>
                   </wp:positionV>
                   <wp:extent cx="495935" cy="280670"/>
                   <wp:effectExtent l="0" t="0" r="0" b="9525"/>
@@ -2622,17 +2599,7 @@
                 </wp:anchor>
               </w:drawing>
             </w:r>
-            <w:r>
-              <w:rPr>
-                <w:rFonts w:hint="eastAsia" w:ascii="微软雅黑" w:hAnsi="微软雅黑" w:eastAsia="微软雅黑" w:cs="Arial"/>
-                <w:b/>
-                <w:color w:val="000000"/>
-                <w:sz w:val="16"/>
-                <w:szCs w:val="16"/>
-                <w:lang w:val="en-US" w:eastAsia="zh-CN" w:bidi="ar"/>
-              </w:rPr>
-              <w:t>临检所复核人，</w:t>
-            </w:r>
+            <w:bookmarkEnd w:id="3"/>
           </w:p>
         </w:tc>
         <w:tc>

--- a/WebContent/docx/PD-L1检测报告.docx
+++ b/WebContent/docx/PD-L1检测报告.docx
@@ -459,8 +459,8 @@
           <w:sz w:val="48"/>
         </w:rPr>
       </w:pPr>
-      <w:bookmarkStart w:id="0" w:name="_Toc500163468"/>
-      <w:bookmarkStart w:id="1" w:name="_Toc500164193"/>
+      <w:bookmarkStart w:id="0" w:name="_Toc500164193"/>
+      <w:bookmarkStart w:id="1" w:name="_Toc500163468"/>
       <w:bookmarkStart w:id="2" w:name="_Toc500263098"/>
     </w:p>
     <w:p>
@@ -968,12 +968,6 @@
             <w:insideH w:val="single" w:color="62B541" w:sz="4" w:space="0"/>
             <w:insideV w:val="single" w:color="62B541" w:sz="4" w:space="0"/>
           </w:tblBorders>
-          <w:tblCellMar>
-            <w:top w:w="0" w:type="dxa"/>
-            <w:left w:w="108" w:type="dxa"/>
-            <w:bottom w:w="0" w:type="dxa"/>
-            <w:right w:w="108" w:type="dxa"/>
-          </w:tblCellMar>
         </w:tblPrEx>
         <w:trPr>
           <w:jc w:val="center"/>
@@ -2529,7 +2523,6 @@
             <w:pPr>
               <w:jc w:val="left"/>
             </w:pPr>
-            <w:bookmarkStart w:id="3" w:name="_GoBack"/>
             <w:r>
               <w:rPr>
                 <w:rFonts w:hint="eastAsia" w:ascii="微软雅黑" w:hAnsi="微软雅黑" w:eastAsia="微软雅黑" w:cs="Arial"/>
@@ -2540,7 +2533,7 @@
                 <w:lang w:val="en-US" w:eastAsia="zh-CN" w:bidi="ar"/>
               </w:rPr>
               <w:drawing>
-                <wp:anchor distT="0" distB="0" distL="114300" distR="114300" simplePos="0" relativeHeight="251671552" behindDoc="0" locked="0" layoutInCell="1" allowOverlap="1">
+                <wp:anchor distT="0" distB="0" distL="114300" distR="114300" simplePos="0" relativeHeight="251668480" behindDoc="0" locked="0" layoutInCell="1" allowOverlap="1">
                   <wp:simplePos x="0" y="0"/>
                   <wp:positionH relativeFrom="column">
                     <wp:posOffset>-35560</wp:posOffset>
@@ -2599,7 +2592,6 @@
                 </wp:anchor>
               </w:drawing>
             </w:r>
-            <w:bookmarkEnd w:id="3"/>
           </w:p>
         </w:tc>
         <w:tc>
@@ -4357,13 +4349,14 @@
     <w:p>
       <w:pPr>
         <w:widowControl/>
+        <w:jc w:val="left"/>
         <w:rPr>
           <w:rFonts w:ascii="Times New Roman" w:hAnsi="Times New Roman" w:eastAsia="微软雅黑" w:cs="Times New Roman"/>
           <w:b/>
           <w:bCs/>
+          <w:kern w:val="0"/>
           <w:sz w:val="24"/>
-          <w:szCs w:val="22"/>
-          <w:lang w:val="en-US" w:eastAsia="zh-CN" w:bidi="ar-SA"/>
+          <w:lang w:eastAsia="zh-CN"/>
         </w:rPr>
       </w:pPr>
       <w:r>
@@ -4371,9 +4364,9 @@
           <w:rFonts w:hint="eastAsia" w:ascii="Times New Roman" w:hAnsi="Times New Roman" w:eastAsia="微软雅黑" w:cs="Times New Roman"/>
           <w:b/>
           <w:bCs/>
+          <w:kern w:val="0"/>
           <w:sz w:val="24"/>
-          <w:szCs w:val="22"/>
-          <w:lang w:val="en-US" w:eastAsia="zh-CN" w:bidi="ar-SA"/>
+          <w:lang w:eastAsia="zh-CN"/>
         </w:rPr>
         <w:t>广州诺禾医学检验实验室</w:t>
       </w:r>
@@ -4381,19 +4374,20 @@
     <w:p>
       <w:pPr>
         <w:widowControl/>
+        <w:jc w:val="left"/>
         <w:rPr>
           <w:rFonts w:ascii="Times New Roman" w:hAnsi="Times New Roman" w:eastAsia="微软雅黑" w:cs="Times New Roman"/>
+          <w:kern w:val="0"/>
           <w:sz w:val="24"/>
-          <w:szCs w:val="22"/>
-          <w:lang w:val="en-US" w:eastAsia="zh-CN" w:bidi="ar-SA"/>
+          <w:lang w:eastAsia="zh-CN"/>
         </w:rPr>
       </w:pPr>
       <w:r>
         <w:rPr>
           <w:rFonts w:hint="eastAsia" w:ascii="Times New Roman" w:hAnsi="Times New Roman" w:eastAsia="微软雅黑" w:cs="Times New Roman"/>
+          <w:kern w:val="0"/>
           <w:sz w:val="24"/>
-          <w:szCs w:val="22"/>
-          <w:lang w:val="en-US" w:eastAsia="zh-CN" w:bidi="ar-SA"/>
+          <w:lang w:eastAsia="zh-CN"/>
         </w:rPr>
         <w:t>广州市黄埔区开源大道11号C6栋702室</w:t>
       </w:r>
@@ -4401,26 +4395,28 @@
     <w:p>
       <w:pPr>
         <w:widowControl/>
+        <w:jc w:val="left"/>
         <w:rPr>
           <w:rFonts w:ascii="Times New Roman" w:hAnsi="Times New Roman" w:eastAsia="微软雅黑" w:cs="Times New Roman"/>
           <w:b/>
           <w:bCs/>
+          <w:kern w:val="0"/>
           <w:sz w:val="24"/>
-          <w:szCs w:val="22"/>
-          <w:lang w:val="en-US" w:eastAsia="zh-CN" w:bidi="ar-SA"/>
+          <w:lang w:eastAsia="zh-CN"/>
         </w:rPr>
       </w:pPr>
     </w:p>
     <w:p>
       <w:pPr>
         <w:widowControl/>
+        <w:jc w:val="left"/>
         <w:rPr>
           <w:rFonts w:ascii="Times New Roman" w:hAnsi="Times New Roman" w:eastAsia="微软雅黑" w:cs="Times New Roman"/>
           <w:b/>
           <w:bCs/>
+          <w:kern w:val="0"/>
           <w:sz w:val="24"/>
-          <w:szCs w:val="22"/>
-          <w:lang w:val="en-US" w:eastAsia="zh-CN" w:bidi="ar-SA"/>
+          <w:lang w:eastAsia="zh-CN"/>
         </w:rPr>
       </w:pPr>
       <w:r>
@@ -4428,9 +4424,9 @@
           <w:rFonts w:hint="eastAsia" w:ascii="Times New Roman" w:hAnsi="Times New Roman" w:eastAsia="微软雅黑" w:cs="Times New Roman"/>
           <w:b/>
           <w:bCs/>
+          <w:kern w:val="0"/>
           <w:sz w:val="24"/>
-          <w:szCs w:val="22"/>
-          <w:lang w:val="en-US" w:eastAsia="zh-CN" w:bidi="ar-SA"/>
+          <w:lang w:eastAsia="zh-CN"/>
         </w:rPr>
         <w:t>上海诺禾医学检验实验室</w:t>
       </w:r>
@@ -4438,19 +4434,20 @@
     <w:p>
       <w:pPr>
         <w:widowControl/>
+        <w:jc w:val="left"/>
         <w:rPr>
           <w:rFonts w:ascii="Times New Roman" w:hAnsi="Times New Roman" w:eastAsia="微软雅黑" w:cs="Times New Roman"/>
+          <w:kern w:val="0"/>
           <w:sz w:val="24"/>
-          <w:szCs w:val="22"/>
-          <w:lang w:val="en-US" w:eastAsia="zh-CN" w:bidi="ar-SA"/>
+          <w:lang w:eastAsia="zh-CN"/>
         </w:rPr>
       </w:pPr>
       <w:r>
         <w:rPr>
           <w:rFonts w:hint="eastAsia" w:ascii="Times New Roman" w:hAnsi="Times New Roman" w:eastAsia="微软雅黑" w:cs="Times New Roman"/>
+          <w:kern w:val="0"/>
           <w:sz w:val="24"/>
-          <w:szCs w:val="22"/>
-          <w:lang w:val="en-US" w:eastAsia="zh-CN" w:bidi="ar-SA"/>
+          <w:lang w:eastAsia="zh-CN"/>
         </w:rPr>
         <w:t>上海市闵行区绿洲环路396弄9号201室</w:t>
       </w:r>
@@ -4458,26 +4455,28 @@
     <w:p>
       <w:pPr>
         <w:widowControl/>
+        <w:jc w:val="left"/>
         <w:rPr>
           <w:rFonts w:ascii="Times New Roman" w:hAnsi="Times New Roman" w:eastAsia="微软雅黑" w:cs="Times New Roman"/>
           <w:b/>
           <w:bCs/>
+          <w:kern w:val="0"/>
           <w:sz w:val="24"/>
-          <w:szCs w:val="22"/>
-          <w:lang w:val="en-US" w:eastAsia="zh-CN" w:bidi="ar-SA"/>
+          <w:lang w:eastAsia="zh-CN"/>
         </w:rPr>
       </w:pPr>
     </w:p>
     <w:p>
       <w:pPr>
         <w:widowControl/>
+        <w:jc w:val="left"/>
         <w:rPr>
           <w:rFonts w:ascii="Times New Roman" w:hAnsi="Times New Roman" w:eastAsia="微软雅黑" w:cs="Times New Roman"/>
           <w:b/>
           <w:bCs/>
+          <w:kern w:val="0"/>
           <w:sz w:val="24"/>
-          <w:szCs w:val="22"/>
-          <w:lang w:val="en-US" w:eastAsia="zh-CN" w:bidi="ar-SA"/>
+          <w:lang w:eastAsia="zh-CN"/>
         </w:rPr>
       </w:pPr>
       <w:r>
@@ -4485,9 +4484,9 @@
           <w:rFonts w:hint="eastAsia" w:ascii="Times New Roman" w:hAnsi="Times New Roman" w:eastAsia="微软雅黑" w:cs="Times New Roman"/>
           <w:b/>
           <w:bCs/>
+          <w:kern w:val="0"/>
           <w:sz w:val="24"/>
-          <w:szCs w:val="22"/>
-          <w:lang w:val="en-US" w:eastAsia="zh-CN" w:bidi="ar-SA"/>
+          <w:lang w:eastAsia="zh-CN"/>
         </w:rPr>
         <w:t>天津诺禾医学检验实验室</w:t>
       </w:r>
@@ -4495,19 +4494,20 @@
     <w:p>
       <w:pPr>
         <w:widowControl/>
+        <w:jc w:val="left"/>
         <w:rPr>
           <w:rFonts w:ascii="Times New Roman" w:hAnsi="Times New Roman" w:eastAsia="微软雅黑" w:cs="Times New Roman"/>
+          <w:kern w:val="0"/>
           <w:sz w:val="24"/>
-          <w:szCs w:val="22"/>
-          <w:lang w:val="en-US" w:eastAsia="zh-CN" w:bidi="ar-SA"/>
+          <w:lang w:eastAsia="zh-CN"/>
         </w:rPr>
       </w:pPr>
       <w:r>
         <w:rPr>
           <w:rFonts w:hint="eastAsia" w:ascii="Times New Roman" w:hAnsi="Times New Roman" w:eastAsia="微软雅黑" w:cs="Times New Roman"/>
+          <w:kern w:val="0"/>
           <w:sz w:val="24"/>
-          <w:szCs w:val="22"/>
-          <w:lang w:val="en-US" w:eastAsia="zh-CN" w:bidi="ar-SA"/>
+          <w:lang w:eastAsia="zh-CN"/>
         </w:rPr>
         <w:t>天津市武清区创业总部基地B07</w:t>
       </w:r>
@@ -4515,32 +4515,34 @@
     <w:p>
       <w:pPr>
         <w:widowControl/>
+        <w:jc w:val="left"/>
         <w:rPr>
           <w:rFonts w:ascii="Times New Roman" w:hAnsi="Times New Roman" w:eastAsia="微软雅黑" w:cs="Times New Roman"/>
           <w:b/>
           <w:bCs/>
+          <w:kern w:val="0"/>
           <w:sz w:val="24"/>
-          <w:szCs w:val="22"/>
-          <w:lang w:val="en-US" w:eastAsia="zh-CN" w:bidi="ar-SA"/>
+          <w:lang w:eastAsia="zh-CN"/>
         </w:rPr>
       </w:pPr>
     </w:p>
     <w:p>
       <w:pPr>
         <w:widowControl/>
+        <w:jc w:val="left"/>
         <w:rPr>
           <w:rFonts w:ascii="Times New Roman" w:hAnsi="Times New Roman" w:eastAsia="等线" w:cs="宋体"/>
+          <w:kern w:val="0"/>
           <w:sz w:val="24"/>
-          <w:szCs w:val="22"/>
-          <w:lang w:val="en-US" w:eastAsia="en-US" w:bidi="ar-SA"/>
+          <w:lang w:eastAsia="en-US"/>
         </w:rPr>
       </w:pPr>
       <w:r>
         <w:rPr>
           <w:rFonts w:hint="eastAsia" w:ascii="Times New Roman" w:hAnsi="Times New Roman" w:eastAsia="微软雅黑" w:cs="Times New Roman"/>
+          <w:kern w:val="0"/>
           <w:sz w:val="24"/>
-          <w:szCs w:val="22"/>
-          <w:lang w:val="en-US" w:eastAsia="zh-CN" w:bidi="ar-SA"/>
+          <w:lang w:eastAsia="zh-CN"/>
         </w:rPr>
         <w:t>T.020-32038634</w:t>
       </w:r>
@@ -4548,223 +4550,246 @@
     <w:p>
       <w:pPr>
         <w:widowControl/>
+        <w:jc w:val="left"/>
         <w:rPr>
           <w:rFonts w:ascii="Times New Roman" w:hAnsi="Times New Roman" w:eastAsia="等线" w:cs="宋体"/>
+          <w:kern w:val="0"/>
           <w:sz w:val="24"/>
-          <w:szCs w:val="22"/>
-          <w:lang w:val="en-US" w:eastAsia="en-US" w:bidi="ar-SA"/>
+          <w:lang w:eastAsia="en-US"/>
         </w:rPr>
       </w:pPr>
     </w:p>
     <w:p>
       <w:pPr>
         <w:widowControl/>
+        <w:jc w:val="left"/>
         <w:rPr>
           <w:rFonts w:ascii="Times New Roman" w:hAnsi="Times New Roman" w:eastAsia="等线" w:cs="宋体"/>
           <w:b/>
           <w:bCs/>
           <w:color w:val="61964C"/>
+          <w:kern w:val="0"/>
           <w:sz w:val="28"/>
           <w:szCs w:val="28"/>
-          <w:lang w:val="en-US" w:eastAsia="en-US" w:bidi="ar-SA"/>
+          <w:lang w:eastAsia="en-US"/>
         </w:rPr>
       </w:pPr>
     </w:p>
     <w:p>
       <w:pPr>
         <w:widowControl/>
+        <w:jc w:val="left"/>
         <w:rPr>
           <w:rFonts w:ascii="Times New Roman" w:hAnsi="Times New Roman" w:eastAsia="等线" w:cs="宋体"/>
+          <w:kern w:val="0"/>
           <w:sz w:val="24"/>
-          <w:szCs w:val="22"/>
-          <w:lang w:val="en-US" w:eastAsia="en-US" w:bidi="ar-SA"/>
+          <w:lang w:eastAsia="en-US"/>
         </w:rPr>
       </w:pPr>
     </w:p>
     <w:p>
       <w:pPr>
         <w:widowControl/>
+        <w:jc w:val="left"/>
         <w:rPr>
           <w:rFonts w:ascii="Times New Roman" w:hAnsi="Times New Roman" w:eastAsia="等线" w:cs="宋体"/>
+          <w:kern w:val="0"/>
           <w:sz w:val="24"/>
-          <w:szCs w:val="22"/>
-          <w:lang w:val="en-US" w:eastAsia="en-US" w:bidi="ar-SA"/>
+          <w:lang w:eastAsia="en-US"/>
         </w:rPr>
       </w:pPr>
     </w:p>
     <w:p>
       <w:pPr>
         <w:widowControl/>
+        <w:jc w:val="left"/>
         <w:rPr>
           <w:rFonts w:ascii="Times New Roman" w:hAnsi="Times New Roman" w:eastAsia="等线" w:cs="宋体"/>
+          <w:kern w:val="0"/>
           <w:sz w:val="24"/>
-          <w:szCs w:val="22"/>
-          <w:lang w:val="en-US" w:eastAsia="en-US" w:bidi="ar-SA"/>
+          <w:lang w:eastAsia="en-US"/>
         </w:rPr>
       </w:pPr>
     </w:p>
     <w:p>
       <w:pPr>
         <w:widowControl/>
+        <w:jc w:val="left"/>
         <w:rPr>
           <w:rFonts w:ascii="Times New Roman" w:hAnsi="Times New Roman" w:eastAsia="等线" w:cs="宋体"/>
+          <w:kern w:val="0"/>
           <w:sz w:val="24"/>
-          <w:szCs w:val="22"/>
-          <w:lang w:val="en-US" w:eastAsia="en-US" w:bidi="ar-SA"/>
+          <w:lang w:eastAsia="en-US"/>
         </w:rPr>
       </w:pPr>
     </w:p>
     <w:p>
       <w:pPr>
         <w:widowControl/>
+        <w:jc w:val="left"/>
         <w:rPr>
           <w:rFonts w:ascii="Times New Roman" w:hAnsi="Times New Roman" w:eastAsia="等线" w:cs="宋体"/>
+          <w:kern w:val="0"/>
           <w:sz w:val="24"/>
-          <w:szCs w:val="22"/>
-          <w:lang w:val="en-US" w:eastAsia="en-US" w:bidi="ar-SA"/>
+          <w:lang w:eastAsia="en-US"/>
         </w:rPr>
       </w:pPr>
     </w:p>
     <w:p>
       <w:pPr>
         <w:widowControl/>
+        <w:jc w:val="left"/>
         <w:rPr>
           <w:rFonts w:ascii="Times New Roman" w:hAnsi="Times New Roman" w:eastAsia="等线" w:cs="宋体"/>
+          <w:kern w:val="0"/>
           <w:sz w:val="24"/>
-          <w:szCs w:val="22"/>
-          <w:lang w:val="en-US" w:eastAsia="en-US" w:bidi="ar-SA"/>
+          <w:lang w:eastAsia="en-US"/>
         </w:rPr>
       </w:pPr>
     </w:p>
     <w:p>
       <w:pPr>
         <w:widowControl/>
+        <w:jc w:val="left"/>
         <w:rPr>
           <w:rFonts w:ascii="Times New Roman" w:hAnsi="Times New Roman" w:eastAsia="等线" w:cs="宋体"/>
+          <w:kern w:val="0"/>
           <w:sz w:val="24"/>
-          <w:szCs w:val="22"/>
-          <w:lang w:val="en-US" w:eastAsia="en-US" w:bidi="ar-SA"/>
+          <w:lang w:eastAsia="en-US"/>
         </w:rPr>
       </w:pPr>
     </w:p>
     <w:p>
       <w:pPr>
         <w:widowControl/>
+        <w:jc w:val="left"/>
         <w:rPr>
           <w:rFonts w:ascii="Times New Roman" w:hAnsi="Times New Roman" w:eastAsia="等线" w:cs="宋体"/>
+          <w:kern w:val="0"/>
           <w:sz w:val="24"/>
-          <w:szCs w:val="22"/>
-          <w:lang w:val="en-US" w:eastAsia="en-US" w:bidi="ar-SA"/>
+          <w:lang w:eastAsia="en-US"/>
         </w:rPr>
       </w:pPr>
     </w:p>
     <w:p>
       <w:pPr>
         <w:widowControl/>
+        <w:jc w:val="left"/>
         <w:rPr>
           <w:rFonts w:ascii="Times New Roman" w:hAnsi="Times New Roman" w:eastAsia="等线" w:cs="宋体"/>
+          <w:kern w:val="0"/>
           <w:sz w:val="24"/>
-          <w:szCs w:val="22"/>
-          <w:lang w:val="en-US" w:eastAsia="en-US" w:bidi="ar-SA"/>
+          <w:lang w:eastAsia="en-US"/>
         </w:rPr>
       </w:pPr>
     </w:p>
     <w:p>
       <w:pPr>
         <w:widowControl/>
+        <w:jc w:val="left"/>
         <w:rPr>
           <w:rFonts w:ascii="Times New Roman" w:hAnsi="Times New Roman" w:eastAsia="等线" w:cs="宋体"/>
+          <w:kern w:val="0"/>
           <w:sz w:val="24"/>
-          <w:szCs w:val="22"/>
-          <w:lang w:val="en-US" w:eastAsia="en-US" w:bidi="ar-SA"/>
+          <w:lang w:eastAsia="en-US"/>
         </w:rPr>
       </w:pPr>
     </w:p>
     <w:p>
       <w:pPr>
         <w:widowControl/>
+        <w:jc w:val="left"/>
         <w:rPr>
           <w:rFonts w:ascii="Times New Roman" w:hAnsi="Times New Roman" w:eastAsia="等线" w:cs="宋体"/>
+          <w:kern w:val="0"/>
           <w:sz w:val="24"/>
-          <w:szCs w:val="22"/>
-          <w:lang w:val="en-US" w:eastAsia="en-US" w:bidi="ar-SA"/>
+          <w:lang w:eastAsia="en-US"/>
         </w:rPr>
       </w:pPr>
     </w:p>
     <w:p>
       <w:pPr>
         <w:widowControl/>
+        <w:jc w:val="left"/>
         <w:rPr>
           <w:rFonts w:ascii="Times New Roman" w:hAnsi="Times New Roman" w:eastAsia="等线" w:cs="宋体"/>
+          <w:kern w:val="0"/>
           <w:sz w:val="24"/>
-          <w:szCs w:val="22"/>
-          <w:lang w:val="en-US" w:eastAsia="en-US" w:bidi="ar-SA"/>
+          <w:lang w:eastAsia="en-US"/>
         </w:rPr>
       </w:pPr>
     </w:p>
     <w:p>
       <w:pPr>
         <w:widowControl/>
+        <w:jc w:val="left"/>
         <w:rPr>
           <w:rFonts w:ascii="Times New Roman" w:hAnsi="Times New Roman" w:eastAsia="等线" w:cs="宋体"/>
+          <w:kern w:val="0"/>
           <w:sz w:val="24"/>
-          <w:szCs w:val="22"/>
-          <w:lang w:val="en-US" w:eastAsia="en-US" w:bidi="ar-SA"/>
+          <w:lang w:eastAsia="en-US"/>
         </w:rPr>
       </w:pPr>
     </w:p>
     <w:p>
       <w:pPr>
         <w:widowControl/>
+        <w:jc w:val="left"/>
         <w:rPr>
           <w:rFonts w:ascii="Times New Roman" w:hAnsi="Times New Roman" w:eastAsia="等线" w:cs="宋体"/>
+          <w:kern w:val="0"/>
           <w:sz w:val="24"/>
-          <w:szCs w:val="22"/>
-          <w:lang w:val="en-US" w:eastAsia="en-US" w:bidi="ar-SA"/>
+          <w:lang w:eastAsia="en-US"/>
         </w:rPr>
       </w:pPr>
     </w:p>
     <w:p>
       <w:pPr>
         <w:widowControl/>
+        <w:jc w:val="left"/>
         <w:rPr>
           <w:rFonts w:ascii="Times New Roman" w:hAnsi="Times New Roman" w:eastAsia="等线" w:cs="宋体"/>
+          <w:kern w:val="0"/>
           <w:sz w:val="24"/>
-          <w:szCs w:val="22"/>
-          <w:lang w:val="en-US" w:eastAsia="en-US" w:bidi="ar-SA"/>
+          <w:lang w:eastAsia="en-US"/>
         </w:rPr>
       </w:pPr>
     </w:p>
     <w:p>
       <w:pPr>
+        <w:keepNext w:val="0"/>
+        <w:keepLines w:val="0"/>
+        <w:pageBreakBefore w:val="0"/>
         <w:widowControl/>
+        <w:kinsoku/>
+        <w:wordWrap/>
+        <w:overflowPunct/>
+        <w:topLinePunct w:val="0"/>
+        <w:autoSpaceDE/>
+        <w:autoSpaceDN/>
+        <w:bidi w:val="0"/>
+        <w:adjustRightInd/>
+        <w:snapToGrid/>
+        <w:jc w:val="left"/>
+        <w:textAlignment w:val="auto"/>
         <w:rPr>
           <w:rFonts w:ascii="Times New Roman" w:hAnsi="Times New Roman" w:eastAsia="等线" w:cs="宋体"/>
+          <w:kern w:val="0"/>
           <w:sz w:val="24"/>
-          <w:szCs w:val="22"/>
-          <w:lang w:val="en-US" w:eastAsia="en-US" w:bidi="ar-SA"/>
+          <w:lang w:eastAsia="zh-CN"/>
         </w:rPr>
       </w:pPr>
-    </w:p>
-    <w:p>
-      <w:pPr>
-        <w:widowControl/>
-        <w:rPr>
-          <w:rFonts w:ascii="Times New Roman" w:hAnsi="Times New Roman" w:eastAsia="等线" w:cs="宋体"/>
-          <w:sz w:val="24"/>
-          <w:szCs w:val="22"/>
-          <w:lang w:val="en-US" w:eastAsia="zh-CN" w:bidi="ar-SA"/>
-        </w:rPr>
-      </w:pPr>
+      <w:bookmarkStart w:id="3" w:name="_GoBack"/>
       <w:r>
         <w:rPr>
           <w:rFonts w:ascii="宋体" w:hAnsi="宋体" w:eastAsia="宋体" w:cs="宋体"/>
+          <w:kern w:val="0"/>
           <w:sz w:val="24"/>
           <w:szCs w:val="24"/>
-          <w:lang w:val="en-US" w:eastAsia="en-US" w:bidi="ar-SA"/>
+          <w:lang w:eastAsia="en-US"/>
         </w:rPr>
         <w:drawing>
-          <wp:anchor distT="0" distB="0" distL="114935" distR="114935" simplePos="0" relativeHeight="251670528" behindDoc="0" locked="0" layoutInCell="1" allowOverlap="1">
+          <wp:anchor distT="0" distB="0" distL="114935" distR="114935" simplePos="0" relativeHeight="251671552" behindDoc="0" locked="0" layoutInCell="1" allowOverlap="1">
             <wp:simplePos x="0" y="0"/>
             <wp:positionH relativeFrom="column">
               <wp:posOffset>723900</wp:posOffset>
@@ -4775,7 +4800,7 @@
             <wp:extent cx="468630" cy="468630"/>
             <wp:effectExtent l="0" t="0" r="3810" b="3810"/>
             <wp:wrapNone/>
-            <wp:docPr id="38" name="图片 4" descr="IMG_256"/>
+            <wp:docPr id="7" name="图片 4" descr="IMG_256"/>
             <wp:cNvGraphicFramePr>
               <a:graphicFrameLocks xmlns:a="http://schemas.openxmlformats.org/drawingml/2006/main" noChangeAspect="1"/>
             </wp:cNvGraphicFramePr>
@@ -4783,7 +4808,7 @@
               <a:graphicData uri="http://schemas.openxmlformats.org/drawingml/2006/picture">
                 <pic:pic xmlns:pic="http://schemas.openxmlformats.org/drawingml/2006/picture">
                   <pic:nvPicPr>
-                    <pic:cNvPr id="38" name="图片 4" descr="IMG_256"/>
+                    <pic:cNvPr id="7" name="图片 4" descr="IMG_256"/>
                     <pic:cNvPicPr>
                       <a:picLocks noChangeAspect="1"/>
                     </pic:cNvPicPr>
@@ -4816,12 +4841,13 @@
       <w:r>
         <w:rPr>
           <w:rFonts w:ascii="宋体" w:hAnsi="宋体" w:eastAsia="宋体" w:cs="宋体"/>
+          <w:kern w:val="0"/>
           <w:sz w:val="24"/>
           <w:szCs w:val="24"/>
-          <w:lang w:val="en-US" w:eastAsia="en-US" w:bidi="ar-SA"/>
+          <w:lang w:eastAsia="en-US"/>
         </w:rPr>
         <w:drawing>
-          <wp:anchor distT="0" distB="0" distL="114935" distR="114935" simplePos="0" relativeHeight="251669504" behindDoc="0" locked="0" layoutInCell="1" allowOverlap="1">
+          <wp:anchor distT="0" distB="0" distL="114935" distR="114935" simplePos="0" relativeHeight="251670528" behindDoc="0" locked="0" layoutInCell="1" allowOverlap="1">
             <wp:simplePos x="0" y="0"/>
             <wp:positionH relativeFrom="column">
               <wp:posOffset>30480</wp:posOffset>
@@ -4832,7 +4858,7 @@
             <wp:extent cx="439420" cy="439420"/>
             <wp:effectExtent l="0" t="0" r="2540" b="2540"/>
             <wp:wrapNone/>
-            <wp:docPr id="39" name="图片 3" descr="IMG_256"/>
+            <wp:docPr id="13" name="图片 3" descr="IMG_256"/>
             <wp:cNvGraphicFramePr>
               <a:graphicFrameLocks xmlns:a="http://schemas.openxmlformats.org/drawingml/2006/main" noChangeAspect="1"/>
             </wp:cNvGraphicFramePr>
@@ -4840,7 +4866,7 @@
               <a:graphicData uri="http://schemas.openxmlformats.org/drawingml/2006/picture">
                 <pic:pic xmlns:pic="http://schemas.openxmlformats.org/drawingml/2006/picture">
                   <pic:nvPicPr>
-                    <pic:cNvPr id="39" name="图片 3" descr="IMG_256"/>
+                    <pic:cNvPr id="13" name="图片 3" descr="IMG_256"/>
                     <pic:cNvPicPr>
                       <a:picLocks noChangeAspect="1"/>
                     </pic:cNvPicPr>
@@ -4873,119 +4899,142 @@
       <w:r>
         <w:rPr>
           <w:rFonts w:hint="eastAsia" w:ascii="Times New Roman" w:hAnsi="Times New Roman" w:eastAsia="等线" w:cs="宋体"/>
+          <w:kern w:val="0"/>
           <w:sz w:val="24"/>
-          <w:szCs w:val="22"/>
-          <w:lang w:val="en-US" w:eastAsia="zh-CN" w:bidi="ar-SA"/>
+          <w:lang w:eastAsia="zh-CN"/>
         </w:rPr>
         <w:tab/>
       </w:r>
       <w:r>
         <w:rPr>
           <w:rFonts w:hint="eastAsia" w:ascii="Times New Roman" w:hAnsi="Times New Roman" w:eastAsia="等线" w:cs="宋体"/>
+          <w:kern w:val="0"/>
           <w:sz w:val="24"/>
-          <w:szCs w:val="22"/>
-          <w:lang w:val="en-US" w:eastAsia="zh-CN" w:bidi="ar-SA"/>
+          <w:lang w:eastAsia="zh-CN"/>
         </w:rPr>
         <w:tab/>
       </w:r>
       <w:r>
         <w:rPr>
           <w:rFonts w:hint="eastAsia" w:ascii="Times New Roman" w:hAnsi="Times New Roman" w:eastAsia="等线" w:cs="宋体"/>
+          <w:kern w:val="0"/>
           <w:sz w:val="24"/>
-          <w:szCs w:val="22"/>
-          <w:lang w:val="en-US" w:eastAsia="zh-CN" w:bidi="ar-SA"/>
+          <w:lang w:eastAsia="zh-CN"/>
         </w:rPr>
         <w:tab/>
       </w:r>
       <w:r>
         <w:rPr>
           <w:rFonts w:hint="eastAsia" w:ascii="Times New Roman" w:hAnsi="Times New Roman" w:eastAsia="等线" w:cs="宋体"/>
+          <w:kern w:val="0"/>
           <w:sz w:val="24"/>
-          <w:szCs w:val="22"/>
-          <w:lang w:val="en-US" w:eastAsia="zh-CN" w:bidi="ar-SA"/>
+          <w:lang w:eastAsia="zh-CN"/>
         </w:rPr>
         <w:tab/>
       </w:r>
       <w:r>
         <w:rPr>
           <w:rFonts w:hint="eastAsia" w:ascii="Times New Roman" w:hAnsi="Times New Roman" w:eastAsia="等线" w:cs="宋体"/>
+          <w:kern w:val="0"/>
           <w:sz w:val="24"/>
-          <w:szCs w:val="22"/>
-          <w:lang w:val="en-US" w:eastAsia="zh-CN" w:bidi="ar-SA"/>
+          <w:lang w:eastAsia="zh-CN"/>
         </w:rPr>
         <w:tab/>
       </w:r>
+      <w:bookmarkEnd w:id="3"/>
       <w:r>
         <w:rPr>
           <w:rFonts w:hint="eastAsia" w:ascii="Times New Roman" w:hAnsi="Times New Roman" w:eastAsia="等线" w:cs="宋体"/>
+          <w:kern w:val="0"/>
           <w:sz w:val="24"/>
-          <w:szCs w:val="22"/>
-          <w:lang w:val="en-US" w:eastAsia="zh-CN" w:bidi="ar-SA"/>
+          <w:lang w:eastAsia="zh-CN"/>
         </w:rPr>
         <w:t xml:space="preserve"> </w:t>
+      </w:r>
+      <w:r>
+        <w:rPr>
+          <w:rFonts w:ascii="Times New Roman" w:hAnsi="Times New Roman" w:eastAsia="等线" w:cs="宋体"/>
+          <w:kern w:val="0"/>
+          <w:sz w:val="24"/>
+          <w:lang w:eastAsia="zh-CN"/>
+        </w:rPr>
+        <w:t>{{ summaryOfRresults.binary | ci(</w:t>
+      </w:r>
+      <w:r>
+        <w:rPr>
+          <w:rFonts w:hint="eastAsia" w:ascii="Times New Roman" w:hAnsi="Times New Roman" w:eastAsia="等线" w:cs="宋体"/>
+          <w:kern w:val="0"/>
+          <w:sz w:val="24"/>
+          <w:lang w:eastAsia="zh-CN"/>
+        </w:rPr>
+        <w:t>35.4</w:t>
+      </w:r>
+      <w:r>
+        <w:rPr>
+          <w:rFonts w:ascii="Times New Roman" w:hAnsi="Times New Roman" w:eastAsia="等线" w:cs="宋体"/>
+          <w:kern w:val="0"/>
+          <w:sz w:val="24"/>
+          <w:lang w:eastAsia="zh-CN"/>
+        </w:rPr>
+        <w:t>,</w:t>
+      </w:r>
+      <w:r>
+        <w:rPr>
+          <w:rFonts w:hint="eastAsia" w:ascii="Times New Roman" w:hAnsi="Times New Roman" w:eastAsia="等线" w:cs="宋体"/>
+          <w:kern w:val="0"/>
+          <w:sz w:val="24"/>
+          <w:lang w:eastAsia="zh-CN"/>
+        </w:rPr>
+        <w:t>35.4</w:t>
+      </w:r>
+      <w:r>
+        <w:rPr>
+          <w:rFonts w:ascii="Times New Roman" w:hAnsi="Times New Roman" w:eastAsia="等线" w:cs="宋体"/>
+          <w:kern w:val="0"/>
+          <w:sz w:val="24"/>
+          <w:lang w:eastAsia="zh-CN"/>
+        </w:rPr>
+        <w:t>) }}</w:t>
       </w:r>
     </w:p>
     <w:p>
       <w:pPr>
         <w:widowControl/>
+        <w:jc w:val="left"/>
+        <w:rPr>
+          <w:rFonts w:ascii="微软雅黑" w:hAnsi="微软雅黑" w:eastAsia="微软雅黑" w:cs="微软雅黑"/>
+          <w:b/>
+          <w:bCs/>
+          <w:color w:val="61964C"/>
+          <w:kern w:val="0"/>
+          <w:sz w:val="20"/>
+          <w:szCs w:val="20"/>
+          <w:lang w:eastAsia="zh-CN"/>
+        </w:rPr>
+      </w:pPr>
+      <w:r>
         <w:rPr>
           <w:rFonts w:hint="eastAsia" w:ascii="微软雅黑" w:hAnsi="微软雅黑" w:eastAsia="微软雅黑" w:cs="微软雅黑"/>
           <w:b/>
           <w:bCs/>
           <w:color w:val="61964C"/>
+          <w:kern w:val="0"/>
           <w:sz w:val="20"/>
           <w:szCs w:val="20"/>
-          <w:lang w:val="en-US" w:eastAsia="zh-CN" w:bidi="ar-SA"/>
-        </w:rPr>
-      </w:pPr>
-    </w:p>
-    <w:p>
-      <w:pPr>
-        <w:keepNext w:val="0"/>
-        <w:keepLines w:val="0"/>
-        <w:pageBreakBefore w:val="0"/>
-        <w:widowControl/>
-        <w:kinsoku/>
-        <w:wordWrap/>
-        <w:overflowPunct/>
-        <w:topLinePunct w:val="0"/>
-        <w:autoSpaceDE/>
-        <w:autoSpaceDN/>
-        <w:bidi w:val="0"/>
-        <w:adjustRightInd/>
-        <w:snapToGrid w:val="0"/>
-        <w:textAlignment w:val="auto"/>
-        <w:rPr>
-          <w:rFonts w:ascii="微软雅黑" w:hAnsi="微软雅黑" w:eastAsia="微软雅黑" w:cs="微软雅黑"/>
-          <w:b/>
-          <w:bCs/>
-          <w:color w:val="61964C"/>
-          <w:sz w:val="20"/>
-          <w:szCs w:val="20"/>
-          <w:lang w:val="en-US" w:eastAsia="zh-CN" w:bidi="ar-SA"/>
-        </w:rPr>
-      </w:pPr>
-      <w:r>
-        <w:rPr>
-          <w:rFonts w:hint="eastAsia" w:ascii="微软雅黑" w:hAnsi="微软雅黑" w:eastAsia="微软雅黑" w:cs="微软雅黑"/>
-          <w:b/>
-          <w:bCs/>
-          <w:color w:val="61964C"/>
-          <w:sz w:val="20"/>
-          <w:szCs w:val="20"/>
-          <w:lang w:val="en-US" w:eastAsia="zh-CN" w:bidi="ar-SA"/>
-        </w:rPr>
-        <w:t xml:space="preserve">诺禾医学   诺禾在线 </w:t>
+          <w:lang w:eastAsia="zh-CN"/>
+        </w:rPr>
+        <w:t>诺禾医学   诺禾在线   扫码认证</w:t>
       </w:r>
     </w:p>
     <w:p>
       <w:pPr>
         <w:widowControl/>
+        <w:jc w:val="left"/>
         <w:rPr>
           <w:rFonts w:ascii="Times New Roman" w:hAnsi="Times New Roman" w:eastAsia="等线" w:cs="宋体"/>
+          <w:kern w:val="0"/>
           <w:sz w:val="24"/>
-          <w:szCs w:val="22"/>
-          <w:lang w:val="en-US" w:eastAsia="zh-CN" w:bidi="ar-SA"/>
+          <w:lang w:eastAsia="zh-CN"/>
         </w:rPr>
       </w:pPr>
       <w:r>
@@ -4994,9 +5043,10 @@
           <w:b/>
           <w:bCs/>
           <w:color w:val="61964C"/>
+          <w:kern w:val="0"/>
           <w:sz w:val="28"/>
           <w:szCs w:val="28"/>
-          <w:lang w:val="en-US" w:eastAsia="en-US" w:bidi="ar-SA"/>
+          <w:lang w:eastAsia="en-US"/>
         </w:rPr>
         <w:t>www.novogene.com</w:t>
       </w:r>
@@ -5004,25 +5054,28 @@
     <w:p>
       <w:pPr>
         <w:widowControl/>
+        <w:jc w:val="left"/>
         <w:rPr>
           <w:rFonts w:ascii="微软雅黑" w:hAnsi="微软雅黑" w:eastAsia="微软雅黑" w:cs="微软雅黑"/>
           <w:b/>
           <w:bCs/>
+          <w:kern w:val="0"/>
           <w:sz w:val="24"/>
           <w:szCs w:val="24"/>
-          <w:lang w:val="en-US" w:eastAsia="zh-CN" w:bidi="ar-SA"/>
+          <w:lang w:eastAsia="zh-CN"/>
         </w:rPr>
       </w:pPr>
       <w:r>
         <w:rPr>
           <w:rFonts w:hint="eastAsia" w:ascii="微软雅黑" w:hAnsi="微软雅黑" w:eastAsia="微软雅黑" w:cs="微软雅黑"/>
           <w:color w:val="7F7F7F"/>
+          <w:kern w:val="0"/>
           <w:sz w:val="20"/>
           <w:szCs w:val="20"/>
-          <w:lang w:val="en-US" w:eastAsia="zh-CN" w:bidi="ar-SA"/>
+          <w:lang w:eastAsia="zh-CN"/>
         </w:rPr>
         <w:drawing>
-          <wp:anchor distT="0" distB="0" distL="0" distR="0" simplePos="0" relativeHeight="251668480" behindDoc="1" locked="0" layoutInCell="1" allowOverlap="1">
+          <wp:anchor distT="0" distB="0" distL="0" distR="0" simplePos="0" relativeHeight="251669504" behindDoc="1" locked="0" layoutInCell="1" allowOverlap="1">
             <wp:simplePos x="0" y="0"/>
             <wp:positionH relativeFrom="column">
               <wp:posOffset>4900295</wp:posOffset>
@@ -5033,7 +5086,7 @@
             <wp:extent cx="1369060" cy="389255"/>
             <wp:effectExtent l="0" t="0" r="2540" b="6350"/>
             <wp:wrapNone/>
-            <wp:docPr id="40" name="图片 40" descr="C:\Users\JT\Desktop\2019.3.1-诺禾致源logo-最新版\logo-透明底.pnglogo-透明底"/>
+            <wp:docPr id="17" name="图片 17" descr="C:\Users\JT\Desktop\2019.3.1-诺禾致源logo-最新版\logo-透明底.pnglogo-透明底"/>
             <wp:cNvGraphicFramePr>
               <a:graphicFrameLocks xmlns:a="http://schemas.openxmlformats.org/drawingml/2006/main" noChangeAspect="1"/>
             </wp:cNvGraphicFramePr>
@@ -5041,7 +5094,7 @@
               <a:graphicData uri="http://schemas.openxmlformats.org/drawingml/2006/picture">
                 <pic:pic xmlns:pic="http://schemas.openxmlformats.org/drawingml/2006/picture">
                   <pic:nvPicPr>
-                    <pic:cNvPr id="40" name="图片 40" descr="C:\Users\JT\Desktop\2019.3.1-诺禾致源logo-最新版\logo-透明底.pnglogo-透明底"/>
+                    <pic:cNvPr id="17" name="图片 17" descr="C:\Users\JT\Desktop\2019.3.1-诺禾致源logo-最新版\logo-透明底.pnglogo-透明底"/>
                     <pic:cNvPicPr>
                       <a:picLocks noChangeAspect="1"/>
                     </pic:cNvPicPr>
@@ -5073,9 +5126,10 @@
           <w:rFonts w:hint="eastAsia" w:ascii="微软雅黑" w:hAnsi="微软雅黑" w:eastAsia="微软雅黑" w:cs="微软雅黑"/>
           <w:b/>
           <w:bCs/>
+          <w:kern w:val="0"/>
           <w:sz w:val="24"/>
           <w:szCs w:val="24"/>
-          <w:lang w:val="en-US" w:eastAsia="zh-CN" w:bidi="ar-SA"/>
+          <w:lang w:eastAsia="zh-CN"/>
         </w:rPr>
         <w:t>中国 · 美国 · 英国 · 新加坡 · 荷兰 · 日本</w:t>
       </w:r>
@@ -5083,28 +5137,29 @@
     <w:p>
       <w:pPr>
         <w:widowControl/>
+        <w:jc w:val="left"/>
         <w:rPr>
           <w:rFonts w:ascii="Times New Roman" w:hAnsi="Times New Roman" w:eastAsia="等线" w:cs="宋体"/>
+          <w:kern w:val="0"/>
           <w:sz w:val="22"/>
-          <w:szCs w:val="22"/>
-          <w:lang w:val="en-US" w:eastAsia="zh-CN" w:bidi="ar-SA"/>
+          <w:lang w:val="en-US" w:eastAsia="zh-CN"/>
         </w:rPr>
       </w:pPr>
       <w:r>
         <w:rPr>
           <w:rFonts w:ascii="Times New Roman" w:hAnsi="Times New Roman" w:eastAsia="等线" w:cs="宋体"/>
+          <w:kern w:val="0"/>
           <w:sz w:val="22"/>
-          <w:szCs w:val="22"/>
-          <w:lang w:val="en-US" w:eastAsia="en-US" w:bidi="ar-SA"/>
+          <w:lang w:eastAsia="en-US"/>
         </w:rPr>
         <w:t>China</w:t>
       </w:r>
       <w:r>
         <w:rPr>
           <w:rFonts w:hint="eastAsia" w:ascii="Times New Roman" w:hAnsi="Times New Roman" w:eastAsia="等线" w:cs="宋体"/>
+          <w:kern w:val="0"/>
           <w:sz w:val="22"/>
-          <w:szCs w:val="22"/>
-          <w:lang w:val="en-US" w:eastAsia="zh-CN" w:bidi="ar-SA"/>
+          <w:lang w:eastAsia="zh-CN"/>
         </w:rPr>
         <w:t xml:space="preserve"> </w:t>
       </w:r>
@@ -5113,9 +5168,10 @@
           <w:rFonts w:ascii="Times New Roman" w:hAnsi="Times New Roman" w:eastAsia="等线" w:cs="宋体"/>
           <w:b/>
           <w:bCs/>
+          <w:kern w:val="0"/>
           <w:sz w:val="24"/>
           <w:szCs w:val="24"/>
-          <w:lang w:val="en-US" w:eastAsia="zh-CN" w:bidi="ar-SA"/>
+          <w:lang w:eastAsia="zh-CN"/>
         </w:rPr>
         <w:t>·</w:t>
       </w:r>
@@ -5124,27 +5180,28 @@
           <w:rFonts w:hint="eastAsia" w:ascii="Times New Roman" w:hAnsi="Times New Roman" w:eastAsia="等线" w:cs="宋体"/>
           <w:b/>
           <w:bCs/>
+          <w:kern w:val="0"/>
           <w:sz w:val="24"/>
           <w:szCs w:val="24"/>
-          <w:lang w:val="en-US" w:eastAsia="zh-CN" w:bidi="ar-SA"/>
+          <w:lang w:eastAsia="zh-CN"/>
         </w:rPr>
         <w:t xml:space="preserve"> </w:t>
       </w:r>
       <w:r>
         <w:rPr>
           <w:rFonts w:ascii="Times New Roman" w:hAnsi="Times New Roman" w:eastAsia="等线" w:cs="宋体"/>
+          <w:kern w:val="0"/>
           <w:sz w:val="22"/>
-          <w:szCs w:val="22"/>
-          <w:lang w:val="en-US" w:eastAsia="en-US" w:bidi="ar-SA"/>
+          <w:lang w:eastAsia="en-US"/>
         </w:rPr>
         <w:t>USA</w:t>
       </w:r>
       <w:r>
         <w:rPr>
           <w:rFonts w:hint="eastAsia" w:ascii="Times New Roman" w:hAnsi="Times New Roman" w:eastAsia="等线" w:cs="宋体"/>
+          <w:kern w:val="0"/>
           <w:sz w:val="22"/>
-          <w:szCs w:val="22"/>
-          <w:lang w:val="en-US" w:eastAsia="zh-CN" w:bidi="ar-SA"/>
+          <w:lang w:eastAsia="zh-CN"/>
         </w:rPr>
         <w:t xml:space="preserve"> </w:t>
       </w:r>
@@ -5153,9 +5210,10 @@
           <w:rFonts w:ascii="Times New Roman" w:hAnsi="Times New Roman" w:eastAsia="等线" w:cs="宋体"/>
           <w:b/>
           <w:bCs/>
+          <w:kern w:val="0"/>
           <w:sz w:val="24"/>
           <w:szCs w:val="24"/>
-          <w:lang w:val="en-US" w:eastAsia="zh-CN" w:bidi="ar-SA"/>
+          <w:lang w:eastAsia="zh-CN"/>
         </w:rPr>
         <w:t>·</w:t>
       </w:r>
@@ -5164,27 +5222,28 @@
           <w:rFonts w:hint="eastAsia" w:ascii="Times New Roman" w:hAnsi="Times New Roman" w:eastAsia="等线" w:cs="宋体"/>
           <w:b/>
           <w:bCs/>
+          <w:kern w:val="0"/>
           <w:sz w:val="24"/>
           <w:szCs w:val="24"/>
-          <w:lang w:val="en-US" w:eastAsia="zh-CN" w:bidi="ar-SA"/>
+          <w:lang w:eastAsia="zh-CN"/>
         </w:rPr>
         <w:t xml:space="preserve"> </w:t>
       </w:r>
       <w:r>
         <w:rPr>
           <w:rFonts w:ascii="Times New Roman" w:hAnsi="Times New Roman" w:eastAsia="等线" w:cs="宋体"/>
+          <w:kern w:val="0"/>
           <w:sz w:val="22"/>
-          <w:szCs w:val="22"/>
-          <w:lang w:val="en-US" w:eastAsia="en-US" w:bidi="ar-SA"/>
+          <w:lang w:eastAsia="en-US"/>
         </w:rPr>
         <w:t>UK</w:t>
       </w:r>
       <w:r>
         <w:rPr>
           <w:rFonts w:hint="eastAsia" w:ascii="Times New Roman" w:hAnsi="Times New Roman" w:eastAsia="等线" w:cs="宋体"/>
+          <w:kern w:val="0"/>
           <w:sz w:val="22"/>
-          <w:szCs w:val="22"/>
-          <w:lang w:val="en-US" w:eastAsia="zh-CN" w:bidi="ar-SA"/>
+          <w:lang w:eastAsia="zh-CN"/>
         </w:rPr>
         <w:t xml:space="preserve"> </w:t>
       </w:r>
@@ -5193,9 +5252,10 @@
           <w:rFonts w:ascii="Times New Roman" w:hAnsi="Times New Roman" w:eastAsia="等线" w:cs="宋体"/>
           <w:b/>
           <w:bCs/>
+          <w:kern w:val="0"/>
           <w:sz w:val="24"/>
           <w:szCs w:val="24"/>
-          <w:lang w:val="en-US" w:eastAsia="zh-CN" w:bidi="ar-SA"/>
+          <w:lang w:eastAsia="zh-CN"/>
         </w:rPr>
         <w:t>·</w:t>
       </w:r>
@@ -5204,27 +5264,28 @@
           <w:rFonts w:hint="eastAsia" w:ascii="Times New Roman" w:hAnsi="Times New Roman" w:eastAsia="等线" w:cs="宋体"/>
           <w:b/>
           <w:bCs/>
+          <w:kern w:val="0"/>
           <w:sz w:val="24"/>
           <w:szCs w:val="24"/>
-          <w:lang w:val="en-US" w:eastAsia="zh-CN" w:bidi="ar-SA"/>
+          <w:lang w:eastAsia="zh-CN"/>
         </w:rPr>
         <w:t xml:space="preserve"> </w:t>
       </w:r>
       <w:r>
         <w:rPr>
           <w:rFonts w:ascii="Times New Roman" w:hAnsi="Times New Roman" w:eastAsia="等线" w:cs="宋体"/>
+          <w:kern w:val="0"/>
           <w:sz w:val="22"/>
-          <w:szCs w:val="22"/>
-          <w:lang w:val="en-US" w:eastAsia="en-US" w:bidi="ar-SA"/>
+          <w:lang w:eastAsia="en-US"/>
         </w:rPr>
         <w:t>Singapore</w:t>
       </w:r>
       <w:r>
         <w:rPr>
           <w:rFonts w:hint="eastAsia" w:ascii="Times New Roman" w:hAnsi="Times New Roman" w:eastAsia="等线" w:cs="宋体"/>
+          <w:kern w:val="0"/>
           <w:sz w:val="22"/>
-          <w:szCs w:val="22"/>
-          <w:lang w:val="en-US" w:eastAsia="zh-CN" w:bidi="ar-SA"/>
+          <w:lang w:eastAsia="zh-CN"/>
         </w:rPr>
         <w:t xml:space="preserve"> </w:t>
       </w:r>
@@ -5233,9 +5294,10 @@
           <w:rFonts w:ascii="Times New Roman" w:hAnsi="Times New Roman" w:eastAsia="等线" w:cs="宋体"/>
           <w:b/>
           <w:bCs/>
+          <w:kern w:val="0"/>
           <w:sz w:val="24"/>
           <w:szCs w:val="24"/>
-          <w:lang w:val="en-US" w:eastAsia="zh-CN" w:bidi="ar-SA"/>
+          <w:lang w:eastAsia="zh-CN"/>
         </w:rPr>
         <w:t>·</w:t>
       </w:r>
@@ -5244,27 +5306,28 @@
           <w:rFonts w:hint="eastAsia" w:ascii="Times New Roman" w:hAnsi="Times New Roman" w:eastAsia="等线" w:cs="宋体"/>
           <w:b/>
           <w:bCs/>
+          <w:kern w:val="0"/>
           <w:sz w:val="24"/>
           <w:szCs w:val="24"/>
-          <w:lang w:val="en-US" w:eastAsia="zh-CN" w:bidi="ar-SA"/>
+          <w:lang w:eastAsia="zh-CN"/>
         </w:rPr>
         <w:t xml:space="preserve"> </w:t>
       </w:r>
       <w:r>
         <w:rPr>
           <w:rFonts w:ascii="Times New Roman" w:hAnsi="Times New Roman" w:eastAsia="等线" w:cs="宋体"/>
+          <w:kern w:val="0"/>
           <w:sz w:val="22"/>
-          <w:szCs w:val="22"/>
-          <w:lang w:val="en-US" w:eastAsia="en-US" w:bidi="ar-SA"/>
+          <w:lang w:eastAsia="en-US"/>
         </w:rPr>
         <w:t>Netherlands</w:t>
       </w:r>
       <w:r>
         <w:rPr>
           <w:rFonts w:hint="eastAsia" w:ascii="Times New Roman" w:hAnsi="Times New Roman" w:eastAsia="等线" w:cs="宋体"/>
+          <w:kern w:val="0"/>
           <w:sz w:val="22"/>
-          <w:szCs w:val="22"/>
-          <w:lang w:val="en-US" w:eastAsia="zh-CN" w:bidi="ar-SA"/>
+          <w:lang w:eastAsia="zh-CN"/>
         </w:rPr>
         <w:t xml:space="preserve"> </w:t>
       </w:r>
@@ -5273,9 +5336,10 @@
           <w:rFonts w:ascii="Times New Roman" w:hAnsi="Times New Roman" w:eastAsia="等线" w:cs="宋体"/>
           <w:b/>
           <w:bCs/>
+          <w:kern w:val="0"/>
           <w:sz w:val="24"/>
           <w:szCs w:val="24"/>
-          <w:lang w:val="en-US" w:eastAsia="zh-CN" w:bidi="ar-SA"/>
+          <w:lang w:eastAsia="zh-CN"/>
         </w:rPr>
         <w:t>·</w:t>
       </w:r>
@@ -5284,27 +5348,28 @@
           <w:rFonts w:hint="eastAsia" w:ascii="Times New Roman" w:hAnsi="Times New Roman" w:eastAsia="等线" w:cs="宋体"/>
           <w:b/>
           <w:bCs/>
+          <w:kern w:val="0"/>
           <w:sz w:val="24"/>
           <w:szCs w:val="24"/>
-          <w:lang w:val="en-US" w:eastAsia="zh-CN" w:bidi="ar-SA"/>
+          <w:lang w:eastAsia="zh-CN"/>
         </w:rPr>
         <w:t xml:space="preserve"> </w:t>
       </w:r>
       <w:r>
         <w:rPr>
           <w:rFonts w:hint="eastAsia" w:ascii="Times New Roman" w:hAnsi="Times New Roman" w:eastAsia="等线" w:cs="宋体"/>
+          <w:kern w:val="0"/>
           <w:sz w:val="22"/>
-          <w:szCs w:val="22"/>
-          <w:lang w:val="en-US" w:eastAsia="zh-CN" w:bidi="ar-SA"/>
+          <w:lang w:eastAsia="zh-CN"/>
         </w:rPr>
         <w:t>J</w:t>
       </w:r>
       <w:r>
         <w:rPr>
           <w:rFonts w:ascii="Times New Roman" w:hAnsi="Times New Roman" w:eastAsia="等线" w:cs="宋体"/>
+          <w:kern w:val="0"/>
           <w:sz w:val="22"/>
-          <w:szCs w:val="22"/>
-          <w:lang w:val="en-US" w:eastAsia="en-US" w:bidi="ar-SA"/>
+          <w:lang w:eastAsia="en-US"/>
         </w:rPr>
         <w:t>apan</w:t>
       </w:r>
@@ -5313,7 +5378,7 @@
       <w:headerReference r:id="rId7" w:type="default"/>
       <w:footerReference r:id="rId8" w:type="default"/>
       <w:pgSz w:w="11906" w:h="16838"/>
-      <w:pgMar w:top="850" w:right="850" w:bottom="850" w:left="850" w:header="851" w:footer="992" w:gutter="0"/>
+      <w:pgMar w:top="981" w:right="850" w:bottom="850" w:left="1020" w:header="851" w:footer="992" w:gutter="0"/>
       <w:cols w:space="425" w:num="1"/>
       <w:docGrid w:type="lines" w:linePitch="312" w:charSpace="0"/>
     </w:sectPr>
@@ -5715,17 +5780,14 @@
 <w:ftr xmlns:wpc="http://schemas.microsoft.com/office/word/2010/wordprocessingCanvas" xmlns:mc="http://schemas.openxmlformats.org/markup-compatibility/2006" xmlns:o="urn:schemas-microsoft-com:office:office" xmlns:r="http://schemas.openxmlformats.org/officeDocument/2006/relationships" xmlns:m="http://schemas.openxmlformats.org/officeDocument/2006/math" xmlns:v="urn:schemas-microsoft-com:vml" xmlns:wp14="http://schemas.microsoft.com/office/word/2010/wordprocessingDrawing" xmlns:wp="http://schemas.openxmlformats.org/drawingml/2006/wordprocessingDrawing" xmlns:w10="urn:schemas-microsoft-com:office:word" xmlns:w="http://schemas.openxmlformats.org/wordprocessingml/2006/main" xmlns:w14="http://schemas.microsoft.com/office/word/2010/wordml" xmlns:w15="http://schemas.microsoft.com/office/word/2012/wordml" xmlns:wpg="http://schemas.microsoft.com/office/word/2010/wordprocessingGroup" xmlns:wpi="http://schemas.microsoft.com/office/word/2010/wordprocessingInk" xmlns:wne="http://schemas.microsoft.com/office/word/2006/wordml" xmlns:wps="http://schemas.microsoft.com/office/word/2010/wordprocessingShape" xmlns:wpsCustomData="http://www.wps.cn/officeDocument/2013/wpsCustomData" mc:Ignorable="w14 w15 wp14">
   <w:p>
     <w:pPr>
-      <w:widowControl w:val="0"/>
-      <w:tabs>
-        <w:tab w:val="center" w:pos="4153"/>
-        <w:tab w:val="right" w:pos="8306"/>
-      </w:tabs>
       <w:snapToGrid w:val="0"/>
+      <w:jc w:val="left"/>
       <w:rPr>
         <w:rFonts w:ascii="宋体" w:hAnsi="宋体" w:eastAsia="宋体" w:cs="宋体"/>
+        <w:kern w:val="0"/>
         <w:sz w:val="18"/>
         <w:szCs w:val="18"/>
-        <w:lang w:val="en-US" w:eastAsia="en-US" w:bidi="ar-SA"/>
+        <w:lang w:eastAsia="en-US"/>
       </w:rPr>
     </w:pPr>
   </w:p>
@@ -5742,24 +5804,19 @@
 <w:hdr xmlns:wpc="http://schemas.microsoft.com/office/word/2010/wordprocessingCanvas" xmlns:mc="http://schemas.openxmlformats.org/markup-compatibility/2006" xmlns:o="urn:schemas-microsoft-com:office:office" xmlns:r="http://schemas.openxmlformats.org/officeDocument/2006/relationships" xmlns:m="http://schemas.openxmlformats.org/officeDocument/2006/math" xmlns:v="urn:schemas-microsoft-com:vml" xmlns:wp14="http://schemas.microsoft.com/office/word/2010/wordprocessingDrawing" xmlns:wp="http://schemas.openxmlformats.org/drawingml/2006/wordprocessingDrawing" xmlns:w10="urn:schemas-microsoft-com:office:word" xmlns:w="http://schemas.openxmlformats.org/wordprocessingml/2006/main" xmlns:w14="http://schemas.microsoft.com/office/word/2010/wordml" xmlns:w15="http://schemas.microsoft.com/office/word/2012/wordml" xmlns:wpg="http://schemas.microsoft.com/office/word/2010/wordprocessingGroup" xmlns:wpi="http://schemas.microsoft.com/office/word/2010/wordprocessingInk" xmlns:wne="http://schemas.microsoft.com/office/word/2006/wordml" xmlns:wps="http://schemas.microsoft.com/office/word/2010/wordprocessingShape" xmlns:wpsCustomData="http://www.wps.cn/officeDocument/2013/wpsCustomData" mc:Ignorable="w14 w15 wp14">
   <w:p>
     <w:pPr>
-      <w:widowControl w:val="0"/>
       <w:pBdr>
         <w:top w:val="none" w:color="auto" w:sz="0" w:space="1"/>
         <w:left w:val="none" w:color="auto" w:sz="0" w:space="4"/>
         <w:bottom w:val="none" w:color="auto" w:sz="0" w:space="1"/>
         <w:right w:val="none" w:color="auto" w:sz="0" w:space="4"/>
       </w:pBdr>
-      <w:tabs>
-        <w:tab w:val="center" w:pos="4153"/>
-        <w:tab w:val="right" w:pos="8306"/>
-      </w:tabs>
       <w:snapToGrid w:val="0"/>
       <w:jc w:val="right"/>
       <w:rPr>
         <w:rFonts w:ascii="宋体" w:hAnsi="宋体" w:eastAsia="宋体" w:cs="宋体"/>
+        <w:kern w:val="0"/>
         <w:sz w:val="18"/>
-        <w:szCs w:val="22"/>
-        <w:lang w:val="en-US" w:eastAsia="zh-CN" w:bidi="ar-SA"/>
+        <w:lang w:eastAsia="zh-CN"/>
       </w:rPr>
     </w:pPr>
   </w:p>

--- a/WebContent/docx/PD-L1检测报告.docx
+++ b/WebContent/docx/PD-L1检测报告.docx
@@ -19,6 +19,132 @@
           <w:sz w:val="48"/>
         </w:rPr>
       </w:pPr>
+    </w:p>
+    <w:p>
+      <w:pPr>
+        <w:pStyle w:val="12"/>
+        <w:jc w:val="center"/>
+        <w:rPr>
+          <w:rFonts w:ascii="Times New Roman" w:hAnsi="Times New Roman" w:cs="Times New Roman"/>
+          <w:sz w:val="48"/>
+        </w:rPr>
+      </w:pPr>
+    </w:p>
+    <w:p>
+      <w:pPr>
+        <w:pStyle w:val="12"/>
+        <w:jc w:val="center"/>
+        <w:rPr>
+          <w:rFonts w:ascii="Times New Roman" w:hAnsi="Times New Roman" w:cs="Times New Roman"/>
+          <w:sz w:val="48"/>
+        </w:rPr>
+      </w:pPr>
+    </w:p>
+    <w:p>
+      <w:pPr>
+        <w:pStyle w:val="12"/>
+        <w:jc w:val="center"/>
+        <w:rPr>
+          <w:rFonts w:ascii="Times New Roman" w:hAnsi="Times New Roman" w:cs="Times New Roman"/>
+          <w:b/>
+          <w:sz w:val="48"/>
+        </w:rPr>
+      </w:pPr>
+      <w:bookmarkStart w:id="0" w:name="_Toc500163468"/>
+      <w:bookmarkStart w:id="1" w:name="_Toc500164193"/>
+      <w:bookmarkStart w:id="2" w:name="_Toc500263098"/>
+    </w:p>
+    <w:p>
+      <w:pPr>
+        <w:widowControl/>
+        <w:rPr>
+          <w:rFonts w:ascii="Times New Roman" w:hAnsi="Times New Roman" w:cs="Times New Roman"/>
+          <w:sz w:val="48"/>
+          <w:szCs w:val="48"/>
+        </w:rPr>
+      </w:pPr>
+    </w:p>
+    <w:p>
+      <w:pPr>
+        <w:widowControl/>
+        <w:rPr>
+          <w:rFonts w:ascii="Times New Roman" w:hAnsi="Times New Roman" w:cs="Times New Roman"/>
+          <w:sz w:val="48"/>
+          <w:szCs w:val="48"/>
+        </w:rPr>
+      </w:pPr>
+    </w:p>
+    <w:p>
+      <w:pPr>
+        <w:widowControl/>
+        <w:rPr>
+          <w:rFonts w:ascii="Times New Roman" w:hAnsi="Times New Roman" w:cs="Times New Roman"/>
+          <w:sz w:val="48"/>
+          <w:szCs w:val="48"/>
+        </w:rPr>
+      </w:pPr>
+    </w:p>
+    <w:p>
+      <w:pPr>
+        <w:widowControl/>
+        <w:rPr>
+          <w:rFonts w:ascii="Times New Roman" w:hAnsi="Times New Roman" w:cs="Times New Roman"/>
+          <w:sz w:val="48"/>
+          <w:szCs w:val="48"/>
+        </w:rPr>
+      </w:pPr>
+    </w:p>
+    <w:bookmarkEnd w:id="0"/>
+    <w:bookmarkEnd w:id="1"/>
+    <w:bookmarkEnd w:id="2"/>
+    <w:p>
+      <w:pPr>
+        <w:widowControl/>
+        <w:rPr>
+          <w:rFonts w:ascii="Times New Roman" w:hAnsi="Times New Roman" w:cs="Times New Roman"/>
+          <w:sz w:val="48"/>
+          <w:szCs w:val="48"/>
+        </w:rPr>
+      </w:pPr>
+    </w:p>
+    <w:p>
+      <w:pPr>
+        <w:spacing w:line="276" w:lineRule="auto"/>
+        <w:ind w:left="1244" w:leftChars="78" w:right="428" w:rightChars="204" w:hanging="1080" w:hangingChars="600"/>
+        <w:rPr>
+          <w:rFonts w:ascii="Times New Roman" w:hAnsi="Times New Roman" w:eastAsia="微软雅黑" w:cs="Times New Roman"/>
+          <w:sz w:val="18"/>
+          <w:szCs w:val="18"/>
+        </w:rPr>
+      </w:pPr>
+    </w:p>
+    <w:p>
+      <w:pPr>
+        <w:jc w:val="center"/>
+        <w:rPr>
+          <w:rFonts w:hint="eastAsia" w:ascii="宋体" w:eastAsia="宋体" w:hAnsiTheme="minorEastAsia" w:cstheme="minorEastAsia"/>
+          <w:b/>
+          <w:bCs/>
+          <w:color w:val="000000"/>
+          <w:sz w:val="36"/>
+          <w:szCs w:val="32"/>
+        </w:rPr>
+        <w:sectPr>
+          <w:footerReference r:id="rId3" w:type="default"/>
+          <w:pgSz w:w="11910" w:h="16840"/>
+          <w:pgMar w:top="1540" w:right="880" w:bottom="920" w:left="1020" w:header="709" w:footer="656" w:gutter="0"/>
+          <w:pgBorders>
+            <w:top w:val="none" w:sz="0" w:space="0"/>
+            <w:left w:val="none" w:sz="0" w:space="0"/>
+            <w:bottom w:val="none" w:sz="0" w:space="0"/>
+            <w:right w:val="none" w:sz="0" w:space="0"/>
+          </w:pgBorders>
+          <w:pgNumType w:fmt="decimal" w:start="1"/>
+          <w:cols w:space="720" w:num="1"/>
+        </w:sectPr>
+      </w:pPr>
+      <w:bookmarkStart w:id="3" w:name="_Hlk91082646"/>
+      <w:bookmarkEnd w:id="3"/>
       <w:r>
         <w:rPr>
           <w:lang w:eastAsia="zh-CN"/>
@@ -26,18 +152,18 @@
         <mc:AlternateContent>
           <mc:Choice Requires="wps">
             <w:drawing>
-              <wp:anchor distT="0" distB="0" distL="114300" distR="114300" simplePos="0" relativeHeight="251664384" behindDoc="0" locked="0" layoutInCell="1" allowOverlap="1">
+              <wp:anchor distT="0" distB="0" distL="114300" distR="114300" simplePos="0" relativeHeight="251669504" behindDoc="0" locked="0" layoutInCell="1" allowOverlap="1">
                 <wp:simplePos x="0" y="0"/>
                 <wp:positionH relativeFrom="column">
-                  <wp:posOffset>-55245</wp:posOffset>
+                  <wp:posOffset>-589915</wp:posOffset>
                 </wp:positionH>
                 <wp:positionV relativeFrom="paragraph">
-                  <wp:posOffset>6896735</wp:posOffset>
+                  <wp:posOffset>-307340</wp:posOffset>
                 </wp:positionV>
-                <wp:extent cx="6065520" cy="1199515"/>
+                <wp:extent cx="6316980" cy="2331085"/>
                 <wp:effectExtent l="0" t="0" r="0" b="0"/>
                 <wp:wrapNone/>
-                <wp:docPr id="31" name="文本框 31"/>
+                <wp:docPr id="9" name="文本框 9"/>
                 <wp:cNvGraphicFramePr/>
                 <a:graphic xmlns:a="http://schemas.openxmlformats.org/drawingml/2006/main">
                   <a:graphicData uri="http://schemas.microsoft.com/office/word/2010/wordprocessingShape">
@@ -46,7 +172,7 @@
                       <wps:spPr>
                         <a:xfrm>
                           <a:off x="0" y="0"/>
-                          <a:ext cx="6065520" cy="1199515"/>
+                          <a:ext cx="6316980" cy="2331085"/>
                         </a:xfrm>
                         <a:prstGeom prst="rect">
                           <a:avLst/>
@@ -74,55 +200,93 @@
                         <w:txbxContent>
                           <w:p>
                             <w:pPr>
-                              <w:jc w:val="left"/>
+                              <w:keepNext w:val="0"/>
+                              <w:keepLines w:val="0"/>
+                              <w:pageBreakBefore w:val="0"/>
+                              <w:widowControl w:val="0"/>
+                              <w:kinsoku/>
+                              <w:wordWrap/>
+                              <w:overflowPunct/>
+                              <w:topLinePunct w:val="0"/>
+                              <w:bidi w:val="0"/>
+                              <w:adjustRightInd/>
+                              <w:snapToGrid/>
+                              <w:textAlignment w:val="auto"/>
                               <w:rPr>
-                                <w:rFonts w:hint="eastAsia" w:ascii="黑体" w:hAnsi="黑体" w:eastAsia="黑体" w:cs="黑体"/>
-                                <w:color w:val="538035"/>
-                                <w:kern w:val="0"/>
+                                <w:rFonts w:hint="default" w:ascii="Times New Roman" w:hAnsi="Times New Roman" w:eastAsia="黑体" w:cs="Times New Roman"/>
+                                <w:color w:val="FFFFFF" w:themeColor="background1"/>
                                 <w:sz w:val="52"/>
                                 <w:szCs w:val="52"/>
                                 <w:lang w:eastAsia="zh-CN"/>
+                                <w14:textFill>
+                                  <w14:solidFill>
+                                    <w14:schemeClr w14:val="bg1"/>
+                                  </w14:solidFill>
+                                </w14:textFill>
                               </w:rPr>
                             </w:pPr>
                             <w:r>
                               <w:rPr>
-                                <w:rFonts w:hint="eastAsia" w:ascii="黑体" w:hAnsi="黑体" w:eastAsia="黑体" w:cs="黑体"/>
-                                <w:color w:val="538035"/>
-                                <w:kern w:val="0"/>
+                                <w:rFonts w:hint="default" w:ascii="Times New Roman" w:hAnsi="Times New Roman" w:eastAsia="黑体" w:cs="Times New Roman"/>
+                                <w:color w:val="FFFFFF" w:themeColor="background1"/>
                                 <w:sz w:val="52"/>
                                 <w:szCs w:val="52"/>
                                 <w:lang w:eastAsia="zh-CN"/>
+                                <w14:textFill>
+                                  <w14:solidFill>
+                                    <w14:schemeClr w14:val="bg1"/>
+                                  </w14:solidFill>
+                                </w14:textFill>
                               </w:rPr>
                               <w:t>肿瘤个性化诊疗指导</w:t>
                             </w:r>
                           </w:p>
                           <w:p>
                             <w:pPr>
-                              <w:jc w:val="left"/>
+                              <w:keepNext w:val="0"/>
+                              <w:keepLines w:val="0"/>
+                              <w:pageBreakBefore w:val="0"/>
+                              <w:widowControl w:val="0"/>
+                              <w:kinsoku/>
+                              <w:wordWrap/>
+                              <w:overflowPunct/>
+                              <w:topLinePunct w:val="0"/>
+                              <w:bidi w:val="0"/>
+                              <w:adjustRightInd/>
+                              <w:snapToGrid/>
+                              <w:textAlignment w:val="auto"/>
                               <w:rPr>
-                                <w:rFonts w:hint="eastAsia" w:ascii="黑体" w:hAnsi="黑体" w:eastAsia="黑体" w:cs="黑体"/>
-                                <w:color w:val="538035"/>
-                                <w:kern w:val="0"/>
+                                <w:rFonts w:hint="default" w:ascii="Times New Roman" w:hAnsi="Times New Roman" w:eastAsia="黑体" w:cs="Times New Roman"/>
+                                <w:color w:val="FFFFFF" w:themeColor="background1"/>
                                 <w:sz w:val="72"/>
                                 <w:szCs w:val="72"/>
-                                <w:lang w:val="en-US" w:eastAsia="zh-CN"/>
+                                <w:lang w:eastAsia="zh-CN"/>
+                                <w14:textFill>
+                                  <w14:solidFill>
+                                    <w14:schemeClr w14:val="bg1"/>
+                                  </w14:solidFill>
+                                </w14:textFill>
                               </w:rPr>
                             </w:pPr>
                             <w:r>
                               <w:rPr>
-                                <w:rFonts w:hint="eastAsia" w:ascii="黑体" w:hAnsi="黑体" w:eastAsia="黑体" w:cs="黑体"/>
-                                <w:color w:val="538035"/>
-                                <w:kern w:val="0"/>
+                                <w:rFonts w:hint="default" w:ascii="Times New Roman" w:hAnsi="Times New Roman" w:eastAsia="黑体" w:cs="Times New Roman"/>
+                                <w:color w:val="FFFFFF" w:themeColor="background1"/>
                                 <w:sz w:val="72"/>
                                 <w:szCs w:val="72"/>
-                                <w:lang w:val="en-US" w:eastAsia="zh-CN"/>
+                                <w:lang w:eastAsia="zh-CN"/>
+                                <w14:textFill>
+                                  <w14:solidFill>
+                                    <w14:schemeClr w14:val="bg1"/>
+                                  </w14:solidFill>
+                                </w14:textFill>
                               </w:rPr>
                               <w:t>PD-L1检测报告</w:t>
                             </w:r>
                           </w:p>
                         </w:txbxContent>
                       </wps:txbx>
-                      <wps:bodyPr rot="0" spcFirstLastPara="0" vertOverflow="overflow" horzOverflow="overflow" vert="horz" wrap="square" lIns="91440" tIns="45720" rIns="91440" bIns="45720" numCol="1" spcCol="0" rtlCol="0" fromWordArt="0" anchor="t" anchorCtr="0" forceAA="0" compatLnSpc="1">
+                      <wps:bodyPr rot="0" spcFirstLastPara="0" vertOverflow="overflow" horzOverflow="overflow" vert="horz" wrap="square" lIns="91440" tIns="45720" rIns="91440" bIns="45720" numCol="1" spcCol="0" rtlCol="0" fromWordArt="0" anchor="ctr" anchorCtr="0" forceAA="0" compatLnSpc="1">
                         <a:noAutofit/>
                       </wps:bodyPr>
                     </wps:wsp>
@@ -133,7 +297,7 @@
           </mc:Choice>
           <mc:Fallback>
             <w:pict>
-              <v:shape id="_x0000_s1026" o:spid="_x0000_s1026" o:spt="202" type="#_x0000_t202" style="position:absolute;left:0pt;margin-left:-4.35pt;margin-top:543.05pt;height:94.45pt;width:477.6pt;z-index:251664384;mso-width-relative:page;mso-height-relative:page;" filled="f" stroked="f" coordsize="21600,21600" o:gfxdata="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">
+              <v:shape id="_x0000_s1026" o:spid="_x0000_s1026" o:spt="202" type="#_x0000_t202" style="position:absolute;left:0pt;margin-left:-46.45pt;margin-top:-24.2pt;height:183.55pt;width:497.4pt;z-index:251669504;v-text-anchor:middle;mso-width-relative:page;mso-height-relative:page;" filled="f" stroked="f" coordsize="21600,21600" o:gfxdata="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">
                 <v:fill on="f" focussize="0,0"/>
                 <v:stroke on="f" weight="0.5pt"/>
                 <v:imagedata o:title=""/>
@@ -142,48 +306,86 @@
                   <w:txbxContent>
                     <w:p>
                       <w:pPr>
-                        <w:jc w:val="left"/>
+                        <w:keepNext w:val="0"/>
+                        <w:keepLines w:val="0"/>
+                        <w:pageBreakBefore w:val="0"/>
+                        <w:widowControl w:val="0"/>
+                        <w:kinsoku/>
+                        <w:wordWrap/>
+                        <w:overflowPunct/>
+                        <w:topLinePunct w:val="0"/>
+                        <w:bidi w:val="0"/>
+                        <w:adjustRightInd/>
+                        <w:snapToGrid/>
+                        <w:textAlignment w:val="auto"/>
                         <w:rPr>
-                          <w:rFonts w:hint="eastAsia" w:ascii="黑体" w:hAnsi="黑体" w:eastAsia="黑体" w:cs="黑体"/>
-                          <w:color w:val="538035"/>
-                          <w:kern w:val="0"/>
+                          <w:rFonts w:hint="default" w:ascii="Times New Roman" w:hAnsi="Times New Roman" w:eastAsia="黑体" w:cs="Times New Roman"/>
+                          <w:color w:val="FFFFFF" w:themeColor="background1"/>
                           <w:sz w:val="52"/>
                           <w:szCs w:val="52"/>
                           <w:lang w:eastAsia="zh-CN"/>
+                          <w14:textFill>
+                            <w14:solidFill>
+                              <w14:schemeClr w14:val="bg1"/>
+                            </w14:solidFill>
+                          </w14:textFill>
                         </w:rPr>
                       </w:pPr>
                       <w:r>
                         <w:rPr>
-                          <w:rFonts w:hint="eastAsia" w:ascii="黑体" w:hAnsi="黑体" w:eastAsia="黑体" w:cs="黑体"/>
-                          <w:color w:val="538035"/>
-                          <w:kern w:val="0"/>
+                          <w:rFonts w:hint="default" w:ascii="Times New Roman" w:hAnsi="Times New Roman" w:eastAsia="黑体" w:cs="Times New Roman"/>
+                          <w:color w:val="FFFFFF" w:themeColor="background1"/>
                           <w:sz w:val="52"/>
                           <w:szCs w:val="52"/>
                           <w:lang w:eastAsia="zh-CN"/>
+                          <w14:textFill>
+                            <w14:solidFill>
+                              <w14:schemeClr w14:val="bg1"/>
+                            </w14:solidFill>
+                          </w14:textFill>
                         </w:rPr>
                         <w:t>肿瘤个性化诊疗指导</w:t>
                       </w:r>
                     </w:p>
                     <w:p>
                       <w:pPr>
-                        <w:jc w:val="left"/>
+                        <w:keepNext w:val="0"/>
+                        <w:keepLines w:val="0"/>
+                        <w:pageBreakBefore w:val="0"/>
+                        <w:widowControl w:val="0"/>
+                        <w:kinsoku/>
+                        <w:wordWrap/>
+                        <w:overflowPunct/>
+                        <w:topLinePunct w:val="0"/>
+                        <w:bidi w:val="0"/>
+                        <w:adjustRightInd/>
+                        <w:snapToGrid/>
+                        <w:textAlignment w:val="auto"/>
                         <w:rPr>
-                          <w:rFonts w:hint="eastAsia" w:ascii="黑体" w:hAnsi="黑体" w:eastAsia="黑体" w:cs="黑体"/>
-                          <w:color w:val="538035"/>
-                          <w:kern w:val="0"/>
+                          <w:rFonts w:hint="default" w:ascii="Times New Roman" w:hAnsi="Times New Roman" w:eastAsia="黑体" w:cs="Times New Roman"/>
+                          <w:color w:val="FFFFFF" w:themeColor="background1"/>
                           <w:sz w:val="72"/>
                           <w:szCs w:val="72"/>
-                          <w:lang w:val="en-US" w:eastAsia="zh-CN"/>
+                          <w:lang w:eastAsia="zh-CN"/>
+                          <w14:textFill>
+                            <w14:solidFill>
+                              <w14:schemeClr w14:val="bg1"/>
+                            </w14:solidFill>
+                          </w14:textFill>
                         </w:rPr>
                       </w:pPr>
                       <w:r>
                         <w:rPr>
-                          <w:rFonts w:hint="eastAsia" w:ascii="黑体" w:hAnsi="黑体" w:eastAsia="黑体" w:cs="黑体"/>
-                          <w:color w:val="538035"/>
-                          <w:kern w:val="0"/>
+                          <w:rFonts w:hint="default" w:ascii="Times New Roman" w:hAnsi="Times New Roman" w:eastAsia="黑体" w:cs="Times New Roman"/>
+                          <w:color w:val="FFFFFF" w:themeColor="background1"/>
                           <w:sz w:val="72"/>
                           <w:szCs w:val="72"/>
-                          <w:lang w:val="en-US" w:eastAsia="zh-CN"/>
+                          <w:lang w:eastAsia="zh-CN"/>
+                          <w14:textFill>
+                            <w14:solidFill>
+                              <w14:schemeClr w14:val="bg1"/>
+                            </w14:solidFill>
+                          </w14:textFill>
                         </w:rPr>
                         <w:t>PD-L1检测报告</w:t>
                       </w:r>
@@ -197,148 +399,23 @@
       </w:r>
       <w:r>
         <w:rPr>
+          <w:rFonts w:hint="eastAsia" w:eastAsia="宋体"/>
+          <w:sz w:val="20"/>
           <w:lang w:eastAsia="zh-CN"/>
         </w:rPr>
-        <mc:AlternateContent>
-          <mc:Choice Requires="wps">
-            <w:drawing>
-              <wp:anchor distT="0" distB="0" distL="114300" distR="114300" simplePos="0" relativeHeight="251665408" behindDoc="0" locked="0" layoutInCell="1" allowOverlap="1">
-                <wp:simplePos x="0" y="0"/>
-                <wp:positionH relativeFrom="column">
-                  <wp:posOffset>-3175</wp:posOffset>
-                </wp:positionH>
-                <wp:positionV relativeFrom="paragraph">
-                  <wp:posOffset>8754110</wp:posOffset>
-                </wp:positionV>
-                <wp:extent cx="1788160" cy="316865"/>
-                <wp:effectExtent l="0" t="0" r="10160" b="3175"/>
-                <wp:wrapNone/>
-                <wp:docPr id="37" name="文本框 37"/>
-                <wp:cNvGraphicFramePr/>
-                <a:graphic xmlns:a="http://schemas.openxmlformats.org/drawingml/2006/main">
-                  <a:graphicData uri="http://schemas.microsoft.com/office/word/2010/wordprocessingShape">
-                    <wps:wsp>
-                      <wps:cNvSpPr txBox="1"/>
-                      <wps:spPr>
-                        <a:xfrm>
-                          <a:off x="0" y="0"/>
-                          <a:ext cx="1788160" cy="316865"/>
-                        </a:xfrm>
-                        <a:prstGeom prst="rect">
-                          <a:avLst/>
-                        </a:prstGeom>
-                        <a:solidFill>
-                          <a:schemeClr val="lt1"/>
-                        </a:solidFill>
-                        <a:ln w="6350">
-                          <a:noFill/>
-                        </a:ln>
-                      </wps:spPr>
-                      <wps:style>
-                        <a:lnRef idx="0">
-                          <a:schemeClr val="accent1"/>
-                        </a:lnRef>
-                        <a:fillRef idx="0">
-                          <a:schemeClr val="accent1"/>
-                        </a:fillRef>
-                        <a:effectRef idx="0">
-                          <a:schemeClr val="accent1"/>
-                        </a:effectRef>
-                        <a:fontRef idx="minor">
-                          <a:schemeClr val="dk1"/>
-                        </a:fontRef>
-                      </wps:style>
-                      <wps:txbx>
-                        <w:txbxContent>
-                          <w:p>
-                            <w:pPr>
-                              <w:jc w:val="left"/>
-                              <w:rPr>
-                                <w:rFonts w:hint="eastAsia" w:ascii="黑体" w:hAnsi="黑体" w:eastAsia="黑体" w:cs="黑体"/>
-                                <w:color w:val="7B7B7B"/>
-                                <w:kern w:val="0"/>
-                                <w:sz w:val="24"/>
-                                <w:szCs w:val="24"/>
-                                <w:lang w:eastAsia="zh-CN"/>
-                              </w:rPr>
-                            </w:pPr>
-                            <w:r>
-                              <w:rPr>
-                                <w:rFonts w:hint="eastAsia" w:ascii="黑体" w:hAnsi="黑体" w:eastAsia="黑体" w:cs="黑体"/>
-                                <w:color w:val="7B7B7B"/>
-                                <w:kern w:val="0"/>
-                                <w:sz w:val="24"/>
-                                <w:szCs w:val="24"/>
-                                <w:lang w:eastAsia="zh-CN"/>
-                              </w:rPr>
-                              <w:t>基因科技守护生命健康</w:t>
-                            </w:r>
-                          </w:p>
-                        </w:txbxContent>
-                      </wps:txbx>
-                      <wps:bodyPr rot="0" spcFirstLastPara="0" vertOverflow="overflow" horzOverflow="overflow" vert="horz" wrap="square" lIns="91440" tIns="45720" rIns="91440" bIns="45720" numCol="1" spcCol="0" rtlCol="0" fromWordArt="0" anchor="t" anchorCtr="0" forceAA="0" compatLnSpc="1">
-                        <a:noAutofit/>
-                      </wps:bodyPr>
-                    </wps:wsp>
-                  </a:graphicData>
-                </a:graphic>
-              </wp:anchor>
-            </w:drawing>
-          </mc:Choice>
-          <mc:Fallback>
-            <w:pict>
-              <v:shape id="_x0000_s1026" o:spid="_x0000_s1026" o:spt="202" type="#_x0000_t202" style="position:absolute;left:0pt;margin-left:-0.25pt;margin-top:689.3pt;height:24.95pt;width:140.8pt;z-index:251665408;mso-width-relative:page;mso-height-relative:page;" fillcolor="#FFFFFF [3201]" filled="t" stroked="f" coordsize="21600,21600" o:gfxdata="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">
-                <v:fill on="t" focussize="0,0"/>
-                <v:stroke on="f" weight="0.5pt"/>
-                <v:imagedata o:title=""/>
-                <o:lock v:ext="edit" aspectratio="f"/>
-                <v:textbox>
-                  <w:txbxContent>
-                    <w:p>
-                      <w:pPr>
-                        <w:jc w:val="left"/>
-                        <w:rPr>
-                          <w:rFonts w:hint="eastAsia" w:ascii="黑体" w:hAnsi="黑体" w:eastAsia="黑体" w:cs="黑体"/>
-                          <w:color w:val="7B7B7B"/>
-                          <w:kern w:val="0"/>
-                          <w:sz w:val="24"/>
-                          <w:szCs w:val="24"/>
-                          <w:lang w:eastAsia="zh-CN"/>
-                        </w:rPr>
-                      </w:pPr>
-                      <w:r>
-                        <w:rPr>
-                          <w:rFonts w:hint="eastAsia" w:ascii="黑体" w:hAnsi="黑体" w:eastAsia="黑体" w:cs="黑体"/>
-                          <w:color w:val="7B7B7B"/>
-                          <w:kern w:val="0"/>
-                          <w:sz w:val="24"/>
-                          <w:szCs w:val="24"/>
-                          <w:lang w:eastAsia="zh-CN"/>
-                        </w:rPr>
-                        <w:t>基因科技守护生命健康</w:t>
-                      </w:r>
-                    </w:p>
-                  </w:txbxContent>
-                </v:textbox>
-              </v:shape>
-            </w:pict>
-          </mc:Fallback>
-        </mc:AlternateContent>
-      </w:r>
-      <w:r>
         <w:drawing>
-          <wp:anchor distT="0" distB="0" distL="0" distR="0" simplePos="0" relativeHeight="251667456" behindDoc="0" locked="0" layoutInCell="1" allowOverlap="1">
+          <wp:anchor distT="0" distB="0" distL="114300" distR="114300" simplePos="0" relativeHeight="251668480" behindDoc="0" locked="0" layoutInCell="1" allowOverlap="1">
             <wp:simplePos x="0" y="0"/>
             <wp:positionH relativeFrom="column">
-              <wp:posOffset>1611630</wp:posOffset>
+              <wp:posOffset>-650875</wp:posOffset>
             </wp:positionH>
             <wp:positionV relativeFrom="paragraph">
-              <wp:posOffset>-834390</wp:posOffset>
+              <wp:posOffset>-4427855</wp:posOffset>
             </wp:positionV>
-            <wp:extent cx="1643380" cy="986790"/>
-            <wp:effectExtent l="0" t="0" r="0" b="0"/>
+            <wp:extent cx="7956550" cy="10721975"/>
+            <wp:effectExtent l="0" t="0" r="13970" b="6985"/>
             <wp:wrapNone/>
-            <wp:docPr id="6" name="图片 1"/>
+            <wp:docPr id="20" name="图片 20" descr="20250320-刘建峰-宣传册封面-06"/>
             <wp:cNvGraphicFramePr>
               <a:graphicFrameLocks xmlns:a="http://schemas.openxmlformats.org/drawingml/2006/main" noChangeAspect="1"/>
             </wp:cNvGraphicFramePr>
@@ -346,14 +423,13 @@
               <a:graphicData uri="http://schemas.openxmlformats.org/drawingml/2006/picture">
                 <pic:pic xmlns:pic="http://schemas.openxmlformats.org/drawingml/2006/picture">
                   <pic:nvPicPr>
-                    <pic:cNvPr id="6" name="图片 1"/>
+                    <pic:cNvPr id="20" name="图片 20" descr="20250320-刘建峰-宣传册封面-06"/>
                     <pic:cNvPicPr>
-                      <a:picLocks noChangeAspect="1" noChangeArrowheads="1"/>
+                      <a:picLocks noChangeAspect="1"/>
                     </pic:cNvPicPr>
                   </pic:nvPicPr>
                   <pic:blipFill>
                     <a:blip r:embed="rId10"/>
-                    <a:srcRect/>
                     <a:stretch>
                       <a:fillRect/>
                     </a:stretch>
@@ -361,62 +437,7 @@
                   <pic:spPr>
                     <a:xfrm>
                       <a:off x="0" y="0"/>
-                      <a:ext cx="1643380" cy="986790"/>
-                    </a:xfrm>
-                    <a:prstGeom prst="rect">
-                      <a:avLst/>
-                    </a:prstGeom>
-                    <a:noFill/>
-                    <a:ln>
-                      <a:noFill/>
-                    </a:ln>
-                  </pic:spPr>
-                </pic:pic>
-              </a:graphicData>
-            </a:graphic>
-          </wp:anchor>
-        </w:drawing>
-      </w:r>
-      <w:r>
-        <w:rPr>
-          <w:lang w:eastAsia="zh-CN"/>
-        </w:rPr>
-        <w:drawing>
-          <wp:anchor distT="0" distB="0" distL="114300" distR="114300" simplePos="0" relativeHeight="251663360" behindDoc="0" locked="0" layoutInCell="1" allowOverlap="1">
-            <wp:simplePos x="0" y="0"/>
-            <wp:positionH relativeFrom="column">
-              <wp:posOffset>-643255</wp:posOffset>
-            </wp:positionH>
-            <wp:positionV relativeFrom="paragraph">
-              <wp:posOffset>-1109345</wp:posOffset>
-            </wp:positionV>
-            <wp:extent cx="7559675" cy="10698480"/>
-            <wp:effectExtent l="0" t="0" r="14605" b="0"/>
-            <wp:wrapNone/>
-            <wp:docPr id="28" name="图片 28" descr="封面111111"/>
-            <wp:cNvGraphicFramePr>
-              <a:graphicFrameLocks xmlns:a="http://schemas.openxmlformats.org/drawingml/2006/main" noChangeAspect="1"/>
-            </wp:cNvGraphicFramePr>
-            <a:graphic xmlns:a="http://schemas.openxmlformats.org/drawingml/2006/main">
-              <a:graphicData uri="http://schemas.openxmlformats.org/drawingml/2006/picture">
-                <pic:pic xmlns:pic="http://schemas.openxmlformats.org/drawingml/2006/picture">
-                  <pic:nvPicPr>
-                    <pic:cNvPr id="28" name="图片 28" descr="封面111111"/>
-                    <pic:cNvPicPr>
-                      <a:picLocks noChangeAspect="1"/>
-                    </pic:cNvPicPr>
-                  </pic:nvPicPr>
-                  <pic:blipFill>
-                    <a:blip r:embed="rId11"/>
-                    <a:srcRect l="1400" t="66" r="1581" b="-6"/>
-                    <a:stretch>
-                      <a:fillRect/>
-                    </a:stretch>
-                  </pic:blipFill>
-                  <pic:spPr>
-                    <a:xfrm>
-                      <a:off x="0" y="0"/>
-                      <a:ext cx="7559675" cy="10698480"/>
+                      <a:ext cx="7956550" cy="10721975"/>
                     </a:xfrm>
                     <a:prstGeom prst="rect">
                       <a:avLst/>
@@ -428,124 +449,6 @@
           </wp:anchor>
         </w:drawing>
       </w:r>
-    </w:p>
-    <w:p>
-      <w:pPr>
-        <w:pStyle w:val="12"/>
-        <w:jc w:val="center"/>
-        <w:rPr>
-          <w:rFonts w:ascii="Times New Roman" w:hAnsi="Times New Roman" w:cs="Times New Roman"/>
-          <w:sz w:val="48"/>
-        </w:rPr>
-      </w:pPr>
-    </w:p>
-    <w:p>
-      <w:pPr>
-        <w:pStyle w:val="12"/>
-        <w:jc w:val="center"/>
-        <w:rPr>
-          <w:rFonts w:ascii="Times New Roman" w:hAnsi="Times New Roman" w:cs="Times New Roman"/>
-          <w:sz w:val="48"/>
-        </w:rPr>
-      </w:pPr>
-    </w:p>
-    <w:p>
-      <w:pPr>
-        <w:pStyle w:val="12"/>
-        <w:jc w:val="center"/>
-        <w:rPr>
-          <w:rFonts w:ascii="Times New Roman" w:hAnsi="Times New Roman" w:cs="Times New Roman"/>
-          <w:b/>
-          <w:sz w:val="48"/>
-        </w:rPr>
-      </w:pPr>
-      <w:bookmarkStart w:id="0" w:name="_Toc500164193"/>
-      <w:bookmarkStart w:id="1" w:name="_Toc500163468"/>
-      <w:bookmarkStart w:id="2" w:name="_Toc500263098"/>
-    </w:p>
-    <w:p>
-      <w:pPr>
-        <w:widowControl/>
-        <w:rPr>
-          <w:rFonts w:ascii="Times New Roman" w:hAnsi="Times New Roman" w:cs="Times New Roman"/>
-          <w:sz w:val="48"/>
-          <w:szCs w:val="48"/>
-        </w:rPr>
-      </w:pPr>
-    </w:p>
-    <w:p>
-      <w:pPr>
-        <w:widowControl/>
-        <w:rPr>
-          <w:rFonts w:ascii="Times New Roman" w:hAnsi="Times New Roman" w:cs="Times New Roman"/>
-          <w:sz w:val="48"/>
-          <w:szCs w:val="48"/>
-        </w:rPr>
-      </w:pPr>
-    </w:p>
-    <w:p>
-      <w:pPr>
-        <w:widowControl/>
-        <w:rPr>
-          <w:rFonts w:ascii="Times New Roman" w:hAnsi="Times New Roman" w:cs="Times New Roman"/>
-          <w:sz w:val="48"/>
-          <w:szCs w:val="48"/>
-        </w:rPr>
-      </w:pPr>
-    </w:p>
-    <w:p>
-      <w:pPr>
-        <w:widowControl/>
-        <w:rPr>
-          <w:rFonts w:ascii="Times New Roman" w:hAnsi="Times New Roman" w:cs="Times New Roman"/>
-          <w:sz w:val="48"/>
-          <w:szCs w:val="48"/>
-        </w:rPr>
-      </w:pPr>
-    </w:p>
-    <w:bookmarkEnd w:id="0"/>
-    <w:bookmarkEnd w:id="1"/>
-    <w:bookmarkEnd w:id="2"/>
-    <w:p>
-      <w:pPr>
-        <w:widowControl/>
-        <w:rPr>
-          <w:rFonts w:ascii="Times New Roman" w:hAnsi="Times New Roman" w:cs="Times New Roman"/>
-          <w:sz w:val="48"/>
-          <w:szCs w:val="48"/>
-        </w:rPr>
-      </w:pPr>
-    </w:p>
-    <w:p>
-      <w:pPr>
-        <w:spacing w:line="276" w:lineRule="auto"/>
-        <w:ind w:left="1244" w:leftChars="78" w:right="428" w:rightChars="204" w:hanging="1080" w:hangingChars="600"/>
-        <w:rPr>
-          <w:rFonts w:ascii="Times New Roman" w:hAnsi="Times New Roman" w:eastAsia="微软雅黑" w:cs="Times New Roman"/>
-          <w:sz w:val="18"/>
-          <w:szCs w:val="18"/>
-        </w:rPr>
-      </w:pPr>
-    </w:p>
-    <w:p>
-      <w:pPr>
-        <w:jc w:val="center"/>
-        <w:rPr>
-          <w:rFonts w:hint="eastAsia" w:ascii="宋体" w:eastAsia="宋体" w:hAnsiTheme="minorEastAsia" w:cstheme="minorEastAsia"/>
-          <w:b/>
-          <w:bCs/>
-          <w:color w:val="000000"/>
-          <w:sz w:val="36"/>
-          <w:szCs w:val="32"/>
-        </w:rPr>
-        <w:sectPr>
-          <w:footerReference r:id="rId3" w:type="default"/>
-          <w:pgSz w:w="11910" w:h="16840"/>
-          <w:pgMar w:top="1540" w:right="880" w:bottom="920" w:left="1020" w:header="709" w:footer="656" w:gutter="0"/>
-          <w:pgNumType w:fmt="decimal" w:start="1"/>
-          <w:cols w:space="720" w:num="1"/>
-        </w:sectPr>
-      </w:pPr>
     </w:p>
     <w:p>
       <w:pPr>
@@ -638,6 +541,9 @@
         <w:tc>
           <w:tcPr>
             <w:tcW w:w="3111" w:type="dxa"/>
+            <w:tcBorders>
+              <w:top w:val="single" w:color="0083C3" w:sz="4" w:space="0"/>
+            </w:tcBorders>
             <w:vAlign w:val="center"/>
           </w:tcPr>
           <w:p>
@@ -658,6 +564,9 @@
         <w:tc>
           <w:tcPr>
             <w:tcW w:w="2408" w:type="dxa"/>
+            <w:tcBorders>
+              <w:top w:val="single" w:color="0083C3" w:sz="4" w:space="0"/>
+            </w:tcBorders>
             <w:vAlign w:val="center"/>
           </w:tcPr>
           <w:p>
@@ -678,6 +587,9 @@
         <w:tc>
           <w:tcPr>
             <w:tcW w:w="1596" w:type="dxa"/>
+            <w:tcBorders>
+              <w:top w:val="single" w:color="0083C3" w:sz="4" w:space="0"/>
+            </w:tcBorders>
             <w:vAlign w:val="center"/>
           </w:tcPr>
           <w:p>
@@ -701,6 +613,9 @@
         <w:tc>
           <w:tcPr>
             <w:tcW w:w="3659" w:type="dxa"/>
+            <w:tcBorders>
+              <w:top w:val="single" w:color="0083C3" w:sz="4" w:space="0"/>
+            </w:tcBorders>
             <w:vAlign w:val="center"/>
           </w:tcPr>
           <w:p>
@@ -874,6 +789,9 @@
           <w:tcPr>
             <w:tcW w:w="7115" w:type="dxa"/>
             <w:gridSpan w:val="3"/>
+            <w:tcBorders>
+              <w:bottom w:val="single" w:color="0083C3" w:sz="4" w:space="0"/>
+            </w:tcBorders>
             <w:vAlign w:val="center"/>
           </w:tcPr>
           <w:p>
@@ -894,6 +812,9 @@
         <w:tc>
           <w:tcPr>
             <w:tcW w:w="3659" w:type="dxa"/>
+            <w:tcBorders>
+              <w:bottom w:val="single" w:color="0083C3" w:sz="4" w:space="0"/>
+            </w:tcBorders>
             <w:vAlign w:val="center"/>
           </w:tcPr>
           <w:p>
@@ -968,6 +889,12 @@
             <w:insideH w:val="single" w:color="62B541" w:sz="4" w:space="0"/>
             <w:insideV w:val="single" w:color="62B541" w:sz="4" w:space="0"/>
           </w:tblBorders>
+          <w:tblCellMar>
+            <w:top w:w="0" w:type="dxa"/>
+            <w:left w:w="108" w:type="dxa"/>
+            <w:bottom w:w="0" w:type="dxa"/>
+            <w:right w:w="108" w:type="dxa"/>
+          </w:tblCellMar>
         </w:tblPrEx>
         <w:trPr>
           <w:jc w:val="center"/>
@@ -975,6 +902,12 @@
         <w:tc>
           <w:tcPr>
             <w:tcW w:w="3431" w:type="dxa"/>
+            <w:tcBorders>
+              <w:top w:val="single" w:color="0083C3" w:sz="12" w:space="0"/>
+              <w:left w:val="nil"/>
+              <w:bottom w:val="single" w:color="0083C3" w:sz="4" w:space="0"/>
+              <w:right w:val="single" w:color="0083C3" w:sz="4" w:space="0"/>
+            </w:tcBorders>
             <w:vAlign w:val="center"/>
           </w:tcPr>
           <w:p>
@@ -1023,6 +956,12 @@
         <w:tc>
           <w:tcPr>
             <w:tcW w:w="6775" w:type="dxa"/>
+            <w:tcBorders>
+              <w:top w:val="single" w:color="0083C3" w:sz="12" w:space="0"/>
+              <w:left w:val="single" w:color="0083C3" w:sz="4" w:space="0"/>
+              <w:bottom w:val="single" w:color="0083C3" w:sz="4" w:space="0"/>
+              <w:right w:val="nil"/>
+            </w:tcBorders>
             <w:vAlign w:val="center"/>
           </w:tcPr>
           <w:p>
@@ -1080,6 +1019,12 @@
           <w:tcPr>
             <w:tcW w:w="10206" w:type="dxa"/>
             <w:gridSpan w:val="2"/>
+            <w:tcBorders>
+              <w:top w:val="single" w:color="0083C3" w:sz="4" w:space="0"/>
+              <w:left w:val="nil"/>
+              <w:bottom w:val="single" w:color="0083C3" w:sz="12" w:space="0"/>
+              <w:right w:val="nil"/>
+            </w:tcBorders>
           </w:tcPr>
           <w:p>
             <w:pPr>
@@ -1246,12 +1191,12 @@
         <w:tblW w:w="10204" w:type="dxa"/>
         <w:jc w:val="center"/>
         <w:tblBorders>
-          <w:top w:val="single" w:color="62B541" w:sz="4" w:space="0"/>
-          <w:left w:val="single" w:color="62B541" w:sz="4" w:space="0"/>
-          <w:bottom w:val="single" w:color="62B541" w:sz="4" w:space="0"/>
-          <w:right w:val="single" w:color="62B541" w:sz="4" w:space="0"/>
-          <w:insideH w:val="single" w:color="62B541" w:sz="4" w:space="0"/>
-          <w:insideV w:val="single" w:color="62B541" w:sz="4" w:space="0"/>
+          <w:top w:val="single" w:color="0083C3" w:sz="12" w:space="0"/>
+          <w:left w:val="single" w:color="0083C3" w:sz="12" w:space="0"/>
+          <w:bottom w:val="single" w:color="0083C3" w:sz="12" w:space="0"/>
+          <w:right w:val="single" w:color="0083C3" w:sz="12" w:space="0"/>
+          <w:insideH w:val="single" w:color="0083C3" w:sz="12" w:space="0"/>
+          <w:insideV w:val="single" w:color="0083C3" w:sz="12" w:space="0"/>
         </w:tblBorders>
         <w:tblLayout w:type="fixed"/>
         <w:tblCellMar>
@@ -1270,12 +1215,12 @@
       <w:tr>
         <w:tblPrEx>
           <w:tblBorders>
-            <w:top w:val="single" w:color="62B541" w:sz="4" w:space="0"/>
-            <w:left w:val="single" w:color="62B541" w:sz="4" w:space="0"/>
-            <w:bottom w:val="single" w:color="62B541" w:sz="4" w:space="0"/>
-            <w:right w:val="single" w:color="62B541" w:sz="4" w:space="0"/>
-            <w:insideH w:val="single" w:color="62B541" w:sz="4" w:space="0"/>
-            <w:insideV w:val="single" w:color="62B541" w:sz="4" w:space="0"/>
+            <w:top w:val="single" w:color="0083C3" w:sz="12" w:space="0"/>
+            <w:left w:val="single" w:color="0083C3" w:sz="12" w:space="0"/>
+            <w:bottom w:val="single" w:color="0083C3" w:sz="12" w:space="0"/>
+            <w:right w:val="single" w:color="0083C3" w:sz="12" w:space="0"/>
+            <w:insideH w:val="single" w:color="0083C3" w:sz="12" w:space="0"/>
+            <w:insideV w:val="single" w:color="0083C3" w:sz="12" w:space="0"/>
           </w:tblBorders>
           <w:tblCellMar>
             <w:top w:w="0" w:type="dxa"/>
@@ -1291,7 +1236,13 @@
         <w:tc>
           <w:tcPr>
             <w:tcW w:w="2194" w:type="dxa"/>
-            <w:shd w:val="clear" w:color="auto" w:fill="62B541"/>
+            <w:tcBorders>
+              <w:top w:val="nil"/>
+              <w:left w:val="nil"/>
+              <w:bottom w:val="nil"/>
+              <w:right w:val="nil"/>
+            </w:tcBorders>
+            <w:shd w:val="clear" w:color="auto" w:fill="0083C3"/>
             <w:vAlign w:val="center"/>
           </w:tcPr>
           <w:p>
@@ -1330,7 +1281,13 @@
         <w:tc>
           <w:tcPr>
             <w:tcW w:w="2127" w:type="dxa"/>
-            <w:shd w:val="clear" w:color="auto" w:fill="62B541"/>
+            <w:tcBorders>
+              <w:top w:val="nil"/>
+              <w:left w:val="nil"/>
+              <w:bottom w:val="nil"/>
+              <w:right w:val="nil"/>
+            </w:tcBorders>
+            <w:shd w:val="clear" w:color="auto" w:fill="0083C3"/>
             <w:vAlign w:val="center"/>
           </w:tcPr>
           <w:p>
@@ -1369,7 +1326,13 @@
         <w:tc>
           <w:tcPr>
             <w:tcW w:w="2190" w:type="dxa"/>
-            <w:shd w:val="clear" w:color="auto" w:fill="62B541"/>
+            <w:tcBorders>
+              <w:top w:val="nil"/>
+              <w:left w:val="nil"/>
+              <w:bottom w:val="nil"/>
+              <w:right w:val="nil"/>
+            </w:tcBorders>
+            <w:shd w:val="clear" w:color="auto" w:fill="0083C3"/>
             <w:vAlign w:val="center"/>
           </w:tcPr>
           <w:p>
@@ -1408,7 +1371,13 @@
         <w:tc>
           <w:tcPr>
             <w:tcW w:w="3693" w:type="dxa"/>
-            <w:shd w:val="clear" w:color="auto" w:fill="62B541"/>
+            <w:tcBorders>
+              <w:top w:val="nil"/>
+              <w:left w:val="nil"/>
+              <w:bottom w:val="nil"/>
+              <w:right w:val="nil"/>
+            </w:tcBorders>
+            <w:shd w:val="clear" w:color="auto" w:fill="0083C3"/>
             <w:vAlign w:val="center"/>
           </w:tcPr>
           <w:p>
@@ -1448,12 +1417,12 @@
       <w:tr>
         <w:tblPrEx>
           <w:tblBorders>
-            <w:top w:val="single" w:color="62B541" w:sz="4" w:space="0"/>
-            <w:left w:val="single" w:color="62B541" w:sz="4" w:space="0"/>
-            <w:bottom w:val="single" w:color="62B541" w:sz="4" w:space="0"/>
-            <w:right w:val="single" w:color="62B541" w:sz="4" w:space="0"/>
-            <w:insideH w:val="single" w:color="62B541" w:sz="4" w:space="0"/>
-            <w:insideV w:val="single" w:color="62B541" w:sz="4" w:space="0"/>
+            <w:top w:val="single" w:color="0083C3" w:sz="12" w:space="0"/>
+            <w:left w:val="single" w:color="0083C3" w:sz="12" w:space="0"/>
+            <w:bottom w:val="single" w:color="0083C3" w:sz="12" w:space="0"/>
+            <w:right w:val="single" w:color="0083C3" w:sz="12" w:space="0"/>
+            <w:insideH w:val="single" w:color="0083C3" w:sz="12" w:space="0"/>
+            <w:insideV w:val="single" w:color="0083C3" w:sz="12" w:space="0"/>
           </w:tblBorders>
           <w:tblCellMar>
             <w:top w:w="0" w:type="dxa"/>
@@ -1470,6 +1439,12 @@
           <w:tcPr>
             <w:tcW w:w="2194" w:type="dxa"/>
             <w:vMerge w:val="restart"/>
+            <w:tcBorders>
+              <w:top w:val="nil"/>
+              <w:left w:val="single" w:color="0083C3" w:sz="4" w:space="0"/>
+              <w:bottom w:val="single" w:color="0083C3" w:sz="4" w:space="0"/>
+              <w:right w:val="single" w:color="0083C3" w:sz="4" w:space="0"/>
+            </w:tcBorders>
             <w:vAlign w:val="center"/>
           </w:tcPr>
           <w:p>
@@ -1529,6 +1504,12 @@
           <w:tcPr>
             <w:tcW w:w="2127" w:type="dxa"/>
             <w:vMerge w:val="restart"/>
+            <w:tcBorders>
+              <w:top w:val="nil"/>
+              <w:left w:val="single" w:color="0083C3" w:sz="4" w:space="0"/>
+              <w:bottom w:val="single" w:color="0083C3" w:sz="4" w:space="0"/>
+              <w:right w:val="single" w:color="0083C3" w:sz="4" w:space="0"/>
+            </w:tcBorders>
             <w:vAlign w:val="center"/>
           </w:tcPr>
           <w:p>
@@ -1588,6 +1569,12 @@
           <w:tcPr>
             <w:tcW w:w="2190" w:type="dxa"/>
             <w:vMerge w:val="restart"/>
+            <w:tcBorders>
+              <w:top w:val="nil"/>
+              <w:left w:val="single" w:color="0083C3" w:sz="4" w:space="0"/>
+              <w:bottom w:val="single" w:color="0083C3" w:sz="4" w:space="0"/>
+              <w:right w:val="single" w:color="0083C3" w:sz="4" w:space="0"/>
+            </w:tcBorders>
             <w:vAlign w:val="center"/>
           </w:tcPr>
           <w:p>
@@ -1646,6 +1633,12 @@
         <w:tc>
           <w:tcPr>
             <w:tcW w:w="3693" w:type="dxa"/>
+            <w:tcBorders>
+              <w:top w:val="nil"/>
+              <w:left w:val="single" w:color="0083C3" w:sz="4" w:space="0"/>
+              <w:bottom w:val="single" w:color="0083C3" w:sz="4" w:space="0"/>
+              <w:right w:val="single" w:color="0083C3" w:sz="4" w:space="0"/>
+            </w:tcBorders>
             <w:vAlign w:val="center"/>
           </w:tcPr>
           <w:p>
@@ -1667,12 +1660,12 @@
       <w:tr>
         <w:tblPrEx>
           <w:tblBorders>
-            <w:top w:val="single" w:color="62B541" w:sz="4" w:space="0"/>
-            <w:left w:val="single" w:color="62B541" w:sz="4" w:space="0"/>
-            <w:bottom w:val="single" w:color="62B541" w:sz="4" w:space="0"/>
-            <w:right w:val="single" w:color="62B541" w:sz="4" w:space="0"/>
-            <w:insideH w:val="single" w:color="62B541" w:sz="4" w:space="0"/>
-            <w:insideV w:val="single" w:color="62B541" w:sz="4" w:space="0"/>
+            <w:top w:val="single" w:color="0083C3" w:sz="12" w:space="0"/>
+            <w:left w:val="single" w:color="0083C3" w:sz="12" w:space="0"/>
+            <w:bottom w:val="single" w:color="0083C3" w:sz="12" w:space="0"/>
+            <w:right w:val="single" w:color="0083C3" w:sz="12" w:space="0"/>
+            <w:insideH w:val="single" w:color="0083C3" w:sz="12" w:space="0"/>
+            <w:insideV w:val="single" w:color="0083C3" w:sz="12" w:space="0"/>
           </w:tblBorders>
           <w:tblCellMar>
             <w:top w:w="0" w:type="dxa"/>
@@ -1689,6 +1682,12 @@
           <w:tcPr>
             <w:tcW w:w="2194" w:type="dxa"/>
             <w:vMerge w:val="continue"/>
+            <w:tcBorders>
+              <w:top w:val="single" w:color="0083C3" w:sz="4" w:space="0"/>
+              <w:left w:val="single" w:color="0083C3" w:sz="4" w:space="0"/>
+              <w:bottom w:val="single" w:color="0083C3" w:sz="4" w:space="0"/>
+              <w:right w:val="single" w:color="0083C3" w:sz="4" w:space="0"/>
+            </w:tcBorders>
             <w:vAlign w:val="center"/>
           </w:tcPr>
           <w:p>
@@ -1708,6 +1707,12 @@
           <w:tcPr>
             <w:tcW w:w="2127" w:type="dxa"/>
             <w:vMerge w:val="continue"/>
+            <w:tcBorders>
+              <w:top w:val="single" w:color="0083C3" w:sz="4" w:space="0"/>
+              <w:left w:val="single" w:color="0083C3" w:sz="4" w:space="0"/>
+              <w:bottom w:val="single" w:color="0083C3" w:sz="4" w:space="0"/>
+              <w:right w:val="single" w:color="0083C3" w:sz="4" w:space="0"/>
+            </w:tcBorders>
             <w:vAlign w:val="center"/>
           </w:tcPr>
           <w:p>
@@ -1726,6 +1731,12 @@
           <w:tcPr>
             <w:tcW w:w="2190" w:type="dxa"/>
             <w:vMerge w:val="continue"/>
+            <w:tcBorders>
+              <w:top w:val="single" w:color="0083C3" w:sz="4" w:space="0"/>
+              <w:left w:val="single" w:color="0083C3" w:sz="4" w:space="0"/>
+              <w:bottom w:val="single" w:color="0083C3" w:sz="4" w:space="0"/>
+              <w:right w:val="single" w:color="0083C3" w:sz="4" w:space="0"/>
+            </w:tcBorders>
             <w:vAlign w:val="center"/>
           </w:tcPr>
           <w:p>
@@ -1743,6 +1754,12 @@
         <w:tc>
           <w:tcPr>
             <w:tcW w:w="3693" w:type="dxa"/>
+            <w:tcBorders>
+              <w:top w:val="single" w:color="0083C3" w:sz="4" w:space="0"/>
+              <w:left w:val="single" w:color="0083C3" w:sz="4" w:space="0"/>
+              <w:bottom w:val="single" w:color="0083C3" w:sz="4" w:space="0"/>
+              <w:right w:val="single" w:color="0083C3" w:sz="4" w:space="0"/>
+            </w:tcBorders>
             <w:vAlign w:val="center"/>
           </w:tcPr>
           <w:p>
@@ -2377,7 +2394,7 @@
             <w:tcBorders>
               <w:top w:val="nil"/>
               <w:left w:val="nil"/>
-              <w:bottom w:val="single" w:color="62B541" w:sz="12" w:space="0"/>
+              <w:bottom w:val="single" w:color="0083C3" w:sz="12" w:space="0"/>
               <w:right w:val="nil"/>
             </w:tcBorders>
             <w:vAlign w:val="bottom"/>
@@ -2468,7 +2485,7 @@
             <w:tcBorders>
               <w:top w:val="nil"/>
               <w:left w:val="nil"/>
-              <w:bottom w:val="single" w:color="62B541" w:sz="12" w:space="0"/>
+              <w:bottom w:val="single" w:color="0083C3" w:sz="12" w:space="0"/>
               <w:right w:val="nil"/>
             </w:tcBorders>
             <w:vAlign w:val="bottom"/>
@@ -2514,7 +2531,7 @@
             <w:tcBorders>
               <w:top w:val="nil"/>
               <w:left w:val="nil"/>
-              <w:bottom w:val="single" w:color="62B541" w:sz="12" w:space="0"/>
+              <w:bottom w:val="single" w:color="0083C3" w:sz="12" w:space="0"/>
               <w:right w:val="nil"/>
             </w:tcBorders>
             <w:vAlign w:val="bottom"/>
@@ -2533,7 +2550,7 @@
                 <w:lang w:val="en-US" w:eastAsia="zh-CN" w:bidi="ar"/>
               </w:rPr>
               <w:drawing>
-                <wp:anchor distT="0" distB="0" distL="114300" distR="114300" simplePos="0" relativeHeight="251668480" behindDoc="0" locked="0" layoutInCell="1" allowOverlap="1">
+                <wp:anchor distT="0" distB="0" distL="114300" distR="114300" simplePos="0" relativeHeight="251664384" behindDoc="0" locked="0" layoutInCell="1" allowOverlap="1">
                   <wp:simplePos x="0" y="0"/>
                   <wp:positionH relativeFrom="column">
                     <wp:posOffset>-35560</wp:posOffset>
@@ -2558,7 +2575,7 @@
                           </pic:cNvPicPr>
                         </pic:nvPicPr>
                         <pic:blipFill>
-                          <a:blip r:embed="rId12">
+                          <a:blip r:embed="rId11">
                             <a:clrChange>
                               <a:clrFrom>
                                 <a:srgbClr val="FFFFFF">
@@ -2600,7 +2617,7 @@
             <w:tcBorders>
               <w:top w:val="nil"/>
               <w:left w:val="nil"/>
-              <w:bottom w:val="single" w:color="62B541" w:sz="12" w:space="0"/>
+              <w:bottom w:val="single" w:color="0083C3" w:sz="12" w:space="0"/>
               <w:right w:val="nil"/>
             </w:tcBorders>
             <w:vAlign w:val="bottom"/>
@@ -2650,7 +2667,7 @@
             <w:tcW w:w="9706" w:type="dxa"/>
             <w:gridSpan w:val="4"/>
             <w:tcBorders>
-              <w:top w:val="single" w:color="62B541" w:sz="12" w:space="0"/>
+              <w:top w:val="single" w:color="0083C3" w:sz="12" w:space="0"/>
               <w:left w:val="nil"/>
               <w:bottom w:val="nil"/>
               <w:right w:val="nil"/>
@@ -2720,13 +2737,19 @@
           <w:footerReference r:id="rId4" w:type="default"/>
           <w:pgSz w:w="11910" w:h="16840"/>
           <w:pgMar w:top="1540" w:right="880" w:bottom="920" w:left="1020" w:header="709" w:footer="656" w:gutter="0"/>
+          <w:pgBorders>
+            <w:top w:val="none" w:sz="0" w:space="0"/>
+            <w:left w:val="none" w:sz="0" w:space="0"/>
+            <w:bottom w:val="none" w:sz="0" w:space="0"/>
+            <w:right w:val="none" w:sz="0" w:space="0"/>
+          </w:pgBorders>
           <w:pgNumType w:fmt="decimal" w:start="1"/>
           <w:cols w:space="720" w:num="1"/>
         </w:sectPr>
       </w:pPr>
       <w:r>
         <w:drawing>
-          <wp:anchor distT="0" distB="0" distL="0" distR="0" simplePos="0" relativeHeight="251666432" behindDoc="0" locked="0" layoutInCell="1" allowOverlap="1">
+          <wp:anchor distT="0" distB="0" distL="0" distR="0" simplePos="0" relativeHeight="251663360" behindDoc="0" locked="0" layoutInCell="1" allowOverlap="1">
             <wp:simplePos x="0" y="0"/>
             <wp:positionH relativeFrom="column">
               <wp:posOffset>4921250</wp:posOffset>
@@ -2751,7 +2774,7 @@
                     </pic:cNvPicPr>
                   </pic:nvPicPr>
                   <pic:blipFill>
-                    <a:blip r:embed="rId13">
+                    <a:blip r:embed="rId12">
                       <a:extLst>
                         <a:ext uri="{28A0092B-C50C-407E-A947-70E740481C1C}">
                           <a14:useLocalDpi xmlns:a14="http://schemas.microsoft.com/office/drawing/2010/main" val="0"/>
@@ -2796,7 +2819,7 @@
           <w:insideH w:val="single" w:color="365F91" w:sz="12" w:space="0"/>
           <w:insideV w:val="single" w:color="365F91" w:sz="12" w:space="0"/>
         </w:tblBorders>
-        <w:shd w:val="clear" w:color="auto" w:fill="62B541"/>
+        <w:shd w:val="clear" w:color="auto" w:fill="0083C3"/>
         <w:tblLayout w:type="fixed"/>
         <w:tblCellMar>
           <w:top w:w="0" w:type="dxa"/>
@@ -2818,7 +2841,7 @@
             <w:insideH w:val="single" w:color="365F91" w:sz="12" w:space="0"/>
             <w:insideV w:val="single" w:color="365F91" w:sz="12" w:space="0"/>
           </w:tblBorders>
-          <w:shd w:val="clear" w:color="auto" w:fill="62B541"/>
+          <w:shd w:val="clear" w:color="auto" w:fill="0083C3"/>
           <w:tblCellMar>
             <w:top w:w="0" w:type="dxa"/>
             <w:left w:w="108" w:type="dxa"/>
@@ -2839,7 +2862,7 @@
               <w:bottom w:val="nil"/>
               <w:right w:val="nil"/>
             </w:tcBorders>
-            <w:shd w:val="clear" w:color="auto" w:fill="62B541"/>
+            <w:shd w:val="clear" w:color="auto" w:fill="0083C3"/>
             <w:vAlign w:val="center"/>
           </w:tcPr>
           <w:p>
@@ -2986,7 +3009,7 @@
         <w:jc w:val="left"/>
         <w:rPr>
           <w:rFonts w:eastAsia="微软雅黑"/>
-          <w:color w:val="62B541"/>
+          <w:color w:val="0083C3"/>
           <w:sz w:val="24"/>
           <w:szCs w:val="24"/>
         </w:rPr>
@@ -2994,7 +3017,7 @@
       <w:r>
         <w:rPr>
           <w:rFonts w:hint="eastAsia" w:eastAsia="微软雅黑"/>
-          <w:color w:val="62B541"/>
+          <w:color w:val="0083C3"/>
           <w:sz w:val="24"/>
           <w:szCs w:val="24"/>
         </w:rPr>
@@ -3003,7 +3026,7 @@
       <w:r>
         <w:rPr>
           <w:rFonts w:eastAsia="微软雅黑"/>
-          <w:color w:val="62B541"/>
+          <w:color w:val="0083C3"/>
           <w:sz w:val="24"/>
           <w:szCs w:val="24"/>
         </w:rPr>
@@ -3525,7 +3548,7 @@
           <w:rFonts w:ascii="Calibri" w:hAnsi="Calibri" w:eastAsia="微软雅黑" w:cs="宋体"/>
           <w:b/>
           <w:bCs/>
-          <w:color w:val="62B541"/>
+          <w:color w:val="0083C3"/>
           <w:kern w:val="44"/>
           <w:sz w:val="24"/>
           <w:szCs w:val="24"/>
@@ -3536,7 +3559,7 @@
           <w:rFonts w:hint="eastAsia" w:ascii="Calibri" w:hAnsi="Calibri" w:eastAsia="微软雅黑" w:cs="宋体"/>
           <w:b/>
           <w:bCs/>
-          <w:color w:val="62B541"/>
+          <w:color w:val="0083C3"/>
           <w:kern w:val="44"/>
           <w:sz w:val="24"/>
           <w:szCs w:val="24"/>
@@ -3548,7 +3571,7 @@
           <w:rFonts w:ascii="Calibri" w:hAnsi="Calibri" w:eastAsia="微软雅黑" w:cs="宋体"/>
           <w:b/>
           <w:bCs/>
-          <w:color w:val="62B541"/>
+          <w:color w:val="0083C3"/>
           <w:kern w:val="44"/>
           <w:sz w:val="24"/>
           <w:szCs w:val="24"/>
@@ -3560,7 +3583,7 @@
           <w:rFonts w:hint="eastAsia" w:ascii="Calibri" w:hAnsi="Calibri" w:eastAsia="微软雅黑" w:cs="宋体"/>
           <w:b/>
           <w:bCs/>
-          <w:color w:val="62B541"/>
+          <w:color w:val="0083C3"/>
           <w:kern w:val="44"/>
           <w:sz w:val="24"/>
           <w:szCs w:val="24"/>
@@ -3661,7 +3684,7 @@
         <w:ind w:right="288" w:rightChars="137"/>
         <w:rPr>
           <w:rFonts w:eastAsia="微软雅黑"/>
-          <w:color w:val="62B541"/>
+          <w:color w:val="0083C3"/>
           <w:sz w:val="24"/>
           <w:szCs w:val="24"/>
         </w:rPr>
@@ -3669,7 +3692,7 @@
       <w:r>
         <w:rPr>
           <w:rFonts w:hint="eastAsia" w:eastAsia="微软雅黑"/>
-          <w:color w:val="62B541"/>
+          <w:color w:val="0083C3"/>
           <w:sz w:val="24"/>
           <w:szCs w:val="24"/>
         </w:rPr>
@@ -3726,10 +3749,12 @@
           <w:tcPr>
             <w:tcW w:w="2043" w:type="dxa"/>
             <w:tcBorders>
+              <w:top w:val="nil"/>
+              <w:left w:val="nil"/>
               <w:bottom w:val="nil"/>
               <w:right w:val="single" w:color="FFFFFF" w:themeColor="background1" w:sz="18" w:space="0"/>
             </w:tcBorders>
-            <w:shd w:val="clear" w:color="auto" w:fill="62B541"/>
+            <w:shd w:val="clear" w:color="auto" w:fill="0083C3"/>
             <w:vAlign w:val="center"/>
           </w:tcPr>
           <w:p>
@@ -3773,11 +3798,12 @@
           <w:tcPr>
             <w:tcW w:w="2093" w:type="dxa"/>
             <w:tcBorders>
+              <w:top w:val="nil"/>
               <w:left w:val="single" w:color="FFFFFF" w:themeColor="background1" w:sz="18" w:space="0"/>
               <w:bottom w:val="nil"/>
               <w:right w:val="single" w:color="FFFFFF" w:themeColor="background1" w:sz="18" w:space="0"/>
             </w:tcBorders>
-            <w:shd w:val="clear" w:color="auto" w:fill="62B541"/>
+            <w:shd w:val="clear" w:color="auto" w:fill="0083C3"/>
             <w:vAlign w:val="center"/>
           </w:tcPr>
           <w:p>
@@ -3821,10 +3847,12 @@
           <w:tcPr>
             <w:tcW w:w="5504" w:type="dxa"/>
             <w:tcBorders>
+              <w:top w:val="nil"/>
               <w:left w:val="single" w:color="FFFFFF" w:themeColor="background1" w:sz="18" w:space="0"/>
               <w:bottom w:val="nil"/>
+              <w:right w:val="nil"/>
             </w:tcBorders>
-            <w:shd w:val="clear" w:color="auto" w:fill="62B541"/>
+            <w:shd w:val="clear" w:color="auto" w:fill="0083C3"/>
             <w:vAlign w:val="center"/>
           </w:tcPr>
           <w:p>
@@ -4320,7 +4348,19 @@
           <w:szCs w:val="18"/>
           <w:lang w:eastAsia="zh-CN"/>
         </w:rPr>
-        <w:t>注：NMPA：国家药品监督管理局；FDA：美国食品药品管理局。信息来源：FDA/NMPA官网、药企官网发布信息。</w:t>
+        <w:t>注：NMPA：国家药品监督管理局；</w:t>
+      </w:r>
+      <w:bookmarkStart w:id="4" w:name="_GoBack"/>
+      <w:bookmarkEnd w:id="4"/>
+      <w:r>
+        <w:rPr>
+          <w:rFonts w:hint="eastAsia" w:ascii="Times New Roman" w:hAnsi="Times New Roman" w:eastAsia="微软雅黑" w:cs="Times New Roman"/>
+          <w:bCs/>
+          <w:sz w:val="18"/>
+          <w:szCs w:val="18"/>
+          <w:lang w:eastAsia="zh-CN"/>
+        </w:rPr>
+        <w:t>FDA：美国食品药品管理局。信息来源：FDA/NMPA官网、药企官网发布信息。</w:t>
       </w:r>
     </w:p>
     <w:p>
@@ -4341,6 +4381,12 @@
           <w:footerReference r:id="rId6" w:type="default"/>
           <w:pgSz w:w="11910" w:h="16840"/>
           <w:pgMar w:top="1540" w:right="880" w:bottom="920" w:left="1020" w:header="709" w:footer="656" w:gutter="0"/>
+          <w:pgBorders>
+            <w:top w:val="none" w:sz="0" w:space="0"/>
+            <w:left w:val="none" w:sz="0" w:space="0"/>
+            <w:bottom w:val="none" w:sz="0" w:space="0"/>
+            <w:right w:val="none" w:sz="0" w:space="0"/>
+          </w:pgBorders>
           <w:pgNumType w:fmt="decimal"/>
           <w:cols w:space="720" w:num="1"/>
         </w:sectPr>
@@ -4537,15 +4583,6 @@
           <w:lang w:eastAsia="en-US"/>
         </w:rPr>
       </w:pPr>
-      <w:r>
-        <w:rPr>
-          <w:rFonts w:hint="eastAsia" w:ascii="Times New Roman" w:hAnsi="Times New Roman" w:eastAsia="微软雅黑" w:cs="Times New Roman"/>
-          <w:kern w:val="0"/>
-          <w:sz w:val="24"/>
-          <w:lang w:eastAsia="zh-CN"/>
-        </w:rPr>
-        <w:t>T.020-32038634</w:t>
-      </w:r>
     </w:p>
     <w:p>
       <w:pPr>
@@ -4779,7 +4816,6 @@
           <w:lang w:eastAsia="zh-CN"/>
         </w:rPr>
       </w:pPr>
-      <w:bookmarkStart w:id="3" w:name="_GoBack"/>
       <w:r>
         <w:rPr>
           <w:rFonts w:ascii="宋体" w:hAnsi="宋体" w:eastAsia="宋体" w:cs="宋体"/>
@@ -4789,7 +4825,7 @@
           <w:lang w:eastAsia="en-US"/>
         </w:rPr>
         <w:drawing>
-          <wp:anchor distT="0" distB="0" distL="114935" distR="114935" simplePos="0" relativeHeight="251671552" behindDoc="0" locked="0" layoutInCell="1" allowOverlap="1">
+          <wp:anchor distT="0" distB="0" distL="114935" distR="114935" simplePos="0" relativeHeight="251667456" behindDoc="0" locked="0" layoutInCell="1" allowOverlap="1">
             <wp:simplePos x="0" y="0"/>
             <wp:positionH relativeFrom="column">
               <wp:posOffset>723900</wp:posOffset>
@@ -4814,7 +4850,7 @@
                     </pic:cNvPicPr>
                   </pic:nvPicPr>
                   <pic:blipFill>
-                    <a:blip r:embed="rId14"/>
+                    <a:blip r:embed="rId13"/>
                     <a:stretch>
                       <a:fillRect/>
                     </a:stretch>
@@ -4847,7 +4883,7 @@
           <w:lang w:eastAsia="en-US"/>
         </w:rPr>
         <w:drawing>
-          <wp:anchor distT="0" distB="0" distL="114935" distR="114935" simplePos="0" relativeHeight="251670528" behindDoc="0" locked="0" layoutInCell="1" allowOverlap="1">
+          <wp:anchor distT="0" distB="0" distL="114935" distR="114935" simplePos="0" relativeHeight="251666432" behindDoc="0" locked="0" layoutInCell="1" allowOverlap="1">
             <wp:simplePos x="0" y="0"/>
             <wp:positionH relativeFrom="column">
               <wp:posOffset>30480</wp:posOffset>
@@ -4872,7 +4908,7 @@
                     </pic:cNvPicPr>
                   </pic:nvPicPr>
                   <pic:blipFill>
-                    <a:blip r:embed="rId15"/>
+                    <a:blip r:embed="rId14"/>
                     <a:stretch>
                       <a:fillRect/>
                     </a:stretch>
@@ -4941,7 +4977,6 @@
         </w:rPr>
         <w:tab/>
       </w:r>
-      <w:bookmarkEnd w:id="3"/>
       <w:r>
         <w:rPr>
           <w:rFonts w:hint="eastAsia" w:ascii="Times New Roman" w:hAnsi="Times New Roman" w:eastAsia="等线" w:cs="宋体"/>
@@ -5005,7 +5040,7 @@
           <w:rFonts w:ascii="微软雅黑" w:hAnsi="微软雅黑" w:eastAsia="微软雅黑" w:cs="微软雅黑"/>
           <w:b/>
           <w:bCs/>
-          <w:color w:val="61964C"/>
+          <w:color w:val="0083C3"/>
           <w:kern w:val="0"/>
           <w:sz w:val="20"/>
           <w:szCs w:val="20"/>
@@ -5017,7 +5052,7 @@
           <w:rFonts w:hint="eastAsia" w:ascii="微软雅黑" w:hAnsi="微软雅黑" w:eastAsia="微软雅黑" w:cs="微软雅黑"/>
           <w:b/>
           <w:bCs/>
-          <w:color w:val="61964C"/>
+          <w:color w:val="0083C3"/>
           <w:kern w:val="0"/>
           <w:sz w:val="20"/>
           <w:szCs w:val="20"/>
@@ -5032,6 +5067,7 @@
         <w:jc w:val="left"/>
         <w:rPr>
           <w:rFonts w:ascii="Times New Roman" w:hAnsi="Times New Roman" w:eastAsia="等线" w:cs="宋体"/>
+          <w:color w:val="0083C3"/>
           <w:kern w:val="0"/>
           <w:sz w:val="24"/>
           <w:lang w:eastAsia="zh-CN"/>
@@ -5042,7 +5078,7 @@
           <w:rFonts w:ascii="Times New Roman" w:hAnsi="Times New Roman" w:eastAsia="等线" w:cs="宋体"/>
           <w:b/>
           <w:bCs/>
-          <w:color w:val="61964C"/>
+          <w:color w:val="0083C3"/>
           <w:kern w:val="0"/>
           <w:sz w:val="28"/>
           <w:szCs w:val="28"/>
@@ -5075,7 +5111,7 @@
           <w:lang w:eastAsia="zh-CN"/>
         </w:rPr>
         <w:drawing>
-          <wp:anchor distT="0" distB="0" distL="0" distR="0" simplePos="0" relativeHeight="251669504" behindDoc="1" locked="0" layoutInCell="1" allowOverlap="1">
+          <wp:anchor distT="0" distB="0" distL="0" distR="0" simplePos="0" relativeHeight="251665408" behindDoc="1" locked="0" layoutInCell="1" allowOverlap="1">
             <wp:simplePos x="0" y="0"/>
             <wp:positionH relativeFrom="column">
               <wp:posOffset>4900295</wp:posOffset>
@@ -5100,7 +5136,7 @@
                     </pic:cNvPicPr>
                   </pic:nvPicPr>
                   <pic:blipFill>
-                    <a:blip r:embed="rId16"/>
+                    <a:blip r:embed="rId15"/>
                     <a:srcRect/>
                     <a:stretch>
                       <a:fillRect/>
@@ -5379,6 +5415,12 @@
       <w:footerReference r:id="rId8" w:type="default"/>
       <w:pgSz w:w="11906" w:h="16838"/>
       <w:pgMar w:top="981" w:right="850" w:bottom="850" w:left="1020" w:header="851" w:footer="992" w:gutter="0"/>
+      <w:pgBorders>
+        <w:top w:val="none" w:sz="0" w:space="0"/>
+        <w:left w:val="none" w:sz="0" w:space="0"/>
+        <w:bottom w:val="none" w:sz="0" w:space="0"/>
+        <w:right w:val="none" w:sz="0" w:space="0"/>
+      </w:pgBorders>
       <w:cols w:space="425" w:num="1"/>
       <w:docGrid w:type="lines" w:linePitch="312" w:charSpace="0"/>
     </w:sectPr>

--- a/WebContent/docx/PD-L1检测报告.docx
+++ b/WebContent/docx/PD-L1检测报告.docx
@@ -10,6 +10,60 @@
           <w:sz w:val="20"/>
         </w:rPr>
       </w:pPr>
+      <w:bookmarkStart w:id="4" w:name="_GoBack"/>
+      <w:r>
+        <w:rPr>
+          <w:rFonts w:hint="eastAsia" w:eastAsia="宋体"/>
+          <w:sz w:val="20"/>
+          <w:lang w:eastAsia="zh-CN"/>
+        </w:rPr>
+        <w:drawing>
+          <wp:anchor distT="0" distB="0" distL="114300" distR="114300" simplePos="0" relativeHeight="251668480" behindDoc="0" locked="0" layoutInCell="1" allowOverlap="1">
+            <wp:simplePos x="0" y="0"/>
+            <wp:positionH relativeFrom="column">
+              <wp:posOffset>-676275</wp:posOffset>
+            </wp:positionH>
+            <wp:positionV relativeFrom="paragraph">
+              <wp:posOffset>-976630</wp:posOffset>
+            </wp:positionV>
+            <wp:extent cx="7956550" cy="10721975"/>
+            <wp:effectExtent l="0" t="0" r="13970" b="6985"/>
+            <wp:wrapNone/>
+            <wp:docPr id="20" name="图片 20" descr="20250320-刘建峰-宣传册封面-06"/>
+            <wp:cNvGraphicFramePr>
+              <a:graphicFrameLocks xmlns:a="http://schemas.openxmlformats.org/drawingml/2006/main" noChangeAspect="1"/>
+            </wp:cNvGraphicFramePr>
+            <a:graphic xmlns:a="http://schemas.openxmlformats.org/drawingml/2006/main">
+              <a:graphicData uri="http://schemas.openxmlformats.org/drawingml/2006/picture">
+                <pic:pic xmlns:pic="http://schemas.openxmlformats.org/drawingml/2006/picture">
+                  <pic:nvPicPr>
+                    <pic:cNvPr id="20" name="图片 20" descr="20250320-刘建峰-宣传册封面-06"/>
+                    <pic:cNvPicPr>
+                      <a:picLocks noChangeAspect="1"/>
+                    </pic:cNvPicPr>
+                  </pic:nvPicPr>
+                  <pic:blipFill>
+                    <a:blip r:embed="rId11"/>
+                    <a:stretch>
+                      <a:fillRect/>
+                    </a:stretch>
+                  </pic:blipFill>
+                  <pic:spPr>
+                    <a:xfrm>
+                      <a:off x="0" y="0"/>
+                      <a:ext cx="7956550" cy="10721975"/>
+                    </a:xfrm>
+                    <a:prstGeom prst="rect">
+                      <a:avLst/>
+                    </a:prstGeom>
+                  </pic:spPr>
+                </pic:pic>
+              </a:graphicData>
+            </a:graphic>
+          </wp:anchor>
+        </w:drawing>
+      </w:r>
+      <w:bookmarkEnd w:id="4"/>
     </w:p>
     <w:p>
       <w:pPr>
@@ -50,9 +104,9 @@
           <w:sz w:val="48"/>
         </w:rPr>
       </w:pPr>
-      <w:bookmarkStart w:id="0" w:name="_Toc500163468"/>
+      <w:bookmarkStart w:id="0" w:name="_Toc500263098"/>
       <w:bookmarkStart w:id="1" w:name="_Toc500164193"/>
-      <w:bookmarkStart w:id="2" w:name="_Toc500263098"/>
+      <w:bookmarkStart w:id="2" w:name="_Toc500163468"/>
     </w:p>
     <w:p>
       <w:pPr>
@@ -130,7 +184,8 @@
           <w:szCs w:val="32"/>
         </w:rPr>
         <w:sectPr>
-          <w:footerReference r:id="rId3" w:type="default"/>
+          <w:headerReference r:id="rId3" w:type="default"/>
+          <w:footerReference r:id="rId4" w:type="default"/>
           <w:pgSz w:w="11910" w:h="16840"/>
           <w:pgMar w:top="1540" w:right="880" w:bottom="920" w:left="1020" w:header="709" w:footer="656" w:gutter="0"/>
           <w:pgBorders>
@@ -399,55 +454,295 @@
       </w:r>
       <w:r>
         <w:rPr>
-          <w:rFonts w:hint="eastAsia" w:eastAsia="宋体"/>
-          <w:sz w:val="20"/>
-          <w:lang w:eastAsia="zh-CN"/>
-        </w:rPr>
-        <w:drawing>
-          <wp:anchor distT="0" distB="0" distL="114300" distR="114300" simplePos="0" relativeHeight="251668480" behindDoc="0" locked="0" layoutInCell="1" allowOverlap="1">
-            <wp:simplePos x="0" y="0"/>
-            <wp:positionH relativeFrom="column">
-              <wp:posOffset>-650875</wp:posOffset>
-            </wp:positionH>
-            <wp:positionV relativeFrom="paragraph">
-              <wp:posOffset>-4427855</wp:posOffset>
-            </wp:positionV>
-            <wp:extent cx="7956550" cy="10721975"/>
-            <wp:effectExtent l="0" t="0" r="13970" b="6985"/>
-            <wp:wrapNone/>
-            <wp:docPr id="20" name="图片 20" descr="20250320-刘建峰-宣传册封面-06"/>
-            <wp:cNvGraphicFramePr>
-              <a:graphicFrameLocks xmlns:a="http://schemas.openxmlformats.org/drawingml/2006/main" noChangeAspect="1"/>
-            </wp:cNvGraphicFramePr>
-            <a:graphic xmlns:a="http://schemas.openxmlformats.org/drawingml/2006/main">
-              <a:graphicData uri="http://schemas.openxmlformats.org/drawingml/2006/picture">
-                <pic:pic xmlns:pic="http://schemas.openxmlformats.org/drawingml/2006/picture">
-                  <pic:nvPicPr>
-                    <pic:cNvPr id="20" name="图片 20" descr="20250320-刘建峰-宣传册封面-06"/>
-                    <pic:cNvPicPr>
-                      <a:picLocks noChangeAspect="1"/>
-                    </pic:cNvPicPr>
-                  </pic:nvPicPr>
-                  <pic:blipFill>
-                    <a:blip r:embed="rId10"/>
-                    <a:stretch>
-                      <a:fillRect/>
-                    </a:stretch>
-                  </pic:blipFill>
-                  <pic:spPr>
-                    <a:xfrm>
-                      <a:off x="0" y="0"/>
-                      <a:ext cx="7956550" cy="10721975"/>
-                    </a:xfrm>
-                    <a:prstGeom prst="rect">
-                      <a:avLst/>
-                    </a:prstGeom>
-                  </pic:spPr>
-                </pic:pic>
-              </a:graphicData>
-            </a:graphic>
-          </wp:anchor>
-        </w:drawing>
+          <w:sz w:val="22"/>
+        </w:rPr>
+        <mc:AlternateContent>
+          <mc:Choice Requires="wps">
+            <w:drawing>
+              <wp:anchor distT="0" distB="0" distL="114300" distR="114300" simplePos="0" relativeHeight="251670528" behindDoc="0" locked="0" layoutInCell="1" allowOverlap="1">
+                <wp:simplePos x="0" y="0"/>
+                <wp:positionH relativeFrom="column">
+                  <wp:posOffset>-217805</wp:posOffset>
+                </wp:positionH>
+                <wp:positionV relativeFrom="paragraph">
+                  <wp:posOffset>4155440</wp:posOffset>
+                </wp:positionV>
+                <wp:extent cx="4082415" cy="957580"/>
+                <wp:effectExtent l="0" t="0" r="0" b="0"/>
+                <wp:wrapNone/>
+                <wp:docPr id="30" name="文本框 30"/>
+                <wp:cNvGraphicFramePr/>
+                <a:graphic xmlns:a="http://schemas.openxmlformats.org/drawingml/2006/main">
+                  <a:graphicData uri="http://schemas.microsoft.com/office/word/2010/wordprocessingShape">
+                    <wps:wsp>
+                      <wps:cNvSpPr txBox="1"/>
+                      <wps:spPr>
+                        <a:xfrm>
+                          <a:off x="0" y="0"/>
+                          <a:ext cx="4082415" cy="957580"/>
+                        </a:xfrm>
+                        <a:prstGeom prst="rect">
+                          <a:avLst/>
+                        </a:prstGeom>
+                        <a:noFill/>
+                        <a:ln w="6350">
+                          <a:noFill/>
+                        </a:ln>
+                      </wps:spPr>
+                      <wps:style>
+                        <a:lnRef idx="0">
+                          <a:schemeClr val="accent1"/>
+                        </a:lnRef>
+                        <a:fillRef idx="0">
+                          <a:schemeClr val="accent1"/>
+                        </a:fillRef>
+                        <a:effectRef idx="0">
+                          <a:schemeClr val="accent1"/>
+                        </a:effectRef>
+                        <a:fontRef idx="minor">
+                          <a:schemeClr val="dk1"/>
+                        </a:fontRef>
+                      </wps:style>
+                      <wps:txbx>
+                        <w:txbxContent>
+                          <w:p>
+                            <w:pPr>
+                              <w:rPr>
+                                <w:rFonts w:ascii="Times New Roman" w:hAnsi="Times New Roman" w:eastAsia="等线" w:cs="宋体"/>
+                                <w:sz w:val="24"/>
+                                <w:szCs w:val="22"/>
+                                <w:lang w:val="en-US" w:eastAsia="zh-CN" w:bidi="ar-SA"/>
+                              </w:rPr>
+                            </w:pPr>
+                            <w:r>
+                              <w:rPr>
+                                <w:rFonts w:ascii="Times New Roman" w:hAnsi="Times New Roman" w:eastAsia="等线" w:cs="宋体"/>
+                                <w:sz w:val="24"/>
+                                <w:szCs w:val="22"/>
+                                <w:lang w:val="en-US" w:eastAsia="zh-CN" w:bidi="ar-SA"/>
+                              </w:rPr>
+                              <w:t>{{ summaryOfRresults.binary | ci(</w:t>
+                            </w:r>
+                            <w:r>
+                              <w:rPr>
+                                <w:rFonts w:hint="eastAsia" w:ascii="Times New Roman" w:hAnsi="Times New Roman" w:eastAsia="等线" w:cs="宋体"/>
+                                <w:sz w:val="24"/>
+                                <w:szCs w:val="22"/>
+                                <w:lang w:val="en-US" w:eastAsia="zh-CN" w:bidi="ar-SA"/>
+                              </w:rPr>
+                              <w:t>35.4</w:t>
+                            </w:r>
+                            <w:r>
+                              <w:rPr>
+                                <w:rFonts w:ascii="Times New Roman" w:hAnsi="Times New Roman" w:eastAsia="等线" w:cs="宋体"/>
+                                <w:sz w:val="24"/>
+                                <w:szCs w:val="22"/>
+                                <w:lang w:val="en-US" w:eastAsia="zh-CN" w:bidi="ar-SA"/>
+                              </w:rPr>
+                              <w:t>,</w:t>
+                            </w:r>
+                            <w:r>
+                              <w:rPr>
+                                <w:rFonts w:hint="eastAsia" w:ascii="Times New Roman" w:hAnsi="Times New Roman" w:eastAsia="等线" w:cs="宋体"/>
+                                <w:sz w:val="24"/>
+                                <w:szCs w:val="22"/>
+                                <w:lang w:val="en-US" w:eastAsia="zh-CN" w:bidi="ar-SA"/>
+                              </w:rPr>
+                              <w:t>35.4</w:t>
+                            </w:r>
+                            <w:r>
+                              <w:rPr>
+                                <w:rFonts w:ascii="Times New Roman" w:hAnsi="Times New Roman" w:eastAsia="等线" w:cs="宋体"/>
+                                <w:sz w:val="24"/>
+                                <w:szCs w:val="22"/>
+                                <w:lang w:val="en-US" w:eastAsia="zh-CN" w:bidi="ar-SA"/>
+                              </w:rPr>
+                              <w:t>) }}</w:t>
+                            </w:r>
+                          </w:p>
+                          <w:p>
+                            <w:pPr>
+                              <w:rPr>
+                                <w:rFonts w:hint="eastAsia" w:ascii="微软雅黑" w:hAnsi="微软雅黑" w:eastAsia="微软雅黑" w:cs="微软雅黑"/>
+                                <w:b/>
+                                <w:bCs/>
+                                <w:color w:val="0083C3"/>
+                                <w:sz w:val="20"/>
+                                <w:szCs w:val="20"/>
+                                <w:lang w:val="en-US" w:eastAsia="zh-CN" w:bidi="ar-SA"/>
+                              </w:rPr>
+                            </w:pPr>
+                            <w:r>
+                              <w:rPr>
+                                <w:rFonts w:hint="eastAsia" w:ascii="微软雅黑" w:hAnsi="微软雅黑" w:eastAsia="微软雅黑" w:cs="微软雅黑"/>
+                                <w:b/>
+                                <w:bCs/>
+                                <w:color w:val="0083C3"/>
+                                <w:sz w:val="20"/>
+                                <w:szCs w:val="20"/>
+                                <w:lang w:val="en-US" w:eastAsia="zh-CN" w:bidi="ar-SA"/>
+                              </w:rPr>
+                              <w:t>扫码认证</w:t>
+                            </w:r>
+                          </w:p>
+                          <w:p>
+                            <w:pPr>
+                              <w:widowControl/>
+                              <w:rPr>
+                                <w:rFonts w:hint="eastAsia" w:ascii="微软雅黑" w:hAnsi="微软雅黑" w:eastAsia="微软雅黑" w:cs="微软雅黑"/>
+                                <w:b/>
+                                <w:bCs/>
+                                <w:color w:val="0083C3"/>
+                                <w:sz w:val="20"/>
+                                <w:szCs w:val="20"/>
+                                <w:lang w:val="en-US" w:eastAsia="zh-CN" w:bidi="ar-SA"/>
+                              </w:rPr>
+                            </w:pPr>
+                            <w:r>
+                              <w:rPr>
+                                <w:rFonts w:hint="eastAsia" w:ascii="微软雅黑" w:hAnsi="微软雅黑" w:eastAsia="微软雅黑" w:cs="微软雅黑"/>
+                                <w:b/>
+                                <w:bCs/>
+                                <w:color w:val="0083C3"/>
+                                <w:sz w:val="20"/>
+                                <w:szCs w:val="20"/>
+                                <w:lang w:val="en-US" w:eastAsia="zh-CN" w:bidi="ar-SA"/>
+                              </w:rPr>
+                              <w:t>请受检者接收本报告后务必通过扫描防伪二维码确认报告真实性</w:t>
+                            </w:r>
+                          </w:p>
+                        </w:txbxContent>
+                      </wps:txbx>
+                      <wps:bodyPr rot="0" spcFirstLastPara="0" vertOverflow="overflow" horzOverflow="overflow" vert="horz" wrap="square" lIns="91440" tIns="45720" rIns="91440" bIns="45720" numCol="1" spcCol="0" rtlCol="0" fromWordArt="0" anchor="t" anchorCtr="0" forceAA="0" compatLnSpc="1">
+                        <a:noAutofit/>
+                      </wps:bodyPr>
+                    </wps:wsp>
+                  </a:graphicData>
+                </a:graphic>
+              </wp:anchor>
+            </w:drawing>
+          </mc:Choice>
+          <mc:Fallback>
+            <w:pict>
+              <v:shape id="_x0000_s1026" o:spid="_x0000_s1026" o:spt="202" type="#_x0000_t202" style="position:absolute;left:0pt;margin-left:-17.15pt;margin-top:327.2pt;height:75.4pt;width:321.45pt;z-index:251670528;mso-width-relative:page;mso-height-relative:page;" filled="f" stroked="f" coordsize="21600,21600" o:gfxdata="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">
+                <v:fill on="f" focussize="0,0"/>
+                <v:stroke on="f" weight="0.5pt"/>
+                <v:imagedata o:title=""/>
+                <o:lock v:ext="edit" aspectratio="f"/>
+                <v:textbox>
+                  <w:txbxContent>
+                    <w:p>
+                      <w:pPr>
+                        <w:rPr>
+                          <w:rFonts w:ascii="Times New Roman" w:hAnsi="Times New Roman" w:eastAsia="等线" w:cs="宋体"/>
+                          <w:sz w:val="24"/>
+                          <w:szCs w:val="22"/>
+                          <w:lang w:val="en-US" w:eastAsia="zh-CN" w:bidi="ar-SA"/>
+                        </w:rPr>
+                      </w:pPr>
+                      <w:r>
+                        <w:rPr>
+                          <w:rFonts w:ascii="Times New Roman" w:hAnsi="Times New Roman" w:eastAsia="等线" w:cs="宋体"/>
+                          <w:sz w:val="24"/>
+                          <w:szCs w:val="22"/>
+                          <w:lang w:val="en-US" w:eastAsia="zh-CN" w:bidi="ar-SA"/>
+                        </w:rPr>
+                        <w:t>{{ summaryOfRresults.binary | ci(</w:t>
+                      </w:r>
+                      <w:r>
+                        <w:rPr>
+                          <w:rFonts w:hint="eastAsia" w:ascii="Times New Roman" w:hAnsi="Times New Roman" w:eastAsia="等线" w:cs="宋体"/>
+                          <w:sz w:val="24"/>
+                          <w:szCs w:val="22"/>
+                          <w:lang w:val="en-US" w:eastAsia="zh-CN" w:bidi="ar-SA"/>
+                        </w:rPr>
+                        <w:t>35.4</w:t>
+                      </w:r>
+                      <w:r>
+                        <w:rPr>
+                          <w:rFonts w:ascii="Times New Roman" w:hAnsi="Times New Roman" w:eastAsia="等线" w:cs="宋体"/>
+                          <w:sz w:val="24"/>
+                          <w:szCs w:val="22"/>
+                          <w:lang w:val="en-US" w:eastAsia="zh-CN" w:bidi="ar-SA"/>
+                        </w:rPr>
+                        <w:t>,</w:t>
+                      </w:r>
+                      <w:r>
+                        <w:rPr>
+                          <w:rFonts w:hint="eastAsia" w:ascii="Times New Roman" w:hAnsi="Times New Roman" w:eastAsia="等线" w:cs="宋体"/>
+                          <w:sz w:val="24"/>
+                          <w:szCs w:val="22"/>
+                          <w:lang w:val="en-US" w:eastAsia="zh-CN" w:bidi="ar-SA"/>
+                        </w:rPr>
+                        <w:t>35.4</w:t>
+                      </w:r>
+                      <w:r>
+                        <w:rPr>
+                          <w:rFonts w:ascii="Times New Roman" w:hAnsi="Times New Roman" w:eastAsia="等线" w:cs="宋体"/>
+                          <w:sz w:val="24"/>
+                          <w:szCs w:val="22"/>
+                          <w:lang w:val="en-US" w:eastAsia="zh-CN" w:bidi="ar-SA"/>
+                        </w:rPr>
+                        <w:t>) }}</w:t>
+                      </w:r>
+                    </w:p>
+                    <w:p>
+                      <w:pPr>
+                        <w:rPr>
+                          <w:rFonts w:hint="eastAsia" w:ascii="微软雅黑" w:hAnsi="微软雅黑" w:eastAsia="微软雅黑" w:cs="微软雅黑"/>
+                          <w:b/>
+                          <w:bCs/>
+                          <w:color w:val="0083C3"/>
+                          <w:sz w:val="20"/>
+                          <w:szCs w:val="20"/>
+                          <w:lang w:val="en-US" w:eastAsia="zh-CN" w:bidi="ar-SA"/>
+                        </w:rPr>
+                      </w:pPr>
+                      <w:r>
+                        <w:rPr>
+                          <w:rFonts w:hint="eastAsia" w:ascii="微软雅黑" w:hAnsi="微软雅黑" w:eastAsia="微软雅黑" w:cs="微软雅黑"/>
+                          <w:b/>
+                          <w:bCs/>
+                          <w:color w:val="0083C3"/>
+                          <w:sz w:val="20"/>
+                          <w:szCs w:val="20"/>
+                          <w:lang w:val="en-US" w:eastAsia="zh-CN" w:bidi="ar-SA"/>
+                        </w:rPr>
+                        <w:t>扫码认证</w:t>
+                      </w:r>
+                    </w:p>
+                    <w:p>
+                      <w:pPr>
+                        <w:widowControl/>
+                        <w:rPr>
+                          <w:rFonts w:hint="eastAsia" w:ascii="微软雅黑" w:hAnsi="微软雅黑" w:eastAsia="微软雅黑" w:cs="微软雅黑"/>
+                          <w:b/>
+                          <w:bCs/>
+                          <w:color w:val="0083C3"/>
+                          <w:sz w:val="20"/>
+                          <w:szCs w:val="20"/>
+                          <w:lang w:val="en-US" w:eastAsia="zh-CN" w:bidi="ar-SA"/>
+                        </w:rPr>
+                      </w:pPr>
+                      <w:r>
+                        <w:rPr>
+                          <w:rFonts w:hint="eastAsia" w:ascii="微软雅黑" w:hAnsi="微软雅黑" w:eastAsia="微软雅黑" w:cs="微软雅黑"/>
+                          <w:b/>
+                          <w:bCs/>
+                          <w:color w:val="0083C3"/>
+                          <w:sz w:val="20"/>
+                          <w:szCs w:val="20"/>
+                          <w:lang w:val="en-US" w:eastAsia="zh-CN" w:bidi="ar-SA"/>
+                        </w:rPr>
+                        <w:t>请受检者接收本报告后务必通过扫描防伪二维码确认报告真实性</w:t>
+                      </w:r>
+                    </w:p>
+                  </w:txbxContent>
+                </v:textbox>
+              </v:shape>
+            </w:pict>
+          </mc:Fallback>
+        </mc:AlternateContent>
       </w:r>
     </w:p>
     <w:p>
@@ -2575,7 +2870,7 @@
                           </pic:cNvPicPr>
                         </pic:nvPicPr>
                         <pic:blipFill>
-                          <a:blip r:embed="rId11">
+                          <a:blip r:embed="rId12">
                             <a:clrChange>
                               <a:clrFrom>
                                 <a:srgbClr val="FFFFFF">
@@ -2734,7 +3029,7 @@
           <w:szCs w:val="18"/>
         </w:rPr>
         <w:sectPr>
-          <w:footerReference r:id="rId4" w:type="default"/>
+          <w:footerReference r:id="rId5" w:type="default"/>
           <w:pgSz w:w="11910" w:h="16840"/>
           <w:pgMar w:top="1540" w:right="880" w:bottom="920" w:left="1020" w:header="709" w:footer="656" w:gutter="0"/>
           <w:pgBorders>
@@ -2774,7 +3069,7 @@
                     </pic:cNvPicPr>
                   </pic:nvPicPr>
                   <pic:blipFill>
-                    <a:blip r:embed="rId12">
+                    <a:blip r:embed="rId13">
                       <a:extLst>
                         <a:ext uri="{28A0092B-C50C-407E-A947-70E740481C1C}">
                           <a14:useLocalDpi xmlns:a14="http://schemas.microsoft.com/office/drawing/2010/main" val="0"/>
@@ -4348,19 +4643,7 @@
           <w:szCs w:val="18"/>
           <w:lang w:eastAsia="zh-CN"/>
         </w:rPr>
-        <w:t>注：NMPA：国家药品监督管理局；</w:t>
-      </w:r>
-      <w:bookmarkStart w:id="4" w:name="_GoBack"/>
-      <w:bookmarkEnd w:id="4"/>
-      <w:r>
-        <w:rPr>
-          <w:rFonts w:hint="eastAsia" w:ascii="Times New Roman" w:hAnsi="Times New Roman" w:eastAsia="微软雅黑" w:cs="Times New Roman"/>
-          <w:bCs/>
-          <w:sz w:val="18"/>
-          <w:szCs w:val="18"/>
-          <w:lang w:eastAsia="zh-CN"/>
-        </w:rPr>
-        <w:t>FDA：美国食品药品管理局。信息来源：FDA/NMPA官网、药企官网发布信息。</w:t>
+        <w:t>注：NMPA：国家药品监督管理局；FDA：美国食品药品管理局。信息来源：FDA/NMPA官网、药企官网发布信息。</w:t>
       </w:r>
     </w:p>
     <w:p>
@@ -4377,8 +4660,8 @@
           <w:szCs w:val="24"/>
         </w:rPr>
         <w:sectPr>
-          <w:headerReference r:id="rId5" w:type="default"/>
-          <w:footerReference r:id="rId6" w:type="default"/>
+          <w:headerReference r:id="rId6" w:type="default"/>
+          <w:footerReference r:id="rId7" w:type="default"/>
           <w:pgSz w:w="11910" w:h="16840"/>
           <w:pgMar w:top="1540" w:right="880" w:bottom="920" w:left="1020" w:header="709" w:footer="656" w:gutter="0"/>
           <w:pgBorders>
@@ -4810,7 +5093,7 @@
         <w:jc w:val="left"/>
         <w:textAlignment w:val="auto"/>
         <w:rPr>
-          <w:rFonts w:ascii="Times New Roman" w:hAnsi="Times New Roman" w:eastAsia="等线" w:cs="宋体"/>
+          <w:rFonts w:hint="eastAsia" w:ascii="Times New Roman" w:hAnsi="Times New Roman" w:eastAsia="等线" w:cs="宋体"/>
           <w:kern w:val="0"/>
           <w:sz w:val="24"/>
           <w:lang w:eastAsia="zh-CN"/>
@@ -4850,7 +5133,7 @@
                     </pic:cNvPicPr>
                   </pic:nvPicPr>
                   <pic:blipFill>
-                    <a:blip r:embed="rId13"/>
+                    <a:blip r:embed="rId14"/>
                     <a:stretch>
                       <a:fillRect/>
                     </a:stretch>
@@ -4908,7 +5191,7 @@
                     </pic:cNvPicPr>
                   </pic:nvPicPr>
                   <pic:blipFill>
-                    <a:blip r:embed="rId14"/>
+                    <a:blip r:embed="rId15"/>
                     <a:stretch>
                       <a:fillRect/>
                     </a:stretch>
@@ -4986,51 +5269,56 @@
         </w:rPr>
         <w:t xml:space="preserve"> </w:t>
       </w:r>
-      <w:r>
-        <w:rPr>
-          <w:rFonts w:ascii="Times New Roman" w:hAnsi="Times New Roman" w:eastAsia="等线" w:cs="宋体"/>
-          <w:kern w:val="0"/>
-          <w:sz w:val="24"/>
-          <w:lang w:eastAsia="zh-CN"/>
-        </w:rPr>
-        <w:t>{{ summaryOfRresults.binary | ci(</w:t>
-      </w:r>
-      <w:r>
+    </w:p>
+    <w:p>
+      <w:pPr>
+        <w:keepNext w:val="0"/>
+        <w:keepLines w:val="0"/>
+        <w:pageBreakBefore w:val="0"/>
+        <w:widowControl/>
+        <w:kinsoku/>
+        <w:wordWrap/>
+        <w:overflowPunct/>
+        <w:topLinePunct w:val="0"/>
+        <w:autoSpaceDE/>
+        <w:autoSpaceDN/>
+        <w:bidi w:val="0"/>
+        <w:adjustRightInd/>
+        <w:snapToGrid/>
+        <w:jc w:val="left"/>
+        <w:textAlignment w:val="auto"/>
         <w:rPr>
           <w:rFonts w:hint="eastAsia" w:ascii="Times New Roman" w:hAnsi="Times New Roman" w:eastAsia="等线" w:cs="宋体"/>
           <w:kern w:val="0"/>
           <w:sz w:val="24"/>
           <w:lang w:eastAsia="zh-CN"/>
         </w:rPr>
-        <w:t>35.4</w:t>
-      </w:r>
-      <w:r>
-        <w:rPr>
-          <w:rFonts w:ascii="Times New Roman" w:hAnsi="Times New Roman" w:eastAsia="等线" w:cs="宋体"/>
-          <w:kern w:val="0"/>
-          <w:sz w:val="24"/>
-          <w:lang w:eastAsia="zh-CN"/>
-        </w:rPr>
-        <w:t>,</w:t>
-      </w:r>
-      <w:r>
+      </w:pPr>
+    </w:p>
+    <w:p>
+      <w:pPr>
+        <w:keepNext w:val="0"/>
+        <w:keepLines w:val="0"/>
+        <w:pageBreakBefore w:val="0"/>
+        <w:widowControl/>
+        <w:kinsoku/>
+        <w:wordWrap/>
+        <w:overflowPunct/>
+        <w:topLinePunct w:val="0"/>
+        <w:autoSpaceDE/>
+        <w:autoSpaceDN/>
+        <w:bidi w:val="0"/>
+        <w:adjustRightInd/>
+        <w:snapToGrid/>
+        <w:jc w:val="left"/>
+        <w:textAlignment w:val="auto"/>
         <w:rPr>
           <w:rFonts w:hint="eastAsia" w:ascii="Times New Roman" w:hAnsi="Times New Roman" w:eastAsia="等线" w:cs="宋体"/>
           <w:kern w:val="0"/>
           <w:sz w:val="24"/>
           <w:lang w:eastAsia="zh-CN"/>
         </w:rPr>
-        <w:t>35.4</w:t>
-      </w:r>
-      <w:r>
-        <w:rPr>
-          <w:rFonts w:ascii="Times New Roman" w:hAnsi="Times New Roman" w:eastAsia="等线" w:cs="宋体"/>
-          <w:kern w:val="0"/>
-          <w:sz w:val="24"/>
-          <w:lang w:eastAsia="zh-CN"/>
-        </w:rPr>
-        <w:t>) }}</w:t>
-      </w:r>
+      </w:pPr>
     </w:p>
     <w:p>
       <w:pPr>
@@ -5058,7 +5346,7 @@
           <w:szCs w:val="20"/>
           <w:lang w:eastAsia="zh-CN"/>
         </w:rPr>
-        <w:t>诺禾医学   诺禾在线   扫码认证</w:t>
+        <w:t>诺禾医学   诺禾在线</w:t>
       </w:r>
     </w:p>
     <w:p>
@@ -5136,7 +5424,7 @@
                     </pic:cNvPicPr>
                   </pic:nvPicPr>
                   <pic:blipFill>
-                    <a:blip r:embed="rId15"/>
+                    <a:blip r:embed="rId16"/>
                     <a:srcRect/>
                     <a:stretch>
                       <a:fillRect/>
@@ -5411,8 +5699,8 @@
       </w:r>
     </w:p>
     <w:sectPr>
-      <w:headerReference r:id="rId7" w:type="default"/>
-      <w:footerReference r:id="rId8" w:type="default"/>
+      <w:headerReference r:id="rId8" w:type="default"/>
+      <w:footerReference r:id="rId9" w:type="default"/>
       <w:pgSz w:w="11906" w:h="16838"/>
       <w:pgMar w:top="981" w:right="850" w:bottom="850" w:left="1020" w:header="851" w:footer="992" w:gutter="0"/>
       <w:pgBorders>
@@ -5838,11 +6126,55 @@
 
 <file path=word/header1.xml><?xml version="1.0" encoding="utf-8"?>
 <w:hdr xmlns:wpc="http://schemas.microsoft.com/office/word/2010/wordprocessingCanvas" xmlns:mc="http://schemas.openxmlformats.org/markup-compatibility/2006" xmlns:o="urn:schemas-microsoft-com:office:office" xmlns:r="http://schemas.openxmlformats.org/officeDocument/2006/relationships" xmlns:m="http://schemas.openxmlformats.org/officeDocument/2006/math" xmlns:v="urn:schemas-microsoft-com:vml" xmlns:wp14="http://schemas.microsoft.com/office/word/2010/wordprocessingDrawing" xmlns:wp="http://schemas.openxmlformats.org/drawingml/2006/wordprocessingDrawing" xmlns:w10="urn:schemas-microsoft-com:office:word" xmlns:w="http://schemas.openxmlformats.org/wordprocessingml/2006/main" xmlns:w14="http://schemas.microsoft.com/office/word/2010/wordml" xmlns:w15="http://schemas.microsoft.com/office/word/2012/wordml" xmlns:wpg="http://schemas.microsoft.com/office/word/2010/wordprocessingGroup" xmlns:wpi="http://schemas.microsoft.com/office/word/2010/wordprocessingInk" xmlns:wne="http://schemas.microsoft.com/office/word/2006/wordml" xmlns:wps="http://schemas.microsoft.com/office/word/2010/wordprocessingShape" xmlns:wpsCustomData="http://www.wps.cn/officeDocument/2013/wpsCustomData" mc:Ignorable="w14 w15 wp14">
-  <w:p/>
+  <w:p>
+    <w:pPr>
+      <w:pStyle w:val="15"/>
+      <w:pBdr>
+        <w:bottom w:val="none" w:color="auto" w:sz="0" w:space="1"/>
+      </w:pBdr>
+    </w:pPr>
+    <w:r>
+      <w:rPr>
+        <w:sz w:val="18"/>
+      </w:rPr>
+      <w:pict>
+        <v:shape id="PowerPlusWaterMarkObject291817" o:spid="_x0000_s2049" o:spt="136" type="#_x0000_t136" style="position:absolute;left:0pt;height:48.3pt;width:166.5pt;mso-position-horizontal:center;mso-position-horizontal-relative:margin;mso-position-vertical:center;mso-position-vertical-relative:margin;rotation:-2949120f;z-index:-251654144;mso-width-relative:page;mso-height-relative:page;" fillcolor="#C0C0C0" filled="t" stroked="f" coordsize="21600,21600" adj="10800">
+          <v:path/>
+          <v:fill on="t" opacity="32768f" focussize="0,0"/>
+          <v:stroke on="f"/>
+          <v:imagedata o:title=""/>
+          <o:lock v:ext="edit" aspectratio="t"/>
+          <v:textpath on="t" fitshape="t" fitpath="t" trim="t" xscale="f" string="{{ client }}" style="font-family:微软雅黑;font-size:48pt;v-same-letter-heights:f;v-text-align:center;"/>
+        </v:shape>
+      </w:pict>
+    </w:r>
+  </w:p>
 </w:hdr>
 </file>
 
 <file path=word/header2.xml><?xml version="1.0" encoding="utf-8"?>
+<w:hdr xmlns:wpc="http://schemas.microsoft.com/office/word/2010/wordprocessingCanvas" xmlns:mc="http://schemas.openxmlformats.org/markup-compatibility/2006" xmlns:o="urn:schemas-microsoft-com:office:office" xmlns:r="http://schemas.openxmlformats.org/officeDocument/2006/relationships" xmlns:m="http://schemas.openxmlformats.org/officeDocument/2006/math" xmlns:v="urn:schemas-microsoft-com:vml" xmlns:wp14="http://schemas.microsoft.com/office/word/2010/wordprocessingDrawing" xmlns:wp="http://schemas.openxmlformats.org/drawingml/2006/wordprocessingDrawing" xmlns:w10="urn:schemas-microsoft-com:office:word" xmlns:w="http://schemas.openxmlformats.org/wordprocessingml/2006/main" xmlns:w14="http://schemas.microsoft.com/office/word/2010/wordml" xmlns:w15="http://schemas.microsoft.com/office/word/2012/wordml" xmlns:wpg="http://schemas.microsoft.com/office/word/2010/wordprocessingGroup" xmlns:wpi="http://schemas.microsoft.com/office/word/2010/wordprocessingInk" xmlns:wne="http://schemas.microsoft.com/office/word/2006/wordml" xmlns:wps="http://schemas.microsoft.com/office/word/2010/wordprocessingShape" xmlns:wpsCustomData="http://www.wps.cn/officeDocument/2013/wpsCustomData" mc:Ignorable="w14 w15 wp14">
+  <w:p>
+    <w:r>
+      <w:rPr>
+        <w:sz w:val="18"/>
+      </w:rPr>
+      <w:pict>
+        <v:shape id="_x0000_s2050" o:spid="_x0000_s2050" o:spt="136" type="#_x0000_t136" style="position:absolute;left:0pt;height:48.3pt;width:166.5pt;mso-position-horizontal:center;mso-position-horizontal-relative:margin;mso-position-vertical:center;mso-position-vertical-relative:margin;rotation:-2949120f;z-index:-251653120;mso-width-relative:page;mso-height-relative:page;" fillcolor="#C0C0C0" filled="t" stroked="f" coordsize="21600,21600" adj="10800">
+          <v:path/>
+          <v:fill on="t" opacity="32768f" focussize="0,0"/>
+          <v:stroke on="f"/>
+          <v:imagedata o:title=""/>
+          <o:lock v:ext="edit" aspectratio="t"/>
+          <v:textpath on="t" fitshape="t" fitpath="t" trim="t" xscale="f" string="{{ client }}" style="font-family:微软雅黑;font-size:48pt;v-same-letter-heights:f;v-text-align:center;"/>
+        </v:shape>
+      </w:pict>
+    </w:r>
+  </w:p>
+</w:hdr>
+</file>
+
+<file path=word/header3.xml><?xml version="1.0" encoding="utf-8"?>
 <w:hdr xmlns:wpc="http://schemas.microsoft.com/office/word/2010/wordprocessingCanvas" xmlns:mc="http://schemas.openxmlformats.org/markup-compatibility/2006" xmlns:o="urn:schemas-microsoft-com:office:office" xmlns:r="http://schemas.openxmlformats.org/officeDocument/2006/relationships" xmlns:m="http://schemas.openxmlformats.org/officeDocument/2006/math" xmlns:v="urn:schemas-microsoft-com:vml" xmlns:wp14="http://schemas.microsoft.com/office/word/2010/wordprocessingDrawing" xmlns:wp="http://schemas.openxmlformats.org/drawingml/2006/wordprocessingDrawing" xmlns:w10="urn:schemas-microsoft-com:office:word" xmlns:w="http://schemas.openxmlformats.org/wordprocessingml/2006/main" xmlns:w14="http://schemas.microsoft.com/office/word/2010/wordml" xmlns:w15="http://schemas.microsoft.com/office/word/2012/wordml" xmlns:wpg="http://schemas.microsoft.com/office/word/2010/wordprocessingGroup" xmlns:wpi="http://schemas.microsoft.com/office/word/2010/wordprocessingInk" xmlns:wne="http://schemas.microsoft.com/office/word/2006/wordml" xmlns:wps="http://schemas.microsoft.com/office/word/2010/wordprocessingShape" xmlns:wpsCustomData="http://www.wps.cn/officeDocument/2013/wpsCustomData" mc:Ignorable="w14 w15 wp14">
   <w:p>
     <w:pPr>
@@ -5861,6 +6193,21 @@
         <w:lang w:eastAsia="zh-CN"/>
       </w:rPr>
     </w:pPr>
+    <w:r>
+      <w:rPr>
+        <w:sz w:val="18"/>
+      </w:rPr>
+      <w:pict>
+        <v:shape id="_x0000_s2051" o:spid="_x0000_s2051" o:spt="136" type="#_x0000_t136" style="position:absolute;left:0pt;height:48.3pt;width:166.5pt;mso-position-horizontal:center;mso-position-horizontal-relative:margin;mso-position-vertical:center;mso-position-vertical-relative:margin;rotation:-2949120f;z-index:-251652096;mso-width-relative:page;mso-height-relative:page;" fillcolor="#C0C0C0" filled="t" stroked="f" coordsize="21600,21600" adj="10800">
+          <v:path/>
+          <v:fill on="t" opacity="32768f" focussize="0,0"/>
+          <v:stroke on="f"/>
+          <v:imagedata o:title=""/>
+          <o:lock v:ext="edit" aspectratio="t"/>
+          <v:textpath on="t" fitshape="t" fitpath="t" trim="t" xscale="f" string="{{ client }}" style="font-family:微软雅黑;font-size:48pt;v-same-letter-heights:f;v-text-align:center;"/>
+        </v:shape>
+      </w:pict>
+    </w:r>
   </w:p>
 </w:hdr>
 </file>
@@ -9785,7 +10132,10 @@
     <customSectPr/>
   </customSectProps>
   <customShpExts>
+    <customShpInfo spid="_x0000_s2049"/>
     <customShpInfo spid="_x0000_s1026" textRotate="1"/>
+    <customShpInfo spid="_x0000_s2050"/>
+    <customShpInfo spid="_x0000_s2051"/>
   </customShpExts>
 </s:customData>
 </file>

--- a/WebContent/docx/PD-L1检测报告.docx
+++ b/WebContent/docx/PD-L1检测报告.docx
@@ -10,7 +10,6 @@
           <w:sz w:val="20"/>
         </w:rPr>
       </w:pPr>
-      <w:bookmarkStart w:id="4" w:name="_GoBack"/>
       <w:r>
         <w:rPr>
           <w:rFonts w:hint="eastAsia" w:eastAsia="宋体"/>
@@ -63,7 +62,6 @@
           </wp:anchor>
         </w:drawing>
       </w:r>
-      <w:bookmarkEnd w:id="4"/>
     </w:p>
     <w:p>
       <w:pPr>
@@ -105,8 +103,8 @@
         </w:rPr>
       </w:pPr>
       <w:bookmarkStart w:id="0" w:name="_Toc500263098"/>
-      <w:bookmarkStart w:id="1" w:name="_Toc500164193"/>
-      <w:bookmarkStart w:id="2" w:name="_Toc500163468"/>
+      <w:bookmarkStart w:id="1" w:name="_Toc500163468"/>
+      <w:bookmarkStart w:id="2" w:name="_Toc500164193"/>
     </w:p>
     <w:p>
       <w:pPr>
@@ -843,7 +841,7 @@
           </w:tcPr>
           <w:p>
             <w:pPr>
-              <w:pStyle w:val="214"/>
+              <w:pStyle w:val="215"/>
             </w:pPr>
             <w:r>
               <w:t xml:space="preserve">患者姓名： </w:t>
@@ -866,7 +864,7 @@
           </w:tcPr>
           <w:p>
             <w:pPr>
-              <w:pStyle w:val="214"/>
+              <w:pStyle w:val="215"/>
             </w:pPr>
             <w:r>
               <w:t>性别：</w:t>
@@ -889,7 +887,7 @@
           </w:tcPr>
           <w:p>
             <w:pPr>
-              <w:pStyle w:val="214"/>
+              <w:pStyle w:val="215"/>
             </w:pPr>
             <w:r>
               <w:t>年龄：</w:t>
@@ -915,7 +913,7 @@
           </w:tcPr>
           <w:p>
             <w:pPr>
-              <w:pStyle w:val="214"/>
+              <w:pStyle w:val="215"/>
             </w:pPr>
             <w:r>
               <w:t>送检样本：</w:t>
@@ -958,7 +956,7 @@
           </w:tcPr>
           <w:p>
             <w:pPr>
-              <w:pStyle w:val="214"/>
+              <w:pStyle w:val="215"/>
             </w:pPr>
             <w:r>
               <w:t>原样本编号：</w:t>
@@ -978,7 +976,7 @@
           </w:tcPr>
           <w:p>
             <w:pPr>
-              <w:pStyle w:val="214"/>
+              <w:pStyle w:val="215"/>
             </w:pPr>
             <w:r>
               <w:t>病人ID：</w:t>
@@ -1016,7 +1014,7 @@
           </w:tcPr>
           <w:p>
             <w:pPr>
-              <w:pStyle w:val="214"/>
+              <w:pStyle w:val="215"/>
             </w:pPr>
             <w:r>
               <w:t>采样日期：</w:t>
@@ -1036,7 +1034,7 @@
           </w:tcPr>
           <w:p>
             <w:pPr>
-              <w:pStyle w:val="214"/>
+              <w:pStyle w:val="215"/>
             </w:pPr>
             <w:r>
               <w:t>送检单位：</w:t>
@@ -1091,7 +1089,7 @@
           </w:tcPr>
           <w:p>
             <w:pPr>
-              <w:pStyle w:val="214"/>
+              <w:pStyle w:val="215"/>
             </w:pPr>
             <w:r>
               <w:t>原病理/临床诊断：</w:t>
@@ -1114,7 +1112,7 @@
           </w:tcPr>
           <w:p>
             <w:pPr>
-              <w:pStyle w:val="214"/>
+              <w:pStyle w:val="215"/>
             </w:pPr>
             <w:r>
               <w:t>接收日期：</w:t>
@@ -1184,12 +1182,6 @@
             <w:insideH w:val="single" w:color="62B541" w:sz="4" w:space="0"/>
             <w:insideV w:val="single" w:color="62B541" w:sz="4" w:space="0"/>
           </w:tblBorders>
-          <w:tblCellMar>
-            <w:top w:w="0" w:type="dxa"/>
-            <w:left w:w="108" w:type="dxa"/>
-            <w:bottom w:w="0" w:type="dxa"/>
-            <w:right w:w="108" w:type="dxa"/>
-          </w:tblCellMar>
         </w:tblPrEx>
         <w:trPr>
           <w:jc w:val="center"/>
@@ -1261,7 +1253,7 @@
           </w:tcPr>
           <w:p>
             <w:pPr>
-              <w:pStyle w:val="215"/>
+              <w:pStyle w:val="216"/>
             </w:pPr>
             <w:r>
               <w:rPr>
@@ -1323,7 +1315,7 @@
           </w:tcPr>
           <w:p>
             <w:pPr>
-              <w:pStyle w:val="228"/>
+              <w:pStyle w:val="229"/>
             </w:pPr>
             <w:r>
               <w:t>镜下描述：</w:t>
@@ -1938,7 +1930,7 @@
           </w:tcPr>
           <w:p>
             <w:pPr>
-              <w:pStyle w:val="217"/>
+              <w:pStyle w:val="218"/>
               <w:rPr>
                 <w:rFonts w:hint="default" w:ascii="Times New Roman" w:hAnsi="Times New Roman" w:cs="Times New Roman"/>
               </w:rPr>
@@ -2059,7 +2051,7 @@
           </w:tcPr>
           <w:p>
             <w:pPr>
-              <w:pStyle w:val="217"/>
+              <w:pStyle w:val="218"/>
               <w:rPr>
                 <w:rFonts w:hint="default" w:ascii="Times New Roman" w:hAnsi="Times New Roman" w:cs="Times New Roman"/>
               </w:rPr>
@@ -2637,7 +2629,7 @@
     </w:p>
     <w:tbl>
       <w:tblPr>
-        <w:tblStyle w:val="230"/>
+        <w:tblStyle w:val="231"/>
         <w:tblpPr w:leftFromText="113" w:rightFromText="113" w:vertAnchor="page" w:tblpXSpec="center" w:tblpY="15027"/>
         <w:tblW w:w="0" w:type="auto"/>
         <w:tblInd w:w="0" w:type="dxa"/>
@@ -2919,7 +2911,7 @@
           </w:tcPr>
           <w:p>
             <w:pPr>
-              <w:pStyle w:val="231"/>
+              <w:pStyle w:val="232"/>
               <w:framePr w:hSpace="0" w:wrap="auto" w:vAnchor="margin" w:hAnchor="text" w:xAlign="left" w:yAlign="inline"/>
             </w:pPr>
             <w:r>
@@ -3136,7 +3128,6 @@
             <w:insideH w:val="single" w:color="365F91" w:sz="12" w:space="0"/>
             <w:insideV w:val="single" w:color="365F91" w:sz="12" w:space="0"/>
           </w:tblBorders>
-          <w:shd w:val="clear" w:color="auto" w:fill="0083C3"/>
           <w:tblCellMar>
             <w:top w:w="0" w:type="dxa"/>
             <w:left w:w="108" w:type="dxa"/>
@@ -3279,7 +3270,7 @@
     </w:tbl>
     <w:p>
       <w:pPr>
-        <w:pStyle w:val="25"/>
+        <w:pStyle w:val="26"/>
         <w:spacing w:line="440" w:lineRule="exact"/>
         <w:ind w:right="288" w:rightChars="137" w:firstLine="0" w:firstLineChars="0"/>
         <w:jc w:val="center"/>
@@ -4054,7 +4045,7 @@
           </w:tcPr>
           <w:p>
             <w:pPr>
-              <w:pStyle w:val="212"/>
+              <w:pStyle w:val="213"/>
               <w:keepNext w:val="0"/>
               <w:keepLines w:val="0"/>
               <w:pageBreakBefore w:val="0"/>
@@ -4103,7 +4094,7 @@
           </w:tcPr>
           <w:p>
             <w:pPr>
-              <w:pStyle w:val="212"/>
+              <w:pStyle w:val="213"/>
               <w:keepNext w:val="0"/>
               <w:keepLines w:val="0"/>
               <w:pageBreakBefore w:val="0"/>
@@ -4152,7 +4143,7 @@
           </w:tcPr>
           <w:p>
             <w:pPr>
-              <w:pStyle w:val="212"/>
+              <w:pStyle w:val="213"/>
               <w:keepNext w:val="0"/>
               <w:keepLines w:val="0"/>
               <w:pageBreakBefore w:val="0"/>
@@ -4222,7 +4213,7 @@
           </w:tcPr>
           <w:p>
             <w:pPr>
-              <w:pStyle w:val="212"/>
+              <w:pStyle w:val="213"/>
               <w:autoSpaceDE w:val="0"/>
               <w:autoSpaceDN w:val="0"/>
               <w:spacing w:before="1"/>
@@ -4281,7 +4272,7 @@
           </w:tcPr>
           <w:p>
             <w:pPr>
-              <w:pStyle w:val="212"/>
+              <w:pStyle w:val="213"/>
               <w:autoSpaceDE w:val="0"/>
               <w:autoSpaceDN w:val="0"/>
               <w:ind w:right="165"/>
@@ -4333,7 +4324,7 @@
           </w:tcPr>
           <w:p>
             <w:pPr>
-              <w:pStyle w:val="212"/>
+              <w:pStyle w:val="213"/>
               <w:autoSpaceDE w:val="0"/>
               <w:autoSpaceDN w:val="0"/>
               <w:ind w:right="165"/>
@@ -4385,7 +4376,7 @@
           </w:tcPr>
           <w:p>
             <w:pPr>
-              <w:pStyle w:val="212"/>
+              <w:pStyle w:val="213"/>
               <w:keepNext w:val="0"/>
               <w:keepLines w:val="0"/>
               <w:pageBreakBefore w:val="0"/>
@@ -4500,7 +4491,7 @@
           </w:tcPr>
           <w:p>
             <w:pPr>
-              <w:pStyle w:val="212"/>
+              <w:pStyle w:val="213"/>
               <w:autoSpaceDE w:val="0"/>
               <w:autoSpaceDN w:val="0"/>
               <w:spacing w:before="1"/>
@@ -4645,6 +4636,596 @@
         </w:rPr>
         <w:t>注：NMPA：国家药品监督管理局；FDA：美国食品药品管理局。信息来源：FDA/NMPA官网、药企官网发布信息。</w:t>
       </w:r>
+    </w:p>
+    <w:p>
+      <w:pPr>
+        <w:rPr>
+          <w:rFonts w:ascii="Calibri" w:hAnsi="Calibri" w:eastAsia="微软雅黑" w:cs="宋体"/>
+          <w:b/>
+          <w:bCs/>
+          <w:color w:val="62B541"/>
+          <w:kern w:val="44"/>
+          <w:sz w:val="24"/>
+          <w:szCs w:val="24"/>
+        </w:rPr>
+      </w:pPr>
+      <w:r>
+        <w:rPr>
+          <w:rFonts w:ascii="Calibri" w:hAnsi="Calibri" w:eastAsia="微软雅黑" w:cs="宋体"/>
+          <w:b/>
+          <w:bCs/>
+          <w:color w:val="62B541"/>
+          <w:kern w:val="44"/>
+          <w:sz w:val="24"/>
+          <w:szCs w:val="24"/>
+        </w:rPr>
+        <w:br w:type="page"/>
+      </w:r>
+    </w:p>
+    <w:p>
+      <w:pPr>
+        <w:keepNext w:val="0"/>
+        <w:keepLines w:val="0"/>
+        <w:pageBreakBefore w:val="0"/>
+        <w:widowControl w:val="0"/>
+        <w:kinsoku/>
+        <w:wordWrap/>
+        <w:overflowPunct/>
+        <w:topLinePunct w:val="0"/>
+        <w:autoSpaceDE/>
+        <w:autoSpaceDN/>
+        <w:bidi w:val="0"/>
+        <w:adjustRightInd w:val="0"/>
+        <w:snapToGrid w:val="0"/>
+        <w:spacing w:before="0" w:beforeLines="50" w:line="288" w:lineRule="auto"/>
+        <w:ind w:firstLine="180" w:firstLineChars="100"/>
+        <w:jc w:val="left"/>
+        <w:textAlignment w:val="auto"/>
+        <w:rPr>
+          <w:rFonts w:hint="eastAsia" w:ascii="微软雅黑" w:hAnsi="微软雅黑" w:eastAsia="微软雅黑" w:cs="微软雅黑"/>
+          <w:b/>
+          <w:bCs/>
+          <w:color w:val="auto"/>
+          <w:kern w:val="0"/>
+          <w:sz w:val="18"/>
+          <w:szCs w:val="18"/>
+          <w:lang w:val="en-US" w:eastAsia="zh-CN" w:bidi="zh-CN"/>
+        </w:rPr>
+      </w:pPr>
+      <w:r>
+        <w:rPr>
+          <w:rFonts w:hint="eastAsia" w:ascii="微软雅黑" w:hAnsi="微软雅黑" w:eastAsia="微软雅黑" w:cs="微软雅黑"/>
+          <w:b/>
+          <w:bCs/>
+          <w:color w:val="auto"/>
+          <w:kern w:val="0"/>
+          <w:sz w:val="18"/>
+          <w:szCs w:val="18"/>
+          <w:lang w:val="en-US" w:eastAsia="zh-CN" w:bidi="zh-CN"/>
+        </w:rPr>
+        <w:t>信息来源：</w:t>
+      </w:r>
+    </w:p>
+    <w:p>
+      <w:pPr>
+        <w:pStyle w:val="213"/>
+        <w:keepNext w:val="0"/>
+        <w:keepLines w:val="0"/>
+        <w:pageBreakBefore w:val="0"/>
+        <w:widowControl w:val="0"/>
+        <w:numPr>
+          <w:ilvl w:val="-1"/>
+          <w:numId w:val="0"/>
+        </w:numPr>
+        <w:kinsoku/>
+        <w:wordWrap/>
+        <w:overflowPunct/>
+        <w:topLinePunct w:val="0"/>
+        <w:bidi w:val="0"/>
+        <w:adjustRightInd w:val="0"/>
+        <w:snapToGrid w:val="0"/>
+        <w:spacing w:before="1" w:line="288" w:lineRule="auto"/>
+        <w:ind w:left="216" w:leftChars="103" w:right="165" w:firstLine="0" w:firstLineChars="0"/>
+        <w:jc w:val="left"/>
+        <w:textAlignment w:val="auto"/>
+        <w:rPr>
+          <w:rFonts w:hint="eastAsia" w:ascii="微软雅黑" w:hAnsi="微软雅黑" w:eastAsia="微软雅黑" w:cs="微软雅黑"/>
+          <w:i w:val="0"/>
+          <w:iCs w:val="0"/>
+          <w:caps w:val="0"/>
+          <w:color w:val="auto"/>
+          <w:spacing w:val="8"/>
+          <w:sz w:val="18"/>
+          <w:szCs w:val="18"/>
+          <w:shd w:val="clear" w:fill="FFFFFF"/>
+        </w:rPr>
+      </w:pPr>
+      <w:r>
+        <w:rPr>
+          <w:rFonts w:hint="eastAsia" w:ascii="微软雅黑" w:hAnsi="微软雅黑" w:eastAsia="微软雅黑" w:cs="微软雅黑"/>
+          <w:i w:val="0"/>
+          <w:iCs w:val="0"/>
+          <w:caps w:val="0"/>
+          <w:color w:val="auto"/>
+          <w:spacing w:val="8"/>
+          <w:kern w:val="0"/>
+          <w:sz w:val="18"/>
+          <w:szCs w:val="18"/>
+          <w:shd w:val="clear" w:fill="FFFFFF"/>
+          <w:lang w:val="zh-CN" w:eastAsia="zh-CN" w:bidi="zh-CN"/>
+        </w:rPr>
+        <w:t>[1]</w:t>
+      </w:r>
+      <w:r>
+        <w:rPr>
+          <w:rFonts w:hint="eastAsia" w:ascii="微软雅黑" w:hAnsi="微软雅黑" w:eastAsia="微软雅黑" w:cs="微软雅黑"/>
+          <w:i w:val="0"/>
+          <w:iCs w:val="0"/>
+          <w:caps w:val="0"/>
+          <w:color w:val="auto"/>
+          <w:spacing w:val="8"/>
+          <w:sz w:val="18"/>
+          <w:szCs w:val="18"/>
+          <w:shd w:val="clear" w:fill="FFFFFF"/>
+        </w:rPr>
+        <w:t>实体肿瘤PD‐L1免疫组织化学检测专家共识（2021版）</w:t>
+      </w:r>
+    </w:p>
+    <w:p>
+      <w:pPr>
+        <w:pStyle w:val="213"/>
+        <w:keepNext w:val="0"/>
+        <w:keepLines w:val="0"/>
+        <w:pageBreakBefore w:val="0"/>
+        <w:widowControl w:val="0"/>
+        <w:numPr>
+          <w:ilvl w:val="-1"/>
+          <w:numId w:val="0"/>
+        </w:numPr>
+        <w:kinsoku/>
+        <w:wordWrap/>
+        <w:overflowPunct/>
+        <w:topLinePunct w:val="0"/>
+        <w:bidi w:val="0"/>
+        <w:adjustRightInd w:val="0"/>
+        <w:snapToGrid w:val="0"/>
+        <w:spacing w:before="1" w:line="288" w:lineRule="auto"/>
+        <w:ind w:left="216" w:leftChars="103" w:right="165" w:firstLine="0" w:firstLineChars="0"/>
+        <w:jc w:val="left"/>
+        <w:textAlignment w:val="auto"/>
+        <w:rPr>
+          <w:rFonts w:hint="eastAsia" w:ascii="微软雅黑" w:hAnsi="微软雅黑" w:eastAsia="微软雅黑" w:cs="微软雅黑"/>
+          <w:i w:val="0"/>
+          <w:iCs w:val="0"/>
+          <w:caps w:val="0"/>
+          <w:color w:val="auto"/>
+          <w:spacing w:val="8"/>
+          <w:sz w:val="18"/>
+          <w:szCs w:val="18"/>
+          <w:shd w:val="clear" w:fill="FFFFFF"/>
+        </w:rPr>
+      </w:pPr>
+      <w:r>
+        <w:rPr>
+          <w:rFonts w:hint="eastAsia" w:ascii="微软雅黑" w:hAnsi="微软雅黑" w:eastAsia="微软雅黑" w:cs="微软雅黑"/>
+          <w:i w:val="0"/>
+          <w:iCs w:val="0"/>
+          <w:caps w:val="0"/>
+          <w:color w:val="auto"/>
+          <w:spacing w:val="8"/>
+          <w:kern w:val="0"/>
+          <w:sz w:val="18"/>
+          <w:szCs w:val="18"/>
+          <w:shd w:val="clear" w:fill="FFFFFF"/>
+          <w:lang w:val="zh-CN" w:eastAsia="zh-CN" w:bidi="zh-CN"/>
+        </w:rPr>
+        <w:t>[2]</w:t>
+      </w:r>
+      <w:r>
+        <w:rPr>
+          <w:rFonts w:hint="eastAsia" w:ascii="微软雅黑" w:hAnsi="微软雅黑" w:eastAsia="微软雅黑" w:cs="微软雅黑"/>
+          <w:i w:val="0"/>
+          <w:iCs w:val="0"/>
+          <w:caps w:val="0"/>
+          <w:color w:val="auto"/>
+          <w:spacing w:val="8"/>
+          <w:sz w:val="18"/>
+          <w:szCs w:val="18"/>
+          <w:shd w:val="clear" w:fill="FFFFFF"/>
+        </w:rPr>
+        <w:t>新型抗肿瘤药物临床应用指导原则</w:t>
+      </w:r>
+    </w:p>
+    <w:p>
+      <w:pPr>
+        <w:pStyle w:val="213"/>
+        <w:keepNext w:val="0"/>
+        <w:keepLines w:val="0"/>
+        <w:pageBreakBefore w:val="0"/>
+        <w:widowControl w:val="0"/>
+        <w:numPr>
+          <w:ilvl w:val="-1"/>
+          <w:numId w:val="0"/>
+        </w:numPr>
+        <w:kinsoku/>
+        <w:wordWrap/>
+        <w:overflowPunct/>
+        <w:topLinePunct w:val="0"/>
+        <w:bidi w:val="0"/>
+        <w:adjustRightInd w:val="0"/>
+        <w:snapToGrid w:val="0"/>
+        <w:spacing w:before="1" w:line="288" w:lineRule="auto"/>
+        <w:ind w:left="216" w:leftChars="103" w:right="165" w:firstLine="0" w:firstLineChars="0"/>
+        <w:jc w:val="left"/>
+        <w:textAlignment w:val="auto"/>
+        <w:rPr>
+          <w:rFonts w:hint="eastAsia" w:ascii="微软雅黑" w:hAnsi="微软雅黑" w:eastAsia="微软雅黑" w:cs="微软雅黑"/>
+          <w:i w:val="0"/>
+          <w:iCs w:val="0"/>
+          <w:caps w:val="0"/>
+          <w:color w:val="auto"/>
+          <w:spacing w:val="8"/>
+          <w:sz w:val="18"/>
+          <w:szCs w:val="18"/>
+          <w:shd w:val="clear" w:fill="FFFFFF"/>
+        </w:rPr>
+      </w:pPr>
+      <w:r>
+        <w:rPr>
+          <w:rFonts w:hint="eastAsia" w:ascii="微软雅黑" w:hAnsi="微软雅黑" w:eastAsia="微软雅黑" w:cs="微软雅黑"/>
+          <w:i w:val="0"/>
+          <w:iCs w:val="0"/>
+          <w:caps w:val="0"/>
+          <w:color w:val="auto"/>
+          <w:spacing w:val="8"/>
+          <w:kern w:val="0"/>
+          <w:sz w:val="18"/>
+          <w:szCs w:val="18"/>
+          <w:shd w:val="clear" w:fill="FFFFFF"/>
+          <w:lang w:val="zh-CN" w:eastAsia="zh-CN" w:bidi="zh-CN"/>
+        </w:rPr>
+        <w:t>[3]</w:t>
+      </w:r>
+      <w:r>
+        <w:rPr>
+          <w:rFonts w:hint="eastAsia" w:ascii="微软雅黑" w:hAnsi="微软雅黑" w:eastAsia="微软雅黑" w:cs="微软雅黑"/>
+          <w:i w:val="0"/>
+          <w:iCs w:val="0"/>
+          <w:caps w:val="0"/>
+          <w:color w:val="auto"/>
+          <w:spacing w:val="8"/>
+          <w:sz w:val="18"/>
+          <w:szCs w:val="18"/>
+          <w:shd w:val="clear" w:fill="FFFFFF"/>
+        </w:rPr>
+        <w:t>帕博利珠单抗注射液（JXSS2200010）申请上市技术审评报告</w:t>
+      </w:r>
+    </w:p>
+    <w:p>
+      <w:pPr>
+        <w:pStyle w:val="213"/>
+        <w:keepNext w:val="0"/>
+        <w:keepLines w:val="0"/>
+        <w:pageBreakBefore w:val="0"/>
+        <w:widowControl w:val="0"/>
+        <w:numPr>
+          <w:ilvl w:val="-1"/>
+          <w:numId w:val="0"/>
+        </w:numPr>
+        <w:kinsoku/>
+        <w:wordWrap/>
+        <w:overflowPunct/>
+        <w:topLinePunct w:val="0"/>
+        <w:bidi w:val="0"/>
+        <w:adjustRightInd w:val="0"/>
+        <w:snapToGrid w:val="0"/>
+        <w:spacing w:before="1" w:line="288" w:lineRule="auto"/>
+        <w:ind w:left="216" w:leftChars="103" w:right="165" w:firstLine="0" w:firstLineChars="0"/>
+        <w:jc w:val="left"/>
+        <w:textAlignment w:val="auto"/>
+        <w:rPr>
+          <w:rFonts w:hint="eastAsia" w:ascii="微软雅黑" w:hAnsi="微软雅黑" w:eastAsia="微软雅黑" w:cs="微软雅黑"/>
+          <w:i w:val="0"/>
+          <w:iCs w:val="0"/>
+          <w:caps w:val="0"/>
+          <w:color w:val="auto"/>
+          <w:spacing w:val="8"/>
+          <w:sz w:val="18"/>
+          <w:szCs w:val="18"/>
+          <w:u w:val="none"/>
+          <w:shd w:val="clear" w:fill="FFFFFF"/>
+        </w:rPr>
+      </w:pPr>
+      <w:r>
+        <w:rPr>
+          <w:rFonts w:hint="eastAsia" w:ascii="微软雅黑" w:hAnsi="微软雅黑" w:eastAsia="微软雅黑" w:cs="微软雅黑"/>
+          <w:i w:val="0"/>
+          <w:iCs w:val="0"/>
+          <w:caps w:val="0"/>
+          <w:color w:val="auto"/>
+          <w:spacing w:val="8"/>
+          <w:kern w:val="0"/>
+          <w:sz w:val="18"/>
+          <w:szCs w:val="18"/>
+          <w:shd w:val="clear" w:fill="FFFFFF"/>
+          <w:lang w:val="zh-CN" w:eastAsia="zh-CN" w:bidi="zh-CN"/>
+        </w:rPr>
+        <w:t>[4</w:t>
+      </w:r>
+      <w:r>
+        <w:rPr>
+          <w:rFonts w:hint="eastAsia" w:ascii="微软雅黑" w:hAnsi="微软雅黑" w:eastAsia="微软雅黑" w:cs="微软雅黑"/>
+          <w:i w:val="0"/>
+          <w:iCs w:val="0"/>
+          <w:caps w:val="0"/>
+          <w:color w:val="auto"/>
+          <w:spacing w:val="8"/>
+          <w:kern w:val="0"/>
+          <w:sz w:val="18"/>
+          <w:szCs w:val="18"/>
+          <w:u w:val="none"/>
+          <w:shd w:val="clear" w:fill="FFFFFF"/>
+          <w:lang w:val="zh-CN" w:eastAsia="zh-CN" w:bidi="zh-CN"/>
+        </w:rPr>
+        <w:t>]</w:t>
+      </w:r>
+      <w:r>
+        <w:rPr>
+          <w:rFonts w:hint="eastAsia" w:ascii="微软雅黑" w:hAnsi="微软雅黑" w:eastAsia="微软雅黑" w:cs="微软雅黑"/>
+          <w:color w:val="auto"/>
+          <w:sz w:val="18"/>
+          <w:szCs w:val="18"/>
+          <w:u w:val="none"/>
+        </w:rPr>
+        <w:fldChar w:fldCharType="begin"/>
+      </w:r>
+      <w:r>
+        <w:rPr>
+          <w:rFonts w:hint="eastAsia" w:ascii="微软雅黑" w:hAnsi="微软雅黑" w:eastAsia="微软雅黑" w:cs="微软雅黑"/>
+          <w:color w:val="auto"/>
+          <w:sz w:val="18"/>
+          <w:szCs w:val="18"/>
+          <w:u w:val="none"/>
+        </w:rPr>
+        <w:instrText xml:space="preserve"> HYPERLINK "https://www.accessdata.fda.gov/scripts/cder/daf/index.cfm?event=BasicSearch.process" </w:instrText>
+      </w:r>
+      <w:r>
+        <w:rPr>
+          <w:rFonts w:hint="eastAsia" w:ascii="微软雅黑" w:hAnsi="微软雅黑" w:eastAsia="微软雅黑" w:cs="微软雅黑"/>
+          <w:color w:val="auto"/>
+          <w:sz w:val="18"/>
+          <w:szCs w:val="18"/>
+          <w:u w:val="none"/>
+        </w:rPr>
+        <w:fldChar w:fldCharType="separate"/>
+      </w:r>
+      <w:r>
+        <w:rPr>
+          <w:rStyle w:val="21"/>
+          <w:rFonts w:hint="eastAsia" w:ascii="微软雅黑" w:hAnsi="微软雅黑" w:eastAsia="微软雅黑" w:cs="微软雅黑"/>
+          <w:color w:val="auto"/>
+          <w:sz w:val="18"/>
+          <w:szCs w:val="18"/>
+          <w:u w:val="none"/>
+        </w:rPr>
+        <w:t>Drugs@FDA: FDA-Approved Drugs</w:t>
+      </w:r>
+      <w:r>
+        <w:rPr>
+          <w:rFonts w:hint="eastAsia" w:ascii="微软雅黑" w:hAnsi="微软雅黑" w:eastAsia="微软雅黑" w:cs="微软雅黑"/>
+          <w:color w:val="auto"/>
+          <w:sz w:val="18"/>
+          <w:szCs w:val="18"/>
+          <w:u w:val="none"/>
+        </w:rPr>
+        <w:fldChar w:fldCharType="end"/>
+      </w:r>
+    </w:p>
+    <w:p>
+      <w:pPr>
+        <w:pStyle w:val="213"/>
+        <w:keepNext w:val="0"/>
+        <w:keepLines w:val="0"/>
+        <w:pageBreakBefore w:val="0"/>
+        <w:widowControl w:val="0"/>
+        <w:numPr>
+          <w:ilvl w:val="-1"/>
+          <w:numId w:val="0"/>
+        </w:numPr>
+        <w:kinsoku/>
+        <w:wordWrap/>
+        <w:overflowPunct/>
+        <w:topLinePunct w:val="0"/>
+        <w:bidi w:val="0"/>
+        <w:adjustRightInd w:val="0"/>
+        <w:snapToGrid w:val="0"/>
+        <w:spacing w:before="1" w:line="288" w:lineRule="auto"/>
+        <w:ind w:left="216" w:leftChars="103" w:right="165" w:firstLine="0" w:firstLineChars="0"/>
+        <w:jc w:val="left"/>
+        <w:textAlignment w:val="auto"/>
+        <w:rPr>
+          <w:rFonts w:hint="eastAsia" w:ascii="微软雅黑" w:hAnsi="微软雅黑" w:eastAsia="微软雅黑" w:cs="微软雅黑"/>
+          <w:i w:val="0"/>
+          <w:iCs w:val="0"/>
+          <w:caps w:val="0"/>
+          <w:color w:val="auto"/>
+          <w:spacing w:val="8"/>
+          <w:sz w:val="18"/>
+          <w:szCs w:val="18"/>
+          <w:u w:val="none"/>
+          <w:shd w:val="clear" w:fill="FFFFFF"/>
+        </w:rPr>
+      </w:pPr>
+      <w:r>
+        <w:rPr>
+          <w:rFonts w:hint="eastAsia" w:ascii="微软雅黑" w:hAnsi="微软雅黑" w:eastAsia="微软雅黑" w:cs="微软雅黑"/>
+          <w:i w:val="0"/>
+          <w:iCs w:val="0"/>
+          <w:caps w:val="0"/>
+          <w:color w:val="auto"/>
+          <w:spacing w:val="8"/>
+          <w:kern w:val="0"/>
+          <w:sz w:val="18"/>
+          <w:szCs w:val="18"/>
+          <w:u w:val="none"/>
+          <w:shd w:val="clear" w:fill="FFFFFF"/>
+          <w:lang w:val="zh-CN" w:eastAsia="zh-CN" w:bidi="zh-CN"/>
+        </w:rPr>
+        <w:t>[5]</w:t>
+      </w:r>
+      <w:r>
+        <w:rPr>
+          <w:rFonts w:hint="eastAsia" w:ascii="微软雅黑" w:hAnsi="微软雅黑" w:eastAsia="微软雅黑" w:cs="微软雅黑"/>
+          <w:color w:val="auto"/>
+          <w:sz w:val="18"/>
+          <w:szCs w:val="18"/>
+          <w:u w:val="none"/>
+        </w:rPr>
+        <w:fldChar w:fldCharType="begin"/>
+      </w:r>
+      <w:r>
+        <w:rPr>
+          <w:rFonts w:hint="eastAsia" w:ascii="微软雅黑" w:hAnsi="微软雅黑" w:eastAsia="微软雅黑" w:cs="微软雅黑"/>
+          <w:color w:val="auto"/>
+          <w:sz w:val="18"/>
+          <w:szCs w:val="18"/>
+          <w:u w:val="none"/>
+        </w:rPr>
+        <w:instrText xml:space="preserve"> HYPERLINK "https://www.agilent.com.cn/cn/about/newsroom/presrel/2023/1117.html" </w:instrText>
+      </w:r>
+      <w:r>
+        <w:rPr>
+          <w:rFonts w:hint="eastAsia" w:ascii="微软雅黑" w:hAnsi="微软雅黑" w:eastAsia="微软雅黑" w:cs="微软雅黑"/>
+          <w:color w:val="auto"/>
+          <w:sz w:val="18"/>
+          <w:szCs w:val="18"/>
+          <w:u w:val="none"/>
+        </w:rPr>
+        <w:fldChar w:fldCharType="separate"/>
+      </w:r>
+      <w:r>
+        <w:rPr>
+          <w:rStyle w:val="21"/>
+          <w:rFonts w:hint="eastAsia" w:ascii="微软雅黑" w:hAnsi="微软雅黑" w:eastAsia="微软雅黑" w:cs="微软雅黑"/>
+          <w:color w:val="auto"/>
+          <w:sz w:val="18"/>
+          <w:szCs w:val="18"/>
+          <w:u w:val="none"/>
+        </w:rPr>
+        <w:t>安捷伦PD-L1检测试剂盒（免疫组织化学法）获得FDA批准用于检测胃或胃食管结合部（GEJ）腺癌 (agilent.com.cn)</w:t>
+      </w:r>
+      <w:r>
+        <w:rPr>
+          <w:rFonts w:hint="eastAsia" w:ascii="微软雅黑" w:hAnsi="微软雅黑" w:eastAsia="微软雅黑" w:cs="微软雅黑"/>
+          <w:color w:val="auto"/>
+          <w:sz w:val="18"/>
+          <w:szCs w:val="18"/>
+          <w:u w:val="none"/>
+        </w:rPr>
+        <w:fldChar w:fldCharType="end"/>
+      </w:r>
+    </w:p>
+    <w:p>
+      <w:pPr>
+        <w:widowControl/>
+        <w:ind w:left="218" w:leftChars="104" w:firstLine="0" w:firstLineChars="0"/>
+        <w:jc w:val="left"/>
+        <w:rPr>
+          <w:rFonts w:ascii="Calibri" w:hAnsi="Calibri" w:eastAsia="微软雅黑" w:cs="宋体"/>
+          <w:b/>
+          <w:bCs/>
+          <w:color w:val="62B541"/>
+          <w:kern w:val="44"/>
+          <w:sz w:val="24"/>
+          <w:szCs w:val="24"/>
+          <w:u w:val="none"/>
+        </w:rPr>
+      </w:pPr>
+      <w:r>
+        <w:rPr>
+          <w:rFonts w:hint="eastAsia" w:ascii="微软雅黑" w:hAnsi="微软雅黑" w:eastAsia="微软雅黑" w:cs="微软雅黑"/>
+          <w:i w:val="0"/>
+          <w:iCs w:val="0"/>
+          <w:caps w:val="0"/>
+          <w:color w:val="auto"/>
+          <w:spacing w:val="8"/>
+          <w:kern w:val="0"/>
+          <w:sz w:val="18"/>
+          <w:szCs w:val="18"/>
+          <w:u w:val="none"/>
+          <w:shd w:val="clear" w:fill="FFFFFF"/>
+          <w:lang w:val="zh-CN" w:eastAsia="zh-CN" w:bidi="zh-CN"/>
+        </w:rPr>
+        <w:t>[6]</w:t>
+      </w:r>
+      <w:r>
+        <w:rPr>
+          <w:rFonts w:hint="eastAsia" w:ascii="微软雅黑" w:hAnsi="微软雅黑" w:eastAsia="微软雅黑" w:cs="微软雅黑"/>
+          <w:color w:val="auto"/>
+          <w:sz w:val="18"/>
+          <w:szCs w:val="18"/>
+          <w:u w:val="none"/>
+        </w:rPr>
+        <w:fldChar w:fldCharType="begin"/>
+      </w:r>
+      <w:r>
+        <w:rPr>
+          <w:rFonts w:hint="eastAsia" w:ascii="微软雅黑" w:hAnsi="微软雅黑" w:eastAsia="微软雅黑" w:cs="微软雅黑"/>
+          <w:color w:val="auto"/>
+          <w:sz w:val="18"/>
+          <w:szCs w:val="18"/>
+          <w:u w:val="none"/>
+        </w:rPr>
+        <w:instrText xml:space="preserve"> HYPERLINK "https://www.ema.europa.eu/en/medicines/human/summaries-opinion/keytruda-0" </w:instrText>
+      </w:r>
+      <w:r>
+        <w:rPr>
+          <w:rFonts w:hint="eastAsia" w:ascii="微软雅黑" w:hAnsi="微软雅黑" w:eastAsia="微软雅黑" w:cs="微软雅黑"/>
+          <w:color w:val="auto"/>
+          <w:sz w:val="18"/>
+          <w:szCs w:val="18"/>
+          <w:u w:val="none"/>
+        </w:rPr>
+        <w:fldChar w:fldCharType="separate"/>
+      </w:r>
+      <w:r>
+        <w:rPr>
+          <w:rStyle w:val="21"/>
+          <w:rFonts w:hint="eastAsia" w:ascii="微软雅黑" w:hAnsi="微软雅黑" w:eastAsia="微软雅黑" w:cs="微软雅黑"/>
+          <w:color w:val="auto"/>
+          <w:sz w:val="18"/>
+          <w:szCs w:val="18"/>
+          <w:u w:val="none"/>
+        </w:rPr>
+        <w:t>Keytruda: Pending EC decision | European Medicines Agency (europa.eu)</w:t>
+      </w:r>
+      <w:r>
+        <w:rPr>
+          <w:rFonts w:hint="eastAsia" w:ascii="微软雅黑" w:hAnsi="微软雅黑" w:eastAsia="微软雅黑" w:cs="微软雅黑"/>
+          <w:color w:val="auto"/>
+          <w:sz w:val="18"/>
+          <w:szCs w:val="18"/>
+          <w:u w:val="none"/>
+        </w:rPr>
+        <w:fldChar w:fldCharType="end"/>
+      </w:r>
+    </w:p>
+    <w:p>
+      <w:pPr>
+        <w:widowControl/>
+        <w:jc w:val="left"/>
+        <w:rPr>
+          <w:rFonts w:ascii="Calibri" w:hAnsi="Calibri" w:eastAsia="微软雅黑" w:cs="宋体"/>
+          <w:b/>
+          <w:bCs/>
+          <w:color w:val="62B541"/>
+          <w:kern w:val="44"/>
+          <w:sz w:val="24"/>
+          <w:szCs w:val="24"/>
+        </w:rPr>
+      </w:pPr>
+      <w:bookmarkStart w:id="4" w:name="_GoBack"/>
+      <w:bookmarkEnd w:id="4"/>
     </w:p>
     <w:p>
       <w:pPr>
@@ -6438,7 +7019,7 @@
     <w:lsdException w:uiPriority="99" w:name="Body Text Indent 2"/>
     <w:lsdException w:uiPriority="99" w:name="Body Text Indent 3"/>
     <w:lsdException w:uiPriority="99" w:name="Block Text"/>
-    <w:lsdException w:uiPriority="99" w:name="Hyperlink"/>
+    <w:lsdException w:qFormat="1" w:uiPriority="99" w:semiHidden="0" w:name="Hyperlink"/>
     <w:lsdException w:uiPriority="99" w:name="FollowedHyperlink"/>
     <w:lsdException w:qFormat="1" w:unhideWhenUsed="0" w:uiPriority="22" w:semiHidden="0" w:name="Strong"/>
     <w:lsdException w:qFormat="1" w:unhideWhenUsed="0" w:uiPriority="20" w:semiHidden="0" w:name="Emphasis"/>
@@ -6623,7 +7204,7 @@
     <w:name w:val="heading 1"/>
     <w:basedOn w:val="1"/>
     <w:next w:val="1"/>
-    <w:link w:val="201"/>
+    <w:link w:val="202"/>
     <w:autoRedefine/>
     <w:qFormat/>
     <w:uiPriority w:val="0"/>
@@ -6650,7 +7231,7 @@
     <w:name w:val="heading 2"/>
     <w:basedOn w:val="1"/>
     <w:next w:val="1"/>
-    <w:link w:val="202"/>
+    <w:link w:val="203"/>
     <w:autoRedefine/>
     <w:qFormat/>
     <w:uiPriority w:val="0"/>
@@ -6676,7 +7257,7 @@
     <w:name w:val="heading 3"/>
     <w:basedOn w:val="1"/>
     <w:next w:val="1"/>
-    <w:link w:val="203"/>
+    <w:link w:val="204"/>
     <w:autoRedefine/>
     <w:qFormat/>
     <w:uiPriority w:val="0"/>
@@ -6702,7 +7283,7 @@
     <w:name w:val="heading 4"/>
     <w:basedOn w:val="1"/>
     <w:next w:val="1"/>
-    <w:link w:val="204"/>
+    <w:link w:val="205"/>
     <w:qFormat/>
     <w:uiPriority w:val="0"/>
     <w:pPr>
@@ -6727,7 +7308,7 @@
     <w:name w:val="heading 5"/>
     <w:basedOn w:val="1"/>
     <w:next w:val="1"/>
-    <w:link w:val="205"/>
+    <w:link w:val="206"/>
     <w:autoRedefine/>
     <w:qFormat/>
     <w:uiPriority w:val="0"/>
@@ -6753,7 +7334,7 @@
     <w:name w:val="heading 6"/>
     <w:basedOn w:val="1"/>
     <w:next w:val="1"/>
-    <w:link w:val="206"/>
+    <w:link w:val="207"/>
     <w:qFormat/>
     <w:uiPriority w:val="0"/>
     <w:pPr>
@@ -6778,7 +7359,7 @@
     <w:name w:val="heading 7"/>
     <w:basedOn w:val="1"/>
     <w:next w:val="1"/>
-    <w:link w:val="207"/>
+    <w:link w:val="208"/>
     <w:qFormat/>
     <w:uiPriority w:val="0"/>
     <w:pPr>
@@ -6803,7 +7384,7 @@
     <w:name w:val="heading 8"/>
     <w:basedOn w:val="1"/>
     <w:next w:val="1"/>
-    <w:link w:val="208"/>
+    <w:link w:val="209"/>
     <w:autoRedefine/>
     <w:qFormat/>
     <w:uiPriority w:val="0"/>
@@ -6827,7 +7408,7 @@
     <w:name w:val="heading 9"/>
     <w:basedOn w:val="1"/>
     <w:next w:val="1"/>
-    <w:link w:val="209"/>
+    <w:link w:val="210"/>
     <w:autoRedefine/>
     <w:qFormat/>
     <w:uiPriority w:val="0"/>
@@ -6873,7 +7454,7 @@
   <w:style w:type="paragraph" w:styleId="11">
     <w:name w:val="annotation text"/>
     <w:basedOn w:val="1"/>
-    <w:link w:val="211"/>
+    <w:link w:val="212"/>
     <w:autoRedefine/>
     <w:qFormat/>
     <w:uiPriority w:val="0"/>
@@ -6892,7 +7473,7 @@
   <w:style w:type="paragraph" w:styleId="12">
     <w:name w:val="Body Text"/>
     <w:basedOn w:val="1"/>
-    <w:link w:val="213"/>
+    <w:link w:val="214"/>
     <w:autoRedefine/>
     <w:qFormat/>
     <w:uiPriority w:val="1"/>
@@ -6912,7 +7493,7 @@
   <w:style w:type="paragraph" w:styleId="13">
     <w:name w:val="Balloon Text"/>
     <w:basedOn w:val="1"/>
-    <w:link w:val="198"/>
+    <w:link w:val="199"/>
     <w:autoRedefine/>
     <w:semiHidden/>
     <w:unhideWhenUsed/>
@@ -6926,7 +7507,7 @@
   <w:style w:type="paragraph" w:styleId="14">
     <w:name w:val="footer"/>
     <w:basedOn w:val="1"/>
-    <w:link w:val="197"/>
+    <w:link w:val="198"/>
     <w:autoRedefine/>
     <w:unhideWhenUsed/>
     <w:qFormat/>
@@ -6947,7 +7528,7 @@
   <w:style w:type="paragraph" w:styleId="15">
     <w:name w:val="header"/>
     <w:basedOn w:val="1"/>
-    <w:link w:val="196"/>
+    <w:link w:val="197"/>
     <w:autoRedefine/>
     <w:unhideWhenUsed/>
     <w:qFormat/>
@@ -7027,6 +7608,17 @@
     </w:rPr>
   </w:style>
   <w:style w:type="character" w:styleId="21">
+    <w:name w:val="Hyperlink"/>
+    <w:basedOn w:val="19"/>
+    <w:unhideWhenUsed/>
+    <w:qFormat/>
+    <w:uiPriority w:val="99"/>
+    <w:rPr>
+      <w:color w:val="0000FF"/>
+      <w:u w:val="single"/>
+    </w:rPr>
+  </w:style>
+  <w:style w:type="character" w:styleId="22">
     <w:name w:val="annotation reference"/>
     <w:basedOn w:val="19"/>
     <w:autoRedefine/>
@@ -7037,7 +7629,7 @@
       <w:szCs w:val="21"/>
     </w:rPr>
   </w:style>
-  <w:style w:type="character" w:customStyle="1" w:styleId="22">
+  <w:style w:type="character" w:customStyle="1" w:styleId="23">
     <w:name w:val="页眉 Char2"/>
     <w:basedOn w:val="19"/>
     <w:autoRedefine/>
@@ -7048,7 +7640,7 @@
       <w:szCs w:val="18"/>
     </w:rPr>
   </w:style>
-  <w:style w:type="character" w:customStyle="1" w:styleId="23">
+  <w:style w:type="character" w:customStyle="1" w:styleId="24">
     <w:name w:val="页脚 Char2"/>
     <w:basedOn w:val="19"/>
     <w:autoRedefine/>
@@ -7059,7 +7651,7 @@
       <w:szCs w:val="18"/>
     </w:rPr>
   </w:style>
-  <w:style w:type="character" w:customStyle="1" w:styleId="24">
+  <w:style w:type="character" w:customStyle="1" w:styleId="25">
     <w:name w:val="批注框文本 Char2"/>
     <w:basedOn w:val="19"/>
     <w:autoRedefine/>
@@ -7071,10 +7663,10 @@
       <w:szCs w:val="18"/>
     </w:rPr>
   </w:style>
-  <w:style w:type="paragraph" w:styleId="25">
+  <w:style w:type="paragraph" w:styleId="26">
     <w:name w:val="List Paragraph"/>
     <w:basedOn w:val="1"/>
-    <w:link w:val="67"/>
+    <w:link w:val="68"/>
     <w:autoRedefine/>
     <w:qFormat/>
     <w:uiPriority w:val="34"/>
@@ -7082,7 +7674,7 @@
       <w:ind w:firstLine="420" w:firstLineChars="200"/>
     </w:pPr>
   </w:style>
-  <w:style w:type="paragraph" w:customStyle="1" w:styleId="26">
+  <w:style w:type="paragraph" w:customStyle="1" w:styleId="27">
     <w:name w:val="列出段落11"/>
     <w:basedOn w:val="1"/>
     <w:autoRedefine/>
@@ -7092,7 +7684,7 @@
       <w:ind w:firstLine="420" w:firstLineChars="200"/>
     </w:pPr>
   </w:style>
-  <w:style w:type="paragraph" w:customStyle="1" w:styleId="27">
+  <w:style w:type="paragraph" w:customStyle="1" w:styleId="28">
     <w:name w:val="列出段落21"/>
     <w:basedOn w:val="1"/>
     <w:autoRedefine/>
@@ -7102,7 +7694,7 @@
       <w:ind w:firstLine="420" w:firstLineChars="200"/>
     </w:pPr>
   </w:style>
-  <w:style w:type="character" w:customStyle="1" w:styleId="28">
+  <w:style w:type="character" w:customStyle="1" w:styleId="29">
     <w:name w:val="标题 1 Char2"/>
     <w:basedOn w:val="19"/>
     <w:autoRedefine/>
@@ -7116,7 +7708,7 @@
       <w:szCs w:val="44"/>
     </w:rPr>
   </w:style>
-  <w:style w:type="character" w:customStyle="1" w:styleId="29">
+  <w:style w:type="character" w:customStyle="1" w:styleId="30">
     <w:name w:val="标题 2 Char2"/>
     <w:basedOn w:val="19"/>
     <w:autoRedefine/>
@@ -7130,7 +7722,7 @@
       <w:szCs w:val="32"/>
     </w:rPr>
   </w:style>
-  <w:style w:type="character" w:customStyle="1" w:styleId="30">
+  <w:style w:type="character" w:customStyle="1" w:styleId="31">
     <w:name w:val="标题 3 Char2"/>
     <w:basedOn w:val="19"/>
     <w:autoRedefine/>
@@ -7144,7 +7736,7 @@
       <w:szCs w:val="32"/>
     </w:rPr>
   </w:style>
-  <w:style w:type="character" w:customStyle="1" w:styleId="31">
+  <w:style w:type="character" w:customStyle="1" w:styleId="32">
     <w:name w:val="标题 4 Char2"/>
     <w:basedOn w:val="19"/>
     <w:autoRedefine/>
@@ -7158,7 +7750,7 @@
       <w:szCs w:val="28"/>
     </w:rPr>
   </w:style>
-  <w:style w:type="character" w:customStyle="1" w:styleId="32">
+  <w:style w:type="character" w:customStyle="1" w:styleId="33">
     <w:name w:val="标题 5 Char2"/>
     <w:basedOn w:val="19"/>
     <w:autoRedefine/>
@@ -7172,7 +7764,7 @@
       <w:szCs w:val="28"/>
     </w:rPr>
   </w:style>
-  <w:style w:type="character" w:customStyle="1" w:styleId="33">
+  <w:style w:type="character" w:customStyle="1" w:styleId="34">
     <w:name w:val="标题 6 Char2"/>
     <w:basedOn w:val="19"/>
     <w:autoRedefine/>
@@ -7186,7 +7778,7 @@
       <w:szCs w:val="24"/>
     </w:rPr>
   </w:style>
-  <w:style w:type="character" w:customStyle="1" w:styleId="34">
+  <w:style w:type="character" w:customStyle="1" w:styleId="35">
     <w:name w:val="标题 7 Char2"/>
     <w:basedOn w:val="19"/>
     <w:autoRedefine/>
@@ -7200,7 +7792,7 @@
       <w:szCs w:val="24"/>
     </w:rPr>
   </w:style>
-  <w:style w:type="character" w:customStyle="1" w:styleId="35">
+  <w:style w:type="character" w:customStyle="1" w:styleId="36">
     <w:name w:val="标题 8 Char"/>
     <w:basedOn w:val="19"/>
     <w:autoRedefine/>
@@ -7212,7 +7804,7 @@
       <w:szCs w:val="24"/>
     </w:rPr>
   </w:style>
-  <w:style w:type="character" w:customStyle="1" w:styleId="36">
+  <w:style w:type="character" w:customStyle="1" w:styleId="37">
     <w:name w:val="标题 9 Char"/>
     <w:basedOn w:val="19"/>
     <w:autoRedefine/>
@@ -7224,7 +7816,7 @@
       <w:szCs w:val="21"/>
     </w:rPr>
   </w:style>
-  <w:style w:type="paragraph" w:customStyle="1" w:styleId="37">
+  <w:style w:type="paragraph" w:customStyle="1" w:styleId="38">
     <w:name w:val="text"/>
     <w:basedOn w:val="1"/>
     <w:autoRedefine/>
@@ -7241,7 +7833,7 @@
       <w:szCs w:val="24"/>
     </w:rPr>
   </w:style>
-  <w:style w:type="character" w:customStyle="1" w:styleId="38">
+  <w:style w:type="character" w:customStyle="1" w:styleId="39">
     <w:name w:val="页眉 Char"/>
     <w:basedOn w:val="19"/>
     <w:autoRedefine/>
@@ -7252,7 +7844,7 @@
       <w:szCs w:val="18"/>
     </w:rPr>
   </w:style>
-  <w:style w:type="character" w:customStyle="1" w:styleId="39">
+  <w:style w:type="character" w:customStyle="1" w:styleId="40">
     <w:name w:val="页脚 Char"/>
     <w:basedOn w:val="19"/>
     <w:autoRedefine/>
@@ -7263,7 +7855,7 @@
       <w:szCs w:val="18"/>
     </w:rPr>
   </w:style>
-  <w:style w:type="character" w:customStyle="1" w:styleId="40">
+  <w:style w:type="character" w:customStyle="1" w:styleId="41">
     <w:name w:val="批注框文本 Char"/>
     <w:basedOn w:val="19"/>
     <w:autoRedefine/>
@@ -7275,7 +7867,7 @@
       <w:szCs w:val="18"/>
     </w:rPr>
   </w:style>
-  <w:style w:type="paragraph" w:customStyle="1" w:styleId="41">
+  <w:style w:type="paragraph" w:customStyle="1" w:styleId="42">
     <w:name w:val="列出段落1"/>
     <w:basedOn w:val="1"/>
     <w:autoRedefine/>
@@ -7285,7 +7877,7 @@
       <w:ind w:firstLine="420" w:firstLineChars="200"/>
     </w:pPr>
   </w:style>
-  <w:style w:type="paragraph" w:customStyle="1" w:styleId="42">
+  <w:style w:type="paragraph" w:customStyle="1" w:styleId="43">
     <w:name w:val="列出段落2"/>
     <w:basedOn w:val="1"/>
     <w:autoRedefine/>
@@ -7295,7 +7887,7 @@
       <w:ind w:firstLine="420" w:firstLineChars="200"/>
     </w:pPr>
   </w:style>
-  <w:style w:type="character" w:customStyle="1" w:styleId="43">
+  <w:style w:type="character" w:customStyle="1" w:styleId="44">
     <w:name w:val="标题 1 Char"/>
     <w:basedOn w:val="19"/>
     <w:autoRedefine/>
@@ -7310,7 +7902,7 @@
       <w:szCs w:val="44"/>
     </w:rPr>
   </w:style>
-  <w:style w:type="character" w:customStyle="1" w:styleId="44">
+  <w:style w:type="character" w:customStyle="1" w:styleId="45">
     <w:name w:val="标题 2 Char"/>
     <w:basedOn w:val="19"/>
     <w:autoRedefine/>
@@ -7325,7 +7917,7 @@
       <w:szCs w:val="32"/>
     </w:rPr>
   </w:style>
-  <w:style w:type="character" w:customStyle="1" w:styleId="45">
+  <w:style w:type="character" w:customStyle="1" w:styleId="46">
     <w:name w:val="标题 3 Char"/>
     <w:basedOn w:val="19"/>
     <w:autoRedefine/>
@@ -7340,7 +7932,7 @@
       <w:szCs w:val="32"/>
     </w:rPr>
   </w:style>
-  <w:style w:type="character" w:customStyle="1" w:styleId="46">
+  <w:style w:type="character" w:customStyle="1" w:styleId="47">
     <w:name w:val="标题 4 Char"/>
     <w:basedOn w:val="19"/>
     <w:autoRedefine/>
@@ -7355,7 +7947,7 @@
       <w:szCs w:val="28"/>
     </w:rPr>
   </w:style>
-  <w:style w:type="character" w:customStyle="1" w:styleId="47">
+  <w:style w:type="character" w:customStyle="1" w:styleId="48">
     <w:name w:val="标题 5 Char"/>
     <w:basedOn w:val="19"/>
     <w:autoRedefine/>
@@ -7370,7 +7962,7 @@
       <w:szCs w:val="28"/>
     </w:rPr>
   </w:style>
-  <w:style w:type="character" w:customStyle="1" w:styleId="48">
+  <w:style w:type="character" w:customStyle="1" w:styleId="49">
     <w:name w:val="标题 6 Char"/>
     <w:basedOn w:val="19"/>
     <w:autoRedefine/>
@@ -7385,7 +7977,7 @@
       <w:szCs w:val="24"/>
     </w:rPr>
   </w:style>
-  <w:style w:type="character" w:customStyle="1" w:styleId="49">
+  <w:style w:type="character" w:customStyle="1" w:styleId="50">
     <w:name w:val="标题 7 Char"/>
     <w:basedOn w:val="19"/>
     <w:autoRedefine/>
@@ -7400,7 +7992,7 @@
       <w:szCs w:val="24"/>
     </w:rPr>
   </w:style>
-  <w:style w:type="character" w:customStyle="1" w:styleId="50">
+  <w:style w:type="character" w:customStyle="1" w:styleId="51">
     <w:name w:val="标题 8 Char11"/>
     <w:basedOn w:val="19"/>
     <w:autoRedefine/>
@@ -7413,7 +8005,7 @@
       <w:szCs w:val="24"/>
     </w:rPr>
   </w:style>
-  <w:style w:type="character" w:customStyle="1" w:styleId="51">
+  <w:style w:type="character" w:customStyle="1" w:styleId="52">
     <w:name w:val="标题 9 Char11"/>
     <w:basedOn w:val="19"/>
     <w:autoRedefine/>
@@ -7426,7 +8018,7 @@
       <w:szCs w:val="21"/>
     </w:rPr>
   </w:style>
-  <w:style w:type="paragraph" w:customStyle="1" w:styleId="52">
+  <w:style w:type="paragraph" w:customStyle="1" w:styleId="53">
     <w:name w:val="text1"/>
     <w:basedOn w:val="1"/>
     <w:autoRedefine/>
@@ -7444,7 +8036,7 @@
       <w:szCs w:val="24"/>
     </w:rPr>
   </w:style>
-  <w:style w:type="character" w:customStyle="1" w:styleId="53">
+  <w:style w:type="character" w:customStyle="1" w:styleId="54">
     <w:name w:val="页眉 字符"/>
     <w:basedOn w:val="19"/>
     <w:autoRedefine/>
@@ -7455,7 +8047,7 @@
       <w:szCs w:val="18"/>
     </w:rPr>
   </w:style>
-  <w:style w:type="character" w:customStyle="1" w:styleId="54">
+  <w:style w:type="character" w:customStyle="1" w:styleId="55">
     <w:name w:val="页脚 字符"/>
     <w:basedOn w:val="19"/>
     <w:autoRedefine/>
@@ -7466,7 +8058,7 @@
       <w:szCs w:val="18"/>
     </w:rPr>
   </w:style>
-  <w:style w:type="character" w:customStyle="1" w:styleId="55">
+  <w:style w:type="character" w:customStyle="1" w:styleId="56">
     <w:name w:val="批注框文本 字符"/>
     <w:basedOn w:val="19"/>
     <w:autoRedefine/>
@@ -7478,7 +8070,7 @@
       <w:szCs w:val="18"/>
     </w:rPr>
   </w:style>
-  <w:style w:type="paragraph" w:customStyle="1" w:styleId="56">
+  <w:style w:type="paragraph" w:customStyle="1" w:styleId="57">
     <w:name w:val="列出段落12"/>
     <w:basedOn w:val="1"/>
     <w:autoRedefine/>
@@ -7488,7 +8080,7 @@
       <w:ind w:firstLine="420" w:firstLineChars="200"/>
     </w:pPr>
   </w:style>
-  <w:style w:type="paragraph" w:customStyle="1" w:styleId="57">
+  <w:style w:type="paragraph" w:customStyle="1" w:styleId="58">
     <w:name w:val="列出段落22"/>
     <w:basedOn w:val="1"/>
     <w:autoRedefine/>
@@ -7498,7 +8090,7 @@
       <w:ind w:firstLine="420" w:firstLineChars="200"/>
     </w:pPr>
   </w:style>
-  <w:style w:type="character" w:customStyle="1" w:styleId="58">
+  <w:style w:type="character" w:customStyle="1" w:styleId="59">
     <w:name w:val="标题 1 字符"/>
     <w:basedOn w:val="19"/>
     <w:autoRedefine/>
@@ -7513,7 +8105,7 @@
       <w:szCs w:val="44"/>
     </w:rPr>
   </w:style>
-  <w:style w:type="character" w:customStyle="1" w:styleId="59">
+  <w:style w:type="character" w:customStyle="1" w:styleId="60">
     <w:name w:val="标题 2 字符"/>
     <w:basedOn w:val="19"/>
     <w:autoRedefine/>
@@ -7528,7 +8120,7 @@
       <w:szCs w:val="32"/>
     </w:rPr>
   </w:style>
-  <w:style w:type="character" w:customStyle="1" w:styleId="60">
+  <w:style w:type="character" w:customStyle="1" w:styleId="61">
     <w:name w:val="标题 3 字符"/>
     <w:basedOn w:val="19"/>
     <w:autoRedefine/>
@@ -7543,7 +8135,7 @@
       <w:szCs w:val="32"/>
     </w:rPr>
   </w:style>
-  <w:style w:type="character" w:customStyle="1" w:styleId="61">
+  <w:style w:type="character" w:customStyle="1" w:styleId="62">
     <w:name w:val="标题 4 字符"/>
     <w:basedOn w:val="19"/>
     <w:autoRedefine/>
@@ -7558,7 +8150,7 @@
       <w:szCs w:val="28"/>
     </w:rPr>
   </w:style>
-  <w:style w:type="character" w:customStyle="1" w:styleId="62">
+  <w:style w:type="character" w:customStyle="1" w:styleId="63">
     <w:name w:val="标题 5 字符"/>
     <w:basedOn w:val="19"/>
     <w:autoRedefine/>
@@ -7573,7 +8165,7 @@
       <w:szCs w:val="28"/>
     </w:rPr>
   </w:style>
-  <w:style w:type="character" w:customStyle="1" w:styleId="63">
+  <w:style w:type="character" w:customStyle="1" w:styleId="64">
     <w:name w:val="标题 6 字符"/>
     <w:basedOn w:val="19"/>
     <w:autoRedefine/>
@@ -7588,7 +8180,7 @@
       <w:szCs w:val="24"/>
     </w:rPr>
   </w:style>
-  <w:style w:type="character" w:customStyle="1" w:styleId="64">
+  <w:style w:type="character" w:customStyle="1" w:styleId="65">
     <w:name w:val="标题 7 字符"/>
     <w:basedOn w:val="19"/>
     <w:autoRedefine/>
@@ -7603,7 +8195,7 @@
       <w:szCs w:val="24"/>
     </w:rPr>
   </w:style>
-  <w:style w:type="character" w:customStyle="1" w:styleId="65">
+  <w:style w:type="character" w:customStyle="1" w:styleId="66">
     <w:name w:val="标题 8 字符"/>
     <w:basedOn w:val="19"/>
     <w:autoRedefine/>
@@ -7616,7 +8208,7 @@
       <w:szCs w:val="24"/>
     </w:rPr>
   </w:style>
-  <w:style w:type="character" w:customStyle="1" w:styleId="66">
+  <w:style w:type="character" w:customStyle="1" w:styleId="67">
     <w:name w:val="标题 9 字符"/>
     <w:basedOn w:val="19"/>
     <w:autoRedefine/>
@@ -7629,10 +8221,10 @@
       <w:szCs w:val="21"/>
     </w:rPr>
   </w:style>
-  <w:style w:type="character" w:customStyle="1" w:styleId="67">
+  <w:style w:type="character" w:customStyle="1" w:styleId="68">
     <w:name w:val="列出段落 Char"/>
     <w:basedOn w:val="19"/>
-    <w:link w:val="25"/>
+    <w:link w:val="26"/>
     <w:autoRedefine/>
     <w:qFormat/>
     <w:uiPriority w:val="34"/>
@@ -7641,7 +8233,7 @@
       <w:szCs w:val="18"/>
     </w:rPr>
   </w:style>
-  <w:style w:type="character" w:customStyle="1" w:styleId="68">
+  <w:style w:type="character" w:customStyle="1" w:styleId="69">
     <w:name w:val="页脚 字符1"/>
     <w:basedOn w:val="19"/>
     <w:autoRedefine/>
@@ -7652,7 +8244,7 @@
       <w:szCs w:val="18"/>
     </w:rPr>
   </w:style>
-  <w:style w:type="character" w:customStyle="1" w:styleId="69">
+  <w:style w:type="character" w:customStyle="1" w:styleId="70">
     <w:name w:val="批注框文本 字符1"/>
     <w:basedOn w:val="19"/>
     <w:autoRedefine/>
@@ -7664,7 +8256,7 @@
       <w:szCs w:val="18"/>
     </w:rPr>
   </w:style>
-  <w:style w:type="paragraph" w:customStyle="1" w:styleId="70">
+  <w:style w:type="paragraph" w:customStyle="1" w:styleId="71">
     <w:name w:val="列出段落13"/>
     <w:basedOn w:val="1"/>
     <w:autoRedefine/>
@@ -7674,7 +8266,7 @@
       <w:ind w:firstLine="420" w:firstLineChars="200"/>
     </w:pPr>
   </w:style>
-  <w:style w:type="paragraph" w:customStyle="1" w:styleId="71">
+  <w:style w:type="paragraph" w:customStyle="1" w:styleId="72">
     <w:name w:val="列出段落23"/>
     <w:basedOn w:val="1"/>
     <w:autoRedefine/>
@@ -7684,7 +8276,7 @@
       <w:ind w:firstLine="420" w:firstLineChars="200"/>
     </w:pPr>
   </w:style>
-  <w:style w:type="character" w:customStyle="1" w:styleId="72">
+  <w:style w:type="character" w:customStyle="1" w:styleId="73">
     <w:name w:val="标题 1 字符1"/>
     <w:basedOn w:val="19"/>
     <w:autoRedefine/>
@@ -7699,7 +8291,7 @@
       <w:szCs w:val="44"/>
     </w:rPr>
   </w:style>
-  <w:style w:type="character" w:customStyle="1" w:styleId="73">
+  <w:style w:type="character" w:customStyle="1" w:styleId="74">
     <w:name w:val="标题 2 字符1"/>
     <w:basedOn w:val="19"/>
     <w:autoRedefine/>
@@ -7714,7 +8306,7 @@
       <w:szCs w:val="32"/>
     </w:rPr>
   </w:style>
-  <w:style w:type="character" w:customStyle="1" w:styleId="74">
+  <w:style w:type="character" w:customStyle="1" w:styleId="75">
     <w:name w:val="标题 3 字符1"/>
     <w:basedOn w:val="19"/>
     <w:autoRedefine/>
@@ -7729,7 +8321,7 @@
       <w:szCs w:val="32"/>
     </w:rPr>
   </w:style>
-  <w:style w:type="character" w:customStyle="1" w:styleId="75">
+  <w:style w:type="character" w:customStyle="1" w:styleId="76">
     <w:name w:val="标题 4 字符1"/>
     <w:basedOn w:val="19"/>
     <w:autoRedefine/>
@@ -7744,7 +8336,7 @@
       <w:szCs w:val="28"/>
     </w:rPr>
   </w:style>
-  <w:style w:type="character" w:customStyle="1" w:styleId="76">
+  <w:style w:type="character" w:customStyle="1" w:styleId="77">
     <w:name w:val="标题 5 字符1"/>
     <w:basedOn w:val="19"/>
     <w:autoRedefine/>
@@ -7759,7 +8351,7 @@
       <w:szCs w:val="28"/>
     </w:rPr>
   </w:style>
-  <w:style w:type="character" w:customStyle="1" w:styleId="77">
+  <w:style w:type="character" w:customStyle="1" w:styleId="78">
     <w:name w:val="标题 6 字符1"/>
     <w:basedOn w:val="19"/>
     <w:autoRedefine/>
@@ -7774,7 +8366,7 @@
       <w:szCs w:val="24"/>
     </w:rPr>
   </w:style>
-  <w:style w:type="character" w:customStyle="1" w:styleId="78">
+  <w:style w:type="character" w:customStyle="1" w:styleId="79">
     <w:name w:val="标题 7 字符1"/>
     <w:basedOn w:val="19"/>
     <w:autoRedefine/>
@@ -7789,7 +8381,7 @@
       <w:szCs w:val="24"/>
     </w:rPr>
   </w:style>
-  <w:style w:type="character" w:customStyle="1" w:styleId="79">
+  <w:style w:type="character" w:customStyle="1" w:styleId="80">
     <w:name w:val="标题 8 字符1"/>
     <w:basedOn w:val="19"/>
     <w:autoRedefine/>
@@ -7802,7 +8394,7 @@
       <w:szCs w:val="24"/>
     </w:rPr>
   </w:style>
-  <w:style w:type="character" w:customStyle="1" w:styleId="80">
+  <w:style w:type="character" w:customStyle="1" w:styleId="81">
     <w:name w:val="标题 9 字符1"/>
     <w:basedOn w:val="19"/>
     <w:autoRedefine/>
@@ -7815,7 +8407,7 @@
       <w:szCs w:val="21"/>
     </w:rPr>
   </w:style>
-  <w:style w:type="character" w:customStyle="1" w:styleId="81">
+  <w:style w:type="character" w:customStyle="1" w:styleId="82">
     <w:name w:val="页眉 Char11"/>
     <w:basedOn w:val="19"/>
     <w:autoRedefine/>
@@ -7827,7 +8419,7 @@
       <w:szCs w:val="18"/>
     </w:rPr>
   </w:style>
-  <w:style w:type="character" w:customStyle="1" w:styleId="82">
+  <w:style w:type="character" w:customStyle="1" w:styleId="83">
     <w:name w:val="页脚 Char11"/>
     <w:basedOn w:val="19"/>
     <w:autoRedefine/>
@@ -7839,7 +8431,7 @@
       <w:szCs w:val="18"/>
     </w:rPr>
   </w:style>
-  <w:style w:type="character" w:customStyle="1" w:styleId="83">
+  <w:style w:type="character" w:customStyle="1" w:styleId="84">
     <w:name w:val="标题 1 Char11"/>
     <w:basedOn w:val="19"/>
     <w:autoRedefine/>
@@ -7854,7 +8446,7 @@
       <w:szCs w:val="44"/>
     </w:rPr>
   </w:style>
-  <w:style w:type="character" w:customStyle="1" w:styleId="84">
+  <w:style w:type="character" w:customStyle="1" w:styleId="85">
     <w:name w:val="标题 1 Char3"/>
     <w:basedOn w:val="19"/>
     <w:autoRedefine/>
@@ -7869,7 +8461,7 @@
       <w:szCs w:val="44"/>
     </w:rPr>
   </w:style>
-  <w:style w:type="character" w:customStyle="1" w:styleId="85">
+  <w:style w:type="character" w:customStyle="1" w:styleId="86">
     <w:name w:val="标题 2 Char11"/>
     <w:basedOn w:val="19"/>
     <w:autoRedefine/>
@@ -7883,7 +8475,7 @@
       <w:szCs w:val="32"/>
     </w:rPr>
   </w:style>
-  <w:style w:type="character" w:customStyle="1" w:styleId="86">
+  <w:style w:type="character" w:customStyle="1" w:styleId="87">
     <w:name w:val="标题 3 Char11"/>
     <w:basedOn w:val="19"/>
     <w:autoRedefine/>
@@ -7897,7 +8489,7 @@
       <w:szCs w:val="32"/>
     </w:rPr>
   </w:style>
-  <w:style w:type="character" w:customStyle="1" w:styleId="87">
+  <w:style w:type="character" w:customStyle="1" w:styleId="88">
     <w:name w:val="标题 4 Char11"/>
     <w:basedOn w:val="19"/>
     <w:autoRedefine/>
@@ -7911,7 +8503,7 @@
       <w:szCs w:val="28"/>
     </w:rPr>
   </w:style>
-  <w:style w:type="character" w:customStyle="1" w:styleId="88">
+  <w:style w:type="character" w:customStyle="1" w:styleId="89">
     <w:name w:val="标题 5 Char11"/>
     <w:basedOn w:val="19"/>
     <w:autoRedefine/>
@@ -7925,7 +8517,7 @@
       <w:szCs w:val="28"/>
     </w:rPr>
   </w:style>
-  <w:style w:type="character" w:customStyle="1" w:styleId="89">
+  <w:style w:type="character" w:customStyle="1" w:styleId="90">
     <w:name w:val="标题 6 Char11"/>
     <w:basedOn w:val="19"/>
     <w:autoRedefine/>
@@ -7939,7 +8531,7 @@
       <w:szCs w:val="24"/>
     </w:rPr>
   </w:style>
-  <w:style w:type="character" w:customStyle="1" w:styleId="90">
+  <w:style w:type="character" w:customStyle="1" w:styleId="91">
     <w:name w:val="标题 7 Char11"/>
     <w:basedOn w:val="19"/>
     <w:autoRedefine/>
@@ -7953,7 +8545,7 @@
       <w:szCs w:val="24"/>
     </w:rPr>
   </w:style>
-  <w:style w:type="character" w:customStyle="1" w:styleId="91">
+  <w:style w:type="character" w:customStyle="1" w:styleId="92">
     <w:name w:val="标题 8 Char2"/>
     <w:basedOn w:val="19"/>
     <w:autoRedefine/>
@@ -7965,7 +8557,7 @@
       <w:szCs w:val="24"/>
     </w:rPr>
   </w:style>
-  <w:style w:type="character" w:customStyle="1" w:styleId="92">
+  <w:style w:type="character" w:customStyle="1" w:styleId="93">
     <w:name w:val="标题 9 Char2"/>
     <w:basedOn w:val="19"/>
     <w:autoRedefine/>
@@ -7976,7 +8568,7 @@
       <w:szCs w:val="21"/>
     </w:rPr>
   </w:style>
-  <w:style w:type="character" w:customStyle="1" w:styleId="93">
+  <w:style w:type="character" w:customStyle="1" w:styleId="94">
     <w:name w:val="页脚 Char3"/>
     <w:basedOn w:val="19"/>
     <w:autoRedefine/>
@@ -7987,7 +8579,7 @@
       <w:szCs w:val="18"/>
     </w:rPr>
   </w:style>
-  <w:style w:type="character" w:customStyle="1" w:styleId="94">
+  <w:style w:type="character" w:customStyle="1" w:styleId="95">
     <w:name w:val="页眉 Char3"/>
     <w:basedOn w:val="19"/>
     <w:autoRedefine/>
@@ -7999,7 +8591,7 @@
       <w:szCs w:val="18"/>
     </w:rPr>
   </w:style>
-  <w:style w:type="character" w:customStyle="1" w:styleId="95">
+  <w:style w:type="character" w:customStyle="1" w:styleId="96">
     <w:name w:val="批注框文本 Char11"/>
     <w:basedOn w:val="19"/>
     <w:autoRedefine/>
@@ -8011,7 +8603,7 @@
       <w:szCs w:val="18"/>
     </w:rPr>
   </w:style>
-  <w:style w:type="character" w:customStyle="1" w:styleId="96">
+  <w:style w:type="character" w:customStyle="1" w:styleId="97">
     <w:name w:val="标题 1 Char4"/>
     <w:basedOn w:val="19"/>
     <w:autoRedefine/>
@@ -8026,7 +8618,7 @@
       <w:szCs w:val="44"/>
     </w:rPr>
   </w:style>
-  <w:style w:type="character" w:customStyle="1" w:styleId="97">
+  <w:style w:type="character" w:customStyle="1" w:styleId="98">
     <w:name w:val="标题 2 Char3"/>
     <w:basedOn w:val="19"/>
     <w:autoRedefine/>
@@ -8040,7 +8632,7 @@
       <w:szCs w:val="32"/>
     </w:rPr>
   </w:style>
-  <w:style w:type="character" w:customStyle="1" w:styleId="98">
+  <w:style w:type="character" w:customStyle="1" w:styleId="99">
     <w:name w:val="标题 3 Char3"/>
     <w:basedOn w:val="19"/>
     <w:autoRedefine/>
@@ -8054,7 +8646,7 @@
       <w:szCs w:val="32"/>
     </w:rPr>
   </w:style>
-  <w:style w:type="character" w:customStyle="1" w:styleId="99">
+  <w:style w:type="character" w:customStyle="1" w:styleId="100">
     <w:name w:val="标题 4 Char3"/>
     <w:basedOn w:val="19"/>
     <w:autoRedefine/>
@@ -8068,7 +8660,7 @@
       <w:szCs w:val="28"/>
     </w:rPr>
   </w:style>
-  <w:style w:type="character" w:customStyle="1" w:styleId="100">
+  <w:style w:type="character" w:customStyle="1" w:styleId="101">
     <w:name w:val="标题 5 Char3"/>
     <w:basedOn w:val="19"/>
     <w:autoRedefine/>
@@ -8082,7 +8674,7 @@
       <w:szCs w:val="28"/>
     </w:rPr>
   </w:style>
-  <w:style w:type="character" w:customStyle="1" w:styleId="101">
+  <w:style w:type="character" w:customStyle="1" w:styleId="102">
     <w:name w:val="标题 6 Char3"/>
     <w:basedOn w:val="19"/>
     <w:autoRedefine/>
@@ -8096,7 +8688,7 @@
       <w:szCs w:val="24"/>
     </w:rPr>
   </w:style>
-  <w:style w:type="character" w:customStyle="1" w:styleId="102">
+  <w:style w:type="character" w:customStyle="1" w:styleId="103">
     <w:name w:val="标题 7 Char3"/>
     <w:basedOn w:val="19"/>
     <w:autoRedefine/>
@@ -8110,7 +8702,7 @@
       <w:szCs w:val="24"/>
     </w:rPr>
   </w:style>
-  <w:style w:type="character" w:customStyle="1" w:styleId="103">
+  <w:style w:type="character" w:customStyle="1" w:styleId="104">
     <w:name w:val="标题 8 Char3"/>
     <w:basedOn w:val="19"/>
     <w:autoRedefine/>
@@ -8122,7 +8714,7 @@
       <w:szCs w:val="24"/>
     </w:rPr>
   </w:style>
-  <w:style w:type="character" w:customStyle="1" w:styleId="104">
+  <w:style w:type="character" w:customStyle="1" w:styleId="105">
     <w:name w:val="标题 9 Char3"/>
     <w:basedOn w:val="19"/>
     <w:autoRedefine/>
@@ -8133,7 +8725,7 @@
       <w:szCs w:val="21"/>
     </w:rPr>
   </w:style>
-  <w:style w:type="character" w:customStyle="1" w:styleId="105">
+  <w:style w:type="character" w:customStyle="1" w:styleId="106">
     <w:name w:val="页眉 Char4"/>
     <w:basedOn w:val="19"/>
     <w:autoRedefine/>
@@ -8144,7 +8736,7 @@
       <w:szCs w:val="18"/>
     </w:rPr>
   </w:style>
-  <w:style w:type="character" w:customStyle="1" w:styleId="106">
+  <w:style w:type="character" w:customStyle="1" w:styleId="107">
     <w:name w:val="页脚 Char4"/>
     <w:basedOn w:val="19"/>
     <w:autoRedefine/>
@@ -8155,14 +8747,14 @@
       <w:szCs w:val="18"/>
     </w:rPr>
   </w:style>
-  <w:style w:type="character" w:customStyle="1" w:styleId="107">
+  <w:style w:type="character" w:customStyle="1" w:styleId="108">
     <w:name w:val="apple-style-span"/>
     <w:basedOn w:val="19"/>
     <w:autoRedefine/>
     <w:qFormat/>
     <w:uiPriority w:val="0"/>
   </w:style>
-  <w:style w:type="character" w:customStyle="1" w:styleId="108">
+  <w:style w:type="character" w:customStyle="1" w:styleId="109">
     <w:name w:val="批注框文本 Char3"/>
     <w:basedOn w:val="19"/>
     <w:autoRedefine/>
@@ -8174,7 +8766,7 @@
       <w:szCs w:val="18"/>
     </w:rPr>
   </w:style>
-  <w:style w:type="character" w:customStyle="1" w:styleId="109">
+  <w:style w:type="character" w:customStyle="1" w:styleId="110">
     <w:name w:val="标题 1 Char5"/>
     <w:basedOn w:val="19"/>
     <w:autoRedefine/>
@@ -8189,7 +8781,7 @@
       <w:szCs w:val="44"/>
     </w:rPr>
   </w:style>
-  <w:style w:type="character" w:customStyle="1" w:styleId="110">
+  <w:style w:type="character" w:customStyle="1" w:styleId="111">
     <w:name w:val="标题 2 Char4"/>
     <w:basedOn w:val="19"/>
     <w:autoRedefine/>
@@ -8203,7 +8795,7 @@
       <w:szCs w:val="32"/>
     </w:rPr>
   </w:style>
-  <w:style w:type="character" w:customStyle="1" w:styleId="111">
+  <w:style w:type="character" w:customStyle="1" w:styleId="112">
     <w:name w:val="标题 3 Char4"/>
     <w:basedOn w:val="19"/>
     <w:autoRedefine/>
@@ -8217,7 +8809,7 @@
       <w:szCs w:val="32"/>
     </w:rPr>
   </w:style>
-  <w:style w:type="character" w:customStyle="1" w:styleId="112">
+  <w:style w:type="character" w:customStyle="1" w:styleId="113">
     <w:name w:val="标题 4 Char4"/>
     <w:basedOn w:val="19"/>
     <w:autoRedefine/>
@@ -8231,7 +8823,7 @@
       <w:szCs w:val="28"/>
     </w:rPr>
   </w:style>
-  <w:style w:type="character" w:customStyle="1" w:styleId="113">
+  <w:style w:type="character" w:customStyle="1" w:styleId="114">
     <w:name w:val="标题 5 Char4"/>
     <w:basedOn w:val="19"/>
     <w:autoRedefine/>
@@ -8245,7 +8837,7 @@
       <w:szCs w:val="28"/>
     </w:rPr>
   </w:style>
-  <w:style w:type="character" w:customStyle="1" w:styleId="114">
+  <w:style w:type="character" w:customStyle="1" w:styleId="115">
     <w:name w:val="标题 6 Char4"/>
     <w:basedOn w:val="19"/>
     <w:autoRedefine/>
@@ -8259,7 +8851,7 @@
       <w:szCs w:val="24"/>
     </w:rPr>
   </w:style>
-  <w:style w:type="character" w:customStyle="1" w:styleId="115">
+  <w:style w:type="character" w:customStyle="1" w:styleId="116">
     <w:name w:val="标题 7 Char4"/>
     <w:basedOn w:val="19"/>
     <w:autoRedefine/>
@@ -8273,7 +8865,7 @@
       <w:szCs w:val="24"/>
     </w:rPr>
   </w:style>
-  <w:style w:type="character" w:customStyle="1" w:styleId="116">
+  <w:style w:type="character" w:customStyle="1" w:styleId="117">
     <w:name w:val="标题 8 Char4"/>
     <w:basedOn w:val="19"/>
     <w:autoRedefine/>
@@ -8285,7 +8877,7 @@
       <w:szCs w:val="24"/>
     </w:rPr>
   </w:style>
-  <w:style w:type="character" w:customStyle="1" w:styleId="117">
+  <w:style w:type="character" w:customStyle="1" w:styleId="118">
     <w:name w:val="标题 9 Char4"/>
     <w:basedOn w:val="19"/>
     <w:autoRedefine/>
@@ -8296,7 +8888,7 @@
       <w:szCs w:val="21"/>
     </w:rPr>
   </w:style>
-  <w:style w:type="character" w:customStyle="1" w:styleId="118">
+  <w:style w:type="character" w:customStyle="1" w:styleId="119">
     <w:name w:val="页眉 Char5"/>
     <w:basedOn w:val="19"/>
     <w:autoRedefine/>
@@ -8307,7 +8899,7 @@
       <w:szCs w:val="18"/>
     </w:rPr>
   </w:style>
-  <w:style w:type="character" w:customStyle="1" w:styleId="119">
+  <w:style w:type="character" w:customStyle="1" w:styleId="120">
     <w:name w:val="页脚 Char5"/>
     <w:basedOn w:val="19"/>
     <w:autoRedefine/>
@@ -8318,14 +8910,14 @@
       <w:szCs w:val="18"/>
     </w:rPr>
   </w:style>
-  <w:style w:type="character" w:customStyle="1" w:styleId="120">
+  <w:style w:type="character" w:customStyle="1" w:styleId="121">
     <w:name w:val="apple-style-span1"/>
     <w:basedOn w:val="19"/>
     <w:autoRedefine/>
     <w:qFormat/>
     <w:uiPriority w:val="0"/>
   </w:style>
-  <w:style w:type="character" w:customStyle="1" w:styleId="121">
+  <w:style w:type="character" w:customStyle="1" w:styleId="122">
     <w:name w:val="批注框文本 Char4"/>
     <w:basedOn w:val="19"/>
     <w:autoRedefine/>
@@ -8337,20 +8929,20 @@
       <w:szCs w:val="18"/>
     </w:rPr>
   </w:style>
-  <w:style w:type="character" w:customStyle="1" w:styleId="122">
+  <w:style w:type="character" w:customStyle="1" w:styleId="123">
     <w:name w:val="jrnl"/>
     <w:basedOn w:val="19"/>
     <w:autoRedefine/>
     <w:qFormat/>
     <w:uiPriority w:val="0"/>
   </w:style>
-  <w:style w:type="character" w:customStyle="1" w:styleId="123">
+  <w:style w:type="character" w:customStyle="1" w:styleId="124">
     <w:name w:val="src1"/>
     <w:autoRedefine/>
     <w:qFormat/>
     <w:uiPriority w:val="0"/>
   </w:style>
-  <w:style w:type="character" w:customStyle="1" w:styleId="124">
+  <w:style w:type="character" w:customStyle="1" w:styleId="125">
     <w:name w:val="A8"/>
     <w:autoRedefine/>
     <w:qFormat/>
@@ -8362,7 +8954,7 @@
       <w:szCs w:val="20"/>
     </w:rPr>
   </w:style>
-  <w:style w:type="character" w:customStyle="1" w:styleId="125">
+  <w:style w:type="character" w:customStyle="1" w:styleId="126">
     <w:name w:val="标题 1 Char6"/>
     <w:basedOn w:val="19"/>
     <w:autoRedefine/>
@@ -8377,7 +8969,7 @@
       <w:szCs w:val="44"/>
     </w:rPr>
   </w:style>
-  <w:style w:type="character" w:customStyle="1" w:styleId="126">
+  <w:style w:type="character" w:customStyle="1" w:styleId="127">
     <w:name w:val="标题 2 Char5"/>
     <w:basedOn w:val="19"/>
     <w:autoRedefine/>
@@ -8391,7 +8983,7 @@
       <w:szCs w:val="32"/>
     </w:rPr>
   </w:style>
-  <w:style w:type="character" w:customStyle="1" w:styleId="127">
+  <w:style w:type="character" w:customStyle="1" w:styleId="128">
     <w:name w:val="标题 3 Char5"/>
     <w:basedOn w:val="19"/>
     <w:autoRedefine/>
@@ -8405,7 +8997,7 @@
       <w:szCs w:val="32"/>
     </w:rPr>
   </w:style>
-  <w:style w:type="character" w:customStyle="1" w:styleId="128">
+  <w:style w:type="character" w:customStyle="1" w:styleId="129">
     <w:name w:val="标题 4 Char5"/>
     <w:basedOn w:val="19"/>
     <w:autoRedefine/>
@@ -8419,7 +9011,7 @@
       <w:szCs w:val="28"/>
     </w:rPr>
   </w:style>
-  <w:style w:type="character" w:customStyle="1" w:styleId="129">
+  <w:style w:type="character" w:customStyle="1" w:styleId="130">
     <w:name w:val="标题 5 Char5"/>
     <w:basedOn w:val="19"/>
     <w:autoRedefine/>
@@ -8433,7 +9025,7 @@
       <w:szCs w:val="28"/>
     </w:rPr>
   </w:style>
-  <w:style w:type="character" w:customStyle="1" w:styleId="130">
+  <w:style w:type="character" w:customStyle="1" w:styleId="131">
     <w:name w:val="标题 6 Char5"/>
     <w:basedOn w:val="19"/>
     <w:autoRedefine/>
@@ -8447,7 +9039,7 @@
       <w:szCs w:val="24"/>
     </w:rPr>
   </w:style>
-  <w:style w:type="character" w:customStyle="1" w:styleId="131">
+  <w:style w:type="character" w:customStyle="1" w:styleId="132">
     <w:name w:val="标题 7 Char5"/>
     <w:basedOn w:val="19"/>
     <w:autoRedefine/>
@@ -8461,7 +9053,7 @@
       <w:szCs w:val="24"/>
     </w:rPr>
   </w:style>
-  <w:style w:type="character" w:customStyle="1" w:styleId="132">
+  <w:style w:type="character" w:customStyle="1" w:styleId="133">
     <w:name w:val="标题 8 Char5"/>
     <w:basedOn w:val="19"/>
     <w:autoRedefine/>
@@ -8473,7 +9065,7 @@
       <w:szCs w:val="24"/>
     </w:rPr>
   </w:style>
-  <w:style w:type="character" w:customStyle="1" w:styleId="133">
+  <w:style w:type="character" w:customStyle="1" w:styleId="134">
     <w:name w:val="标题 9 Char5"/>
     <w:basedOn w:val="19"/>
     <w:autoRedefine/>
@@ -8484,7 +9076,7 @@
       <w:szCs w:val="21"/>
     </w:rPr>
   </w:style>
-  <w:style w:type="character" w:customStyle="1" w:styleId="134">
+  <w:style w:type="character" w:customStyle="1" w:styleId="135">
     <w:name w:val="页眉 Char6"/>
     <w:basedOn w:val="19"/>
     <w:autoRedefine/>
@@ -8495,7 +9087,7 @@
       <w:szCs w:val="18"/>
     </w:rPr>
   </w:style>
-  <w:style w:type="character" w:customStyle="1" w:styleId="135">
+  <w:style w:type="character" w:customStyle="1" w:styleId="136">
     <w:name w:val="页脚 Char6"/>
     <w:basedOn w:val="19"/>
     <w:autoRedefine/>
@@ -8506,14 +9098,14 @@
       <w:szCs w:val="18"/>
     </w:rPr>
   </w:style>
-  <w:style w:type="character" w:customStyle="1" w:styleId="136">
+  <w:style w:type="character" w:customStyle="1" w:styleId="137">
     <w:name w:val="apple-style-span2"/>
     <w:basedOn w:val="19"/>
     <w:autoRedefine/>
     <w:qFormat/>
     <w:uiPriority w:val="0"/>
   </w:style>
-  <w:style w:type="character" w:customStyle="1" w:styleId="137">
+  <w:style w:type="character" w:customStyle="1" w:styleId="138">
     <w:name w:val="批注框文本 Char5"/>
     <w:basedOn w:val="19"/>
     <w:autoRedefine/>
@@ -8525,7 +9117,7 @@
       <w:szCs w:val="18"/>
     </w:rPr>
   </w:style>
-  <w:style w:type="character" w:customStyle="1" w:styleId="138">
+  <w:style w:type="character" w:customStyle="1" w:styleId="139">
     <w:name w:val="标题 1 Char7"/>
     <w:basedOn w:val="19"/>
     <w:autoRedefine/>
@@ -8540,7 +9132,7 @@
       <w:szCs w:val="44"/>
     </w:rPr>
   </w:style>
-  <w:style w:type="character" w:customStyle="1" w:styleId="139">
+  <w:style w:type="character" w:customStyle="1" w:styleId="140">
     <w:name w:val="标题 2 Char6"/>
     <w:basedOn w:val="19"/>
     <w:autoRedefine/>
@@ -8554,7 +9146,7 @@
       <w:szCs w:val="32"/>
     </w:rPr>
   </w:style>
-  <w:style w:type="character" w:customStyle="1" w:styleId="140">
+  <w:style w:type="character" w:customStyle="1" w:styleId="141">
     <w:name w:val="标题 3 Char6"/>
     <w:basedOn w:val="19"/>
     <w:autoRedefine/>
@@ -8568,7 +9160,7 @@
       <w:szCs w:val="32"/>
     </w:rPr>
   </w:style>
-  <w:style w:type="character" w:customStyle="1" w:styleId="141">
+  <w:style w:type="character" w:customStyle="1" w:styleId="142">
     <w:name w:val="标题 4 Char6"/>
     <w:basedOn w:val="19"/>
     <w:autoRedefine/>
@@ -8582,7 +9174,7 @@
       <w:szCs w:val="28"/>
     </w:rPr>
   </w:style>
-  <w:style w:type="character" w:customStyle="1" w:styleId="142">
+  <w:style w:type="character" w:customStyle="1" w:styleId="143">
     <w:name w:val="标题 5 Char6"/>
     <w:basedOn w:val="19"/>
     <w:autoRedefine/>
@@ -8596,7 +9188,7 @@
       <w:szCs w:val="28"/>
     </w:rPr>
   </w:style>
-  <w:style w:type="character" w:customStyle="1" w:styleId="143">
+  <w:style w:type="character" w:customStyle="1" w:styleId="144">
     <w:name w:val="标题 6 Char6"/>
     <w:basedOn w:val="19"/>
     <w:autoRedefine/>
@@ -8610,7 +9202,7 @@
       <w:szCs w:val="24"/>
     </w:rPr>
   </w:style>
-  <w:style w:type="character" w:customStyle="1" w:styleId="144">
+  <w:style w:type="character" w:customStyle="1" w:styleId="145">
     <w:name w:val="标题 7 Char6"/>
     <w:basedOn w:val="19"/>
     <w:autoRedefine/>
@@ -8624,7 +9216,7 @@
       <w:szCs w:val="24"/>
     </w:rPr>
   </w:style>
-  <w:style w:type="character" w:customStyle="1" w:styleId="145">
+  <w:style w:type="character" w:customStyle="1" w:styleId="146">
     <w:name w:val="标题 8 Char6"/>
     <w:basedOn w:val="19"/>
     <w:autoRedefine/>
@@ -8636,7 +9228,7 @@
       <w:szCs w:val="24"/>
     </w:rPr>
   </w:style>
-  <w:style w:type="character" w:customStyle="1" w:styleId="146">
+  <w:style w:type="character" w:customStyle="1" w:styleId="147">
     <w:name w:val="标题 9 Char6"/>
     <w:basedOn w:val="19"/>
     <w:autoRedefine/>
@@ -8647,7 +9239,7 @@
       <w:szCs w:val="21"/>
     </w:rPr>
   </w:style>
-  <w:style w:type="character" w:customStyle="1" w:styleId="147">
+  <w:style w:type="character" w:customStyle="1" w:styleId="148">
     <w:name w:val="页眉 Char7"/>
     <w:basedOn w:val="19"/>
     <w:autoRedefine/>
@@ -8658,7 +9250,7 @@
       <w:szCs w:val="18"/>
     </w:rPr>
   </w:style>
-  <w:style w:type="character" w:customStyle="1" w:styleId="148">
+  <w:style w:type="character" w:customStyle="1" w:styleId="149">
     <w:name w:val="页脚 Char7"/>
     <w:basedOn w:val="19"/>
     <w:autoRedefine/>
@@ -8669,14 +9261,14 @@
       <w:szCs w:val="18"/>
     </w:rPr>
   </w:style>
-  <w:style w:type="character" w:customStyle="1" w:styleId="149">
+  <w:style w:type="character" w:customStyle="1" w:styleId="150">
     <w:name w:val="apple-style-span3"/>
     <w:basedOn w:val="19"/>
     <w:autoRedefine/>
     <w:qFormat/>
     <w:uiPriority w:val="0"/>
   </w:style>
-  <w:style w:type="character" w:customStyle="1" w:styleId="150">
+  <w:style w:type="character" w:customStyle="1" w:styleId="151">
     <w:name w:val="批注框文本 Char6"/>
     <w:basedOn w:val="19"/>
     <w:autoRedefine/>
@@ -8688,7 +9280,7 @@
       <w:szCs w:val="18"/>
     </w:rPr>
   </w:style>
-  <w:style w:type="character" w:customStyle="1" w:styleId="151">
+  <w:style w:type="character" w:customStyle="1" w:styleId="152">
     <w:name w:val="标题 1 Char8"/>
     <w:basedOn w:val="19"/>
     <w:autoRedefine/>
@@ -8703,7 +9295,7 @@
       <w:szCs w:val="44"/>
     </w:rPr>
   </w:style>
-  <w:style w:type="character" w:customStyle="1" w:styleId="152">
+  <w:style w:type="character" w:customStyle="1" w:styleId="153">
     <w:name w:val="标题 2 Char7"/>
     <w:basedOn w:val="19"/>
     <w:autoRedefine/>
@@ -8717,7 +9309,7 @@
       <w:szCs w:val="32"/>
     </w:rPr>
   </w:style>
-  <w:style w:type="character" w:customStyle="1" w:styleId="153">
+  <w:style w:type="character" w:customStyle="1" w:styleId="154">
     <w:name w:val="标题 3 Char7"/>
     <w:basedOn w:val="19"/>
     <w:autoRedefine/>
@@ -8731,7 +9323,7 @@
       <w:szCs w:val="32"/>
     </w:rPr>
   </w:style>
-  <w:style w:type="character" w:customStyle="1" w:styleId="154">
+  <w:style w:type="character" w:customStyle="1" w:styleId="155">
     <w:name w:val="标题 4 Char7"/>
     <w:basedOn w:val="19"/>
     <w:autoRedefine/>
@@ -8745,7 +9337,7 @@
       <w:szCs w:val="28"/>
     </w:rPr>
   </w:style>
-  <w:style w:type="character" w:customStyle="1" w:styleId="155">
+  <w:style w:type="character" w:customStyle="1" w:styleId="156">
     <w:name w:val="标题 5 Char7"/>
     <w:basedOn w:val="19"/>
     <w:autoRedefine/>
@@ -8759,7 +9351,7 @@
       <w:szCs w:val="28"/>
     </w:rPr>
   </w:style>
-  <w:style w:type="character" w:customStyle="1" w:styleId="156">
+  <w:style w:type="character" w:customStyle="1" w:styleId="157">
     <w:name w:val="标题 6 Char7"/>
     <w:basedOn w:val="19"/>
     <w:autoRedefine/>
@@ -8773,7 +9365,7 @@
       <w:szCs w:val="24"/>
     </w:rPr>
   </w:style>
-  <w:style w:type="character" w:customStyle="1" w:styleId="157">
+  <w:style w:type="character" w:customStyle="1" w:styleId="158">
     <w:name w:val="标题 7 Char7"/>
     <w:basedOn w:val="19"/>
     <w:autoRedefine/>
@@ -8787,7 +9379,7 @@
       <w:szCs w:val="24"/>
     </w:rPr>
   </w:style>
-  <w:style w:type="character" w:customStyle="1" w:styleId="158">
+  <w:style w:type="character" w:customStyle="1" w:styleId="159">
     <w:name w:val="标题 8 Char7"/>
     <w:basedOn w:val="19"/>
     <w:autoRedefine/>
@@ -8799,7 +9391,7 @@
       <w:szCs w:val="24"/>
     </w:rPr>
   </w:style>
-  <w:style w:type="character" w:customStyle="1" w:styleId="159">
+  <w:style w:type="character" w:customStyle="1" w:styleId="160">
     <w:name w:val="标题 9 Char7"/>
     <w:basedOn w:val="19"/>
     <w:autoRedefine/>
@@ -8810,7 +9402,7 @@
       <w:szCs w:val="21"/>
     </w:rPr>
   </w:style>
-  <w:style w:type="character" w:customStyle="1" w:styleId="160">
+  <w:style w:type="character" w:customStyle="1" w:styleId="161">
     <w:name w:val="页眉 Char8"/>
     <w:basedOn w:val="19"/>
     <w:autoRedefine/>
@@ -8821,7 +9413,7 @@
       <w:szCs w:val="18"/>
     </w:rPr>
   </w:style>
-  <w:style w:type="character" w:customStyle="1" w:styleId="161">
+  <w:style w:type="character" w:customStyle="1" w:styleId="162">
     <w:name w:val="页脚 Char8"/>
     <w:basedOn w:val="19"/>
     <w:autoRedefine/>
@@ -8832,14 +9424,14 @@
       <w:szCs w:val="18"/>
     </w:rPr>
   </w:style>
-  <w:style w:type="character" w:customStyle="1" w:styleId="162">
+  <w:style w:type="character" w:customStyle="1" w:styleId="163">
     <w:name w:val="apple-style-span4"/>
     <w:basedOn w:val="19"/>
     <w:autoRedefine/>
     <w:qFormat/>
     <w:uiPriority w:val="0"/>
   </w:style>
-  <w:style w:type="character" w:customStyle="1" w:styleId="163">
+  <w:style w:type="character" w:customStyle="1" w:styleId="164">
     <w:name w:val="批注框文本 Char7"/>
     <w:basedOn w:val="19"/>
     <w:autoRedefine/>
@@ -8851,20 +9443,20 @@
       <w:szCs w:val="18"/>
     </w:rPr>
   </w:style>
-  <w:style w:type="character" w:customStyle="1" w:styleId="164">
+  <w:style w:type="character" w:customStyle="1" w:styleId="165">
     <w:name w:val="jrnl1"/>
     <w:basedOn w:val="19"/>
     <w:autoRedefine/>
     <w:qFormat/>
     <w:uiPriority w:val="0"/>
   </w:style>
-  <w:style w:type="character" w:customStyle="1" w:styleId="165">
+  <w:style w:type="character" w:customStyle="1" w:styleId="166">
     <w:name w:val="src11"/>
     <w:autoRedefine/>
     <w:qFormat/>
     <w:uiPriority w:val="0"/>
   </w:style>
-  <w:style w:type="character" w:customStyle="1" w:styleId="166">
+  <w:style w:type="character" w:customStyle="1" w:styleId="167">
     <w:name w:val="A81"/>
     <w:autoRedefine/>
     <w:qFormat/>
@@ -8876,7 +9468,7 @@
       <w:szCs w:val="20"/>
     </w:rPr>
   </w:style>
-  <w:style w:type="character" w:customStyle="1" w:styleId="167">
+  <w:style w:type="character" w:customStyle="1" w:styleId="168">
     <w:name w:val="页眉 Char9"/>
     <w:basedOn w:val="19"/>
     <w:autoRedefine/>
@@ -8887,7 +9479,7 @@
       <w:szCs w:val="18"/>
     </w:rPr>
   </w:style>
-  <w:style w:type="character" w:customStyle="1" w:styleId="168">
+  <w:style w:type="character" w:customStyle="1" w:styleId="169">
     <w:name w:val="页脚 Char9"/>
     <w:basedOn w:val="19"/>
     <w:autoRedefine/>
@@ -8898,7 +9490,7 @@
       <w:szCs w:val="18"/>
     </w:rPr>
   </w:style>
-  <w:style w:type="character" w:customStyle="1" w:styleId="169">
+  <w:style w:type="character" w:customStyle="1" w:styleId="170">
     <w:name w:val="批注框文本 Char8"/>
     <w:basedOn w:val="19"/>
     <w:autoRedefine/>
@@ -8910,7 +9502,7 @@
       <w:szCs w:val="18"/>
     </w:rPr>
   </w:style>
-  <w:style w:type="paragraph" w:customStyle="1" w:styleId="170">
+  <w:style w:type="paragraph" w:customStyle="1" w:styleId="171">
     <w:name w:val="列出段落14"/>
     <w:basedOn w:val="1"/>
     <w:autoRedefine/>
@@ -8920,7 +9512,7 @@
       <w:ind w:firstLine="420" w:firstLineChars="200"/>
     </w:pPr>
   </w:style>
-  <w:style w:type="paragraph" w:customStyle="1" w:styleId="171">
+  <w:style w:type="paragraph" w:customStyle="1" w:styleId="172">
     <w:name w:val="列出段落24"/>
     <w:basedOn w:val="1"/>
     <w:autoRedefine/>
@@ -8930,7 +9522,7 @@
       <w:ind w:firstLine="420" w:firstLineChars="200"/>
     </w:pPr>
   </w:style>
-  <w:style w:type="character" w:customStyle="1" w:styleId="172">
+  <w:style w:type="character" w:customStyle="1" w:styleId="173">
     <w:name w:val="标题 1 Char9"/>
     <w:basedOn w:val="19"/>
     <w:autoRedefine/>
@@ -8944,7 +9536,7 @@
       <w:szCs w:val="44"/>
     </w:rPr>
   </w:style>
-  <w:style w:type="character" w:customStyle="1" w:styleId="173">
+  <w:style w:type="character" w:customStyle="1" w:styleId="174">
     <w:name w:val="标题 2 Char8"/>
     <w:basedOn w:val="19"/>
     <w:autoRedefine/>
@@ -8958,7 +9550,7 @@
       <w:szCs w:val="32"/>
     </w:rPr>
   </w:style>
-  <w:style w:type="character" w:customStyle="1" w:styleId="174">
+  <w:style w:type="character" w:customStyle="1" w:styleId="175">
     <w:name w:val="标题 3 Char8"/>
     <w:basedOn w:val="19"/>
     <w:autoRedefine/>
@@ -8972,7 +9564,7 @@
       <w:szCs w:val="32"/>
     </w:rPr>
   </w:style>
-  <w:style w:type="character" w:customStyle="1" w:styleId="175">
+  <w:style w:type="character" w:customStyle="1" w:styleId="176">
     <w:name w:val="标题 4 Char8"/>
     <w:basedOn w:val="19"/>
     <w:autoRedefine/>
@@ -8986,7 +9578,7 @@
       <w:szCs w:val="28"/>
     </w:rPr>
   </w:style>
-  <w:style w:type="character" w:customStyle="1" w:styleId="176">
+  <w:style w:type="character" w:customStyle="1" w:styleId="177">
     <w:name w:val="标题 5 Char8"/>
     <w:basedOn w:val="19"/>
     <w:autoRedefine/>
@@ -9000,7 +9592,7 @@
       <w:szCs w:val="28"/>
     </w:rPr>
   </w:style>
-  <w:style w:type="character" w:customStyle="1" w:styleId="177">
+  <w:style w:type="character" w:customStyle="1" w:styleId="178">
     <w:name w:val="标题 6 Char8"/>
     <w:basedOn w:val="19"/>
     <w:autoRedefine/>
@@ -9014,7 +9606,7 @@
       <w:szCs w:val="24"/>
     </w:rPr>
   </w:style>
-  <w:style w:type="character" w:customStyle="1" w:styleId="178">
+  <w:style w:type="character" w:customStyle="1" w:styleId="179">
     <w:name w:val="标题 7 Char8"/>
     <w:basedOn w:val="19"/>
     <w:autoRedefine/>
@@ -9028,7 +9620,7 @@
       <w:szCs w:val="24"/>
     </w:rPr>
   </w:style>
-  <w:style w:type="character" w:customStyle="1" w:styleId="179">
+  <w:style w:type="character" w:customStyle="1" w:styleId="180">
     <w:name w:val="标题 8 Char8"/>
     <w:basedOn w:val="19"/>
     <w:autoRedefine/>
@@ -9040,7 +9632,7 @@
       <w:szCs w:val="24"/>
     </w:rPr>
   </w:style>
-  <w:style w:type="character" w:customStyle="1" w:styleId="180">
+  <w:style w:type="character" w:customStyle="1" w:styleId="181">
     <w:name w:val="标题 9 Char8"/>
     <w:basedOn w:val="19"/>
     <w:autoRedefine/>
@@ -9052,7 +9644,7 @@
       <w:szCs w:val="21"/>
     </w:rPr>
   </w:style>
-  <w:style w:type="paragraph" w:customStyle="1" w:styleId="181">
+  <w:style w:type="paragraph" w:customStyle="1" w:styleId="182">
     <w:name w:val="text2"/>
     <w:basedOn w:val="1"/>
     <w:autoRedefine/>
@@ -9069,7 +9661,7 @@
       <w:szCs w:val="24"/>
     </w:rPr>
   </w:style>
-  <w:style w:type="character" w:customStyle="1" w:styleId="182">
+  <w:style w:type="character" w:customStyle="1" w:styleId="183">
     <w:name w:val="页眉 字符1"/>
     <w:basedOn w:val="19"/>
     <w:autoRedefine/>
@@ -9080,7 +9672,7 @@
       <w:szCs w:val="18"/>
     </w:rPr>
   </w:style>
-  <w:style w:type="character" w:customStyle="1" w:styleId="183">
+  <w:style w:type="character" w:customStyle="1" w:styleId="184">
     <w:name w:val="页脚 字符2"/>
     <w:basedOn w:val="19"/>
     <w:autoRedefine/>
@@ -9091,7 +9683,7 @@
       <w:szCs w:val="18"/>
     </w:rPr>
   </w:style>
-  <w:style w:type="character" w:customStyle="1" w:styleId="184">
+  <w:style w:type="character" w:customStyle="1" w:styleId="185">
     <w:name w:val="批注框文本 字符2"/>
     <w:basedOn w:val="19"/>
     <w:autoRedefine/>
@@ -9103,7 +9695,7 @@
       <w:szCs w:val="18"/>
     </w:rPr>
   </w:style>
-  <w:style w:type="paragraph" w:customStyle="1" w:styleId="185">
+  <w:style w:type="paragraph" w:customStyle="1" w:styleId="186">
     <w:name w:val="列出段落15"/>
     <w:basedOn w:val="1"/>
     <w:autoRedefine/>
@@ -9113,7 +9705,7 @@
       <w:ind w:firstLine="420" w:firstLineChars="200"/>
     </w:pPr>
   </w:style>
-  <w:style w:type="paragraph" w:customStyle="1" w:styleId="186">
+  <w:style w:type="paragraph" w:customStyle="1" w:styleId="187">
     <w:name w:val="列出段落25"/>
     <w:basedOn w:val="1"/>
     <w:autoRedefine/>
@@ -9123,7 +9715,7 @@
       <w:ind w:firstLine="420" w:firstLineChars="200"/>
     </w:pPr>
   </w:style>
-  <w:style w:type="character" w:customStyle="1" w:styleId="187">
+  <w:style w:type="character" w:customStyle="1" w:styleId="188">
     <w:name w:val="标题 1 字符2"/>
     <w:basedOn w:val="19"/>
     <w:autoRedefine/>
@@ -9137,7 +9729,7 @@
       <w:szCs w:val="44"/>
     </w:rPr>
   </w:style>
-  <w:style w:type="character" w:customStyle="1" w:styleId="188">
+  <w:style w:type="character" w:customStyle="1" w:styleId="189">
     <w:name w:val="标题 2 字符2"/>
     <w:basedOn w:val="19"/>
     <w:autoRedefine/>
@@ -9151,7 +9743,7 @@
       <w:szCs w:val="32"/>
     </w:rPr>
   </w:style>
-  <w:style w:type="character" w:customStyle="1" w:styleId="189">
+  <w:style w:type="character" w:customStyle="1" w:styleId="190">
     <w:name w:val="标题 3 字符2"/>
     <w:basedOn w:val="19"/>
     <w:autoRedefine/>
@@ -9165,7 +9757,7 @@
       <w:szCs w:val="32"/>
     </w:rPr>
   </w:style>
-  <w:style w:type="character" w:customStyle="1" w:styleId="190">
+  <w:style w:type="character" w:customStyle="1" w:styleId="191">
     <w:name w:val="标题 4 字符2"/>
     <w:basedOn w:val="19"/>
     <w:autoRedefine/>
@@ -9179,7 +9771,7 @@
       <w:szCs w:val="28"/>
     </w:rPr>
   </w:style>
-  <w:style w:type="character" w:customStyle="1" w:styleId="191">
+  <w:style w:type="character" w:customStyle="1" w:styleId="192">
     <w:name w:val="标题 5 字符2"/>
     <w:basedOn w:val="19"/>
     <w:autoRedefine/>
@@ -9193,7 +9785,7 @@
       <w:szCs w:val="28"/>
     </w:rPr>
   </w:style>
-  <w:style w:type="character" w:customStyle="1" w:styleId="192">
+  <w:style w:type="character" w:customStyle="1" w:styleId="193">
     <w:name w:val="标题 6 字符2"/>
     <w:basedOn w:val="19"/>
     <w:autoRedefine/>
@@ -9207,7 +9799,7 @@
       <w:szCs w:val="24"/>
     </w:rPr>
   </w:style>
-  <w:style w:type="character" w:customStyle="1" w:styleId="193">
+  <w:style w:type="character" w:customStyle="1" w:styleId="194">
     <w:name w:val="标题 7 字符2"/>
     <w:basedOn w:val="19"/>
     <w:autoRedefine/>
@@ -9221,7 +9813,7 @@
       <w:szCs w:val="24"/>
     </w:rPr>
   </w:style>
-  <w:style w:type="character" w:customStyle="1" w:styleId="194">
+  <w:style w:type="character" w:customStyle="1" w:styleId="195">
     <w:name w:val="标题 8 字符2"/>
     <w:basedOn w:val="19"/>
     <w:autoRedefine/>
@@ -9233,7 +9825,7 @@
       <w:szCs w:val="24"/>
     </w:rPr>
   </w:style>
-  <w:style w:type="character" w:customStyle="1" w:styleId="195">
+  <w:style w:type="character" w:customStyle="1" w:styleId="196">
     <w:name w:val="标题 9 字符2"/>
     <w:basedOn w:val="19"/>
     <w:autoRedefine/>
@@ -9245,7 +9837,7 @@
       <w:szCs w:val="21"/>
     </w:rPr>
   </w:style>
-  <w:style w:type="character" w:customStyle="1" w:styleId="196">
+  <w:style w:type="character" w:customStyle="1" w:styleId="197">
     <w:name w:val="页眉 Char1"/>
     <w:basedOn w:val="19"/>
     <w:link w:val="15"/>
@@ -9257,7 +9849,7 @@
       <w:szCs w:val="18"/>
     </w:rPr>
   </w:style>
-  <w:style w:type="character" w:customStyle="1" w:styleId="197">
+  <w:style w:type="character" w:customStyle="1" w:styleId="198">
     <w:name w:val="页脚 Char1"/>
     <w:basedOn w:val="19"/>
     <w:link w:val="14"/>
@@ -9269,7 +9861,7 @@
       <w:szCs w:val="18"/>
     </w:rPr>
   </w:style>
-  <w:style w:type="character" w:customStyle="1" w:styleId="198">
+  <w:style w:type="character" w:customStyle="1" w:styleId="199">
     <w:name w:val="批注框文本 Char1"/>
     <w:basedOn w:val="19"/>
     <w:link w:val="13"/>
@@ -9282,7 +9874,7 @@
       <w:szCs w:val="18"/>
     </w:rPr>
   </w:style>
-  <w:style w:type="paragraph" w:customStyle="1" w:styleId="199">
+  <w:style w:type="paragraph" w:customStyle="1" w:styleId="200">
     <w:name w:val="列出段落16"/>
     <w:basedOn w:val="1"/>
     <w:autoRedefine/>
@@ -9292,7 +9884,7 @@
       <w:ind w:firstLine="420" w:firstLineChars="200"/>
     </w:pPr>
   </w:style>
-  <w:style w:type="paragraph" w:customStyle="1" w:styleId="200">
+  <w:style w:type="paragraph" w:customStyle="1" w:styleId="201">
     <w:name w:val="列出段落26"/>
     <w:basedOn w:val="1"/>
     <w:autoRedefine/>
@@ -9302,7 +9894,7 @@
       <w:ind w:firstLine="420" w:firstLineChars="200"/>
     </w:pPr>
   </w:style>
-  <w:style w:type="character" w:customStyle="1" w:styleId="201">
+  <w:style w:type="character" w:customStyle="1" w:styleId="202">
     <w:name w:val="标题 1 Char1"/>
     <w:basedOn w:val="19"/>
     <w:link w:val="2"/>
@@ -9318,7 +9910,7 @@
       <w:szCs w:val="44"/>
     </w:rPr>
   </w:style>
-  <w:style w:type="character" w:customStyle="1" w:styleId="202">
+  <w:style w:type="character" w:customStyle="1" w:styleId="203">
     <w:name w:val="标题 2 Char1"/>
     <w:basedOn w:val="19"/>
     <w:link w:val="3"/>
@@ -9334,7 +9926,7 @@
       <w:szCs w:val="32"/>
     </w:rPr>
   </w:style>
-  <w:style w:type="character" w:customStyle="1" w:styleId="203">
+  <w:style w:type="character" w:customStyle="1" w:styleId="204">
     <w:name w:val="标题 3 Char1"/>
     <w:basedOn w:val="19"/>
     <w:link w:val="4"/>
@@ -9350,7 +9942,7 @@
       <w:szCs w:val="32"/>
     </w:rPr>
   </w:style>
-  <w:style w:type="character" w:customStyle="1" w:styleId="204">
+  <w:style w:type="character" w:customStyle="1" w:styleId="205">
     <w:name w:val="标题 4 Char1"/>
     <w:basedOn w:val="19"/>
     <w:link w:val="5"/>
@@ -9366,7 +9958,7 @@
       <w:szCs w:val="28"/>
     </w:rPr>
   </w:style>
-  <w:style w:type="character" w:customStyle="1" w:styleId="205">
+  <w:style w:type="character" w:customStyle="1" w:styleId="206">
     <w:name w:val="标题 5 Char1"/>
     <w:basedOn w:val="19"/>
     <w:link w:val="6"/>
@@ -9382,7 +9974,7 @@
       <w:szCs w:val="28"/>
     </w:rPr>
   </w:style>
-  <w:style w:type="character" w:customStyle="1" w:styleId="206">
+  <w:style w:type="character" w:customStyle="1" w:styleId="207">
     <w:name w:val="标题 6 Char1"/>
     <w:basedOn w:val="19"/>
     <w:link w:val="7"/>
@@ -9398,7 +9990,7 @@
       <w:szCs w:val="24"/>
     </w:rPr>
   </w:style>
-  <w:style w:type="character" w:customStyle="1" w:styleId="207">
+  <w:style w:type="character" w:customStyle="1" w:styleId="208">
     <w:name w:val="标题 7 Char1"/>
     <w:basedOn w:val="19"/>
     <w:link w:val="8"/>
@@ -9413,7 +10005,7 @@
       <w:szCs w:val="24"/>
     </w:rPr>
   </w:style>
-  <w:style w:type="character" w:customStyle="1" w:styleId="208">
+  <w:style w:type="character" w:customStyle="1" w:styleId="209">
     <w:name w:val="标题 8 Char1"/>
     <w:basedOn w:val="19"/>
     <w:link w:val="9"/>
@@ -9427,7 +10019,7 @@
       <w:szCs w:val="24"/>
     </w:rPr>
   </w:style>
-  <w:style w:type="character" w:customStyle="1" w:styleId="209">
+  <w:style w:type="character" w:customStyle="1" w:styleId="210">
     <w:name w:val="标题 9 Char1"/>
     <w:basedOn w:val="19"/>
     <w:link w:val="10"/>
@@ -9441,7 +10033,7 @@
       <w:szCs w:val="21"/>
     </w:rPr>
   </w:style>
-  <w:style w:type="paragraph" w:customStyle="1" w:styleId="210">
+  <w:style w:type="paragraph" w:customStyle="1" w:styleId="211">
     <w:name w:val="text3"/>
     <w:basedOn w:val="1"/>
     <w:autoRedefine/>
@@ -9459,7 +10051,7 @@
       <w:szCs w:val="24"/>
     </w:rPr>
   </w:style>
-  <w:style w:type="character" w:customStyle="1" w:styleId="211">
+  <w:style w:type="character" w:customStyle="1" w:styleId="212">
     <w:name w:val="批注文字 Char"/>
     <w:basedOn w:val="19"/>
     <w:link w:val="11"/>
@@ -9473,7 +10065,7 @@
       <w:lang w:val="zh-CN" w:bidi="zh-CN"/>
     </w:rPr>
   </w:style>
-  <w:style w:type="paragraph" w:customStyle="1" w:styleId="212">
+  <w:style w:type="paragraph" w:customStyle="1" w:styleId="213">
     <w:name w:val="Table Paragraph"/>
     <w:basedOn w:val="1"/>
     <w:autoRedefine/>
@@ -9491,7 +10083,7 @@
       <w:lang w:val="zh-CN" w:bidi="zh-CN"/>
     </w:rPr>
   </w:style>
-  <w:style w:type="character" w:customStyle="1" w:styleId="213">
+  <w:style w:type="character" w:customStyle="1" w:styleId="214">
     <w:name w:val="正文文本 Char"/>
     <w:basedOn w:val="19"/>
     <w:link w:val="12"/>
@@ -9505,10 +10097,10 @@
       <w:lang w:val="zh-CN" w:bidi="zh-CN"/>
     </w:rPr>
   </w:style>
-  <w:style w:type="paragraph" w:customStyle="1" w:styleId="214">
+  <w:style w:type="paragraph" w:customStyle="1" w:styleId="215">
     <w:name w:val="basic"/>
     <w:basedOn w:val="1"/>
-    <w:link w:val="216"/>
+    <w:link w:val="217"/>
     <w:autoRedefine/>
     <w:qFormat/>
     <w:uiPriority w:val="0"/>
@@ -9520,10 +10112,10 @@
       <w:szCs w:val="18"/>
     </w:rPr>
   </w:style>
-  <w:style w:type="paragraph" w:customStyle="1" w:styleId="215">
+  <w:style w:type="paragraph" w:customStyle="1" w:styleId="216">
     <w:name w:val="qc"/>
     <w:basedOn w:val="1"/>
-    <w:link w:val="218"/>
+    <w:link w:val="219"/>
     <w:autoRedefine/>
     <w:qFormat/>
     <w:uiPriority w:val="0"/>
@@ -9539,10 +10131,10 @@
       <w:szCs w:val="18"/>
     </w:rPr>
   </w:style>
-  <w:style w:type="character" w:customStyle="1" w:styleId="216">
+  <w:style w:type="character" w:customStyle="1" w:styleId="217">
     <w:name w:val="basic Char"/>
     <w:basedOn w:val="19"/>
-    <w:link w:val="214"/>
+    <w:link w:val="215"/>
     <w:autoRedefine/>
     <w:qFormat/>
     <w:uiPriority w:val="0"/>
@@ -9555,10 +10147,10 @@
       <w:szCs w:val="18"/>
     </w:rPr>
   </w:style>
-  <w:style w:type="paragraph" w:customStyle="1" w:styleId="217">
+  <w:style w:type="paragraph" w:customStyle="1" w:styleId="218">
     <w:name w:val="tps"/>
     <w:basedOn w:val="1"/>
-    <w:link w:val="220"/>
+    <w:link w:val="221"/>
     <w:autoRedefine/>
     <w:qFormat/>
     <w:uiPriority w:val="0"/>
@@ -9572,10 +10164,10 @@
       <w:szCs w:val="18"/>
     </w:rPr>
   </w:style>
-  <w:style w:type="character" w:customStyle="1" w:styleId="218">
+  <w:style w:type="character" w:customStyle="1" w:styleId="219">
     <w:name w:val="qc Char"/>
     <w:basedOn w:val="19"/>
-    <w:link w:val="215"/>
+    <w:link w:val="216"/>
     <w:autoRedefine/>
     <w:qFormat/>
     <w:uiPriority w:val="0"/>
@@ -9588,10 +10180,10 @@
       <w:szCs w:val="18"/>
     </w:rPr>
   </w:style>
-  <w:style w:type="paragraph" w:customStyle="1" w:styleId="219">
+  <w:style w:type="paragraph" w:customStyle="1" w:styleId="220">
     <w:name w:val="image"/>
     <w:basedOn w:val="1"/>
-    <w:link w:val="222"/>
+    <w:link w:val="223"/>
     <w:autoRedefine/>
     <w:qFormat/>
     <w:uiPriority w:val="0"/>
@@ -9604,10 +10196,10 @@
       <w:szCs w:val="18"/>
     </w:rPr>
   </w:style>
-  <w:style w:type="character" w:customStyle="1" w:styleId="220">
+  <w:style w:type="character" w:customStyle="1" w:styleId="221">
     <w:name w:val="tps Char"/>
     <w:basedOn w:val="19"/>
-    <w:link w:val="217"/>
+    <w:link w:val="218"/>
     <w:autoRedefine/>
     <w:qFormat/>
     <w:uiPriority w:val="0"/>
@@ -9618,10 +10210,10 @@
       <w:szCs w:val="18"/>
     </w:rPr>
   </w:style>
-  <w:style w:type="paragraph" w:customStyle="1" w:styleId="221">
+  <w:style w:type="paragraph" w:customStyle="1" w:styleId="222">
     <w:name w:val="reportdate"/>
     <w:basedOn w:val="1"/>
-    <w:link w:val="224"/>
+    <w:link w:val="225"/>
     <w:autoRedefine/>
     <w:qFormat/>
     <w:uiPriority w:val="0"/>
@@ -9637,10 +10229,10 @@
       <w:szCs w:val="16"/>
     </w:rPr>
   </w:style>
-  <w:style w:type="character" w:customStyle="1" w:styleId="222">
+  <w:style w:type="character" w:customStyle="1" w:styleId="223">
     <w:name w:val="image Char"/>
     <w:basedOn w:val="19"/>
-    <w:link w:val="219"/>
+    <w:link w:val="220"/>
     <w:autoRedefine/>
     <w:qFormat/>
     <w:uiPriority w:val="0"/>
@@ -9651,10 +10243,10 @@
       <w:szCs w:val="18"/>
     </w:rPr>
   </w:style>
-  <w:style w:type="paragraph" w:customStyle="1" w:styleId="223">
+  <w:style w:type="paragraph" w:customStyle="1" w:styleId="224">
     <w:name w:val="imageaudit"/>
     <w:basedOn w:val="1"/>
-    <w:link w:val="225"/>
+    <w:link w:val="226"/>
     <w:autoRedefine/>
     <w:qFormat/>
     <w:uiPriority w:val="0"/>
@@ -9664,10 +10256,10 @@
       <w:jc w:val="left"/>
     </w:pPr>
   </w:style>
-  <w:style w:type="character" w:customStyle="1" w:styleId="224">
+  <w:style w:type="character" w:customStyle="1" w:styleId="225">
     <w:name w:val="reportdate Char"/>
     <w:basedOn w:val="19"/>
-    <w:link w:val="221"/>
+    <w:link w:val="222"/>
     <w:autoRedefine/>
     <w:qFormat/>
     <w:uiPriority w:val="0"/>
@@ -9679,10 +10271,10 @@
       <w:szCs w:val="16"/>
     </w:rPr>
   </w:style>
-  <w:style w:type="character" w:customStyle="1" w:styleId="225">
+  <w:style w:type="character" w:customStyle="1" w:styleId="226">
     <w:name w:val="imageaudit Char"/>
     <w:basedOn w:val="19"/>
-    <w:link w:val="223"/>
+    <w:link w:val="224"/>
     <w:autoRedefine/>
     <w:qFormat/>
     <w:uiPriority w:val="0"/>
@@ -9692,10 +10284,10 @@
       <w:szCs w:val="22"/>
     </w:rPr>
   </w:style>
-  <w:style w:type="paragraph" w:customStyle="1" w:styleId="226">
+  <w:style w:type="paragraph" w:customStyle="1" w:styleId="227">
     <w:name w:val="rptdate"/>
     <w:basedOn w:val="1"/>
-    <w:link w:val="227"/>
+    <w:link w:val="228"/>
     <w:autoRedefine/>
     <w:qFormat/>
     <w:uiPriority w:val="0"/>
@@ -9711,10 +10303,10 @@
       <w:szCs w:val="16"/>
     </w:rPr>
   </w:style>
-  <w:style w:type="character" w:customStyle="1" w:styleId="227">
+  <w:style w:type="character" w:customStyle="1" w:styleId="228">
     <w:name w:val="rptdate Char"/>
     <w:basedOn w:val="19"/>
-    <w:link w:val="226"/>
+    <w:link w:val="227"/>
     <w:autoRedefine/>
     <w:qFormat/>
     <w:uiPriority w:val="0"/>
@@ -9726,10 +10318,10 @@
       <w:szCs w:val="16"/>
     </w:rPr>
   </w:style>
-  <w:style w:type="paragraph" w:customStyle="1" w:styleId="228">
+  <w:style w:type="paragraph" w:customStyle="1" w:styleId="229">
     <w:name w:val="scopeseen"/>
     <w:basedOn w:val="1"/>
-    <w:link w:val="229"/>
+    <w:link w:val="230"/>
     <w:autoRedefine/>
     <w:qFormat/>
     <w:uiPriority w:val="0"/>
@@ -9741,10 +10333,10 @@
       <w:szCs w:val="18"/>
     </w:rPr>
   </w:style>
-  <w:style w:type="character" w:customStyle="1" w:styleId="229">
+  <w:style w:type="character" w:customStyle="1" w:styleId="230">
     <w:name w:val="scopeseen Char"/>
     <w:basedOn w:val="19"/>
-    <w:link w:val="228"/>
+    <w:link w:val="229"/>
     <w:autoRedefine/>
     <w:qFormat/>
     <w:uiPriority w:val="0"/>
@@ -9757,7 +10349,7 @@
       <w:szCs w:val="18"/>
     </w:rPr>
   </w:style>
-  <w:style w:type="table" w:customStyle="1" w:styleId="230">
+  <w:style w:type="table" w:customStyle="1" w:styleId="231">
     <w:name w:val="网格型9"/>
     <w:basedOn w:val="17"/>
     <w:autoRedefine/>
@@ -9787,10 +10379,10 @@
       </w:tblCellMar>
     </w:tblPr>
   </w:style>
-  <w:style w:type="paragraph" w:customStyle="1" w:styleId="231">
+  <w:style w:type="paragraph" w:customStyle="1" w:styleId="232">
     <w:name w:val="rpt"/>
     <w:basedOn w:val="1"/>
-    <w:link w:val="232"/>
+    <w:link w:val="233"/>
     <w:autoRedefine/>
     <w:qFormat/>
     <w:uiPriority w:val="0"/>
@@ -9807,10 +10399,10 @@
       <w:szCs w:val="16"/>
     </w:rPr>
   </w:style>
-  <w:style w:type="character" w:customStyle="1" w:styleId="232">
+  <w:style w:type="character" w:customStyle="1" w:styleId="233">
     <w:name w:val="rpt Char"/>
     <w:basedOn w:val="19"/>
-    <w:link w:val="231"/>
+    <w:link w:val="232"/>
     <w:autoRedefine/>
     <w:qFormat/>
     <w:uiPriority w:val="0"/>
@@ -9823,7 +10415,7 @@
       <w:szCs w:val="16"/>
     </w:rPr>
   </w:style>
-  <w:style w:type="paragraph" w:customStyle="1" w:styleId="233">
+  <w:style w:type="paragraph" w:customStyle="1" w:styleId="234">
     <w:name w:val="普通(网站)1"/>
     <w:basedOn w:val="1"/>
     <w:autoRedefine/>

--- a/WebContent/docx/PD-L1检测报告.docx
+++ b/WebContent/docx/PD-L1检测报告.docx
@@ -102,9 +102,9 @@
           <w:sz w:val="48"/>
         </w:rPr>
       </w:pPr>
-      <w:bookmarkStart w:id="0" w:name="_Toc500263098"/>
-      <w:bookmarkStart w:id="1" w:name="_Toc500163468"/>
-      <w:bookmarkStart w:id="2" w:name="_Toc500164193"/>
+      <w:bookmarkStart w:id="0" w:name="_Toc500164193"/>
+      <w:bookmarkStart w:id="1" w:name="_Toc500263098"/>
+      <w:bookmarkStart w:id="2" w:name="_Toc500163468"/>
     </w:p>
     <w:p>
       <w:pPr>
@@ -1182,6 +1182,12 @@
             <w:insideH w:val="single" w:color="62B541" w:sz="4" w:space="0"/>
             <w:insideV w:val="single" w:color="62B541" w:sz="4" w:space="0"/>
           </w:tblBorders>
+          <w:tblCellMar>
+            <w:top w:w="0" w:type="dxa"/>
+            <w:left w:w="108" w:type="dxa"/>
+            <w:bottom w:w="0" w:type="dxa"/>
+            <w:right w:w="108" w:type="dxa"/>
+          </w:tblCellMar>
         </w:tblPrEx>
         <w:trPr>
           <w:jc w:val="center"/>
@@ -2829,73 +2835,48 @@
             </w:pPr>
             <w:r>
               <w:rPr>
-                <w:rFonts w:hint="eastAsia" w:ascii="微软雅黑" w:hAnsi="微软雅黑" w:eastAsia="微软雅黑" w:cs="Arial"/>
-                <w:b/>
-                <w:color w:val="000000"/>
+                <w:rFonts w:hint="default" w:ascii="Times New Roman" w:hAnsi="Times New Roman" w:cs="Times New Roman"/>
                 <w:sz w:val="16"/>
                 <w:szCs w:val="16"/>
-                <w:lang w:val="en-US" w:eastAsia="zh-CN" w:bidi="ar"/>
-              </w:rPr>
-              <w:drawing>
-                <wp:anchor distT="0" distB="0" distL="114300" distR="114300" simplePos="0" relativeHeight="251664384" behindDoc="0" locked="0" layoutInCell="1" allowOverlap="1">
-                  <wp:simplePos x="0" y="0"/>
-                  <wp:positionH relativeFrom="column">
-                    <wp:posOffset>-35560</wp:posOffset>
-                  </wp:positionH>
-                  <wp:positionV relativeFrom="paragraph">
-                    <wp:posOffset>-119380</wp:posOffset>
-                  </wp:positionV>
-                  <wp:extent cx="495935" cy="280670"/>
-                  <wp:effectExtent l="0" t="0" r="0" b="9525"/>
-                  <wp:wrapNone/>
-                  <wp:docPr id="8" name="图片 8" descr="王建丽"/>
-                  <wp:cNvGraphicFramePr>
-                    <a:graphicFrameLocks xmlns:a="http://schemas.openxmlformats.org/drawingml/2006/main" noChangeAspect="1"/>
-                  </wp:cNvGraphicFramePr>
-                  <a:graphic xmlns:a="http://schemas.openxmlformats.org/drawingml/2006/main">
-                    <a:graphicData uri="http://schemas.openxmlformats.org/drawingml/2006/picture">
-                      <pic:pic xmlns:pic="http://schemas.openxmlformats.org/drawingml/2006/picture">
-                        <pic:nvPicPr>
-                          <pic:cNvPr id="8" name="图片 8" descr="王建丽"/>
-                          <pic:cNvPicPr>
-                            <a:picLocks noChangeAspect="1"/>
-                          </pic:cNvPicPr>
-                        </pic:nvPicPr>
-                        <pic:blipFill>
-                          <a:blip r:embed="rId12">
-                            <a:clrChange>
-                              <a:clrFrom>
-                                <a:srgbClr val="FFFFFF">
-                                  <a:alpha val="100000"/>
-                                </a:srgbClr>
-                              </a:clrFrom>
-                              <a:clrTo>
-                                <a:srgbClr val="FFFFFF">
-                                  <a:alpha val="100000"/>
-                                  <a:alpha val="0"/>
-                                </a:srgbClr>
-                              </a:clrTo>
-                            </a:clrChange>
-                          </a:blip>
-                          <a:stretch>
-                            <a:fillRect/>
-                          </a:stretch>
-                        </pic:blipFill>
-                        <pic:spPr>
-                          <a:xfrm>
-                            <a:off x="0" y="0"/>
-                            <a:ext cx="495935" cy="280670"/>
-                          </a:xfrm>
-                          <a:prstGeom prst="rect">
-                            <a:avLst/>
-                          </a:prstGeom>
-                        </pic:spPr>
-                      </pic:pic>
-                    </a:graphicData>
-                  </a:graphic>
-                </wp:anchor>
-              </w:drawing>
-            </w:r>
+              </w:rPr>
+              <w:t>{{"ty_tianjin2"|sign(</w:t>
+            </w:r>
+            <w:r>
+              <w:rPr>
+                <w:rFonts w:hint="eastAsia" w:ascii="Times New Roman" w:hAnsi="Times New Roman" w:cs="Times New Roman"/>
+                <w:sz w:val="16"/>
+                <w:szCs w:val="16"/>
+                <w:lang w:val="en-US" w:eastAsia="zh-CN"/>
+              </w:rPr>
+              <w:t>39</w:t>
+            </w:r>
+            <w:r>
+              <w:rPr>
+                <w:rFonts w:hint="default" w:ascii="Times New Roman" w:hAnsi="Times New Roman" w:cs="Times New Roman"/>
+                <w:sz w:val="16"/>
+                <w:szCs w:val="16"/>
+              </w:rPr>
+              <w:t>,</w:t>
+            </w:r>
+            <w:r>
+              <w:rPr>
+                <w:rFonts w:hint="eastAsia" w:ascii="Times New Roman" w:hAnsi="Times New Roman" w:cs="Times New Roman"/>
+                <w:sz w:val="16"/>
+                <w:szCs w:val="16"/>
+                <w:lang w:val="en-US" w:eastAsia="zh-CN"/>
+              </w:rPr>
+              <w:t>22</w:t>
+            </w:r>
+            <w:r>
+              <w:rPr>
+                <w:rFonts w:hint="default" w:ascii="Times New Roman" w:hAnsi="Times New Roman" w:cs="Times New Roman"/>
+                <w:sz w:val="16"/>
+                <w:szCs w:val="16"/>
+              </w:rPr>
+              <w:t>)}}</w:t>
+            </w:r>
+            <w:bookmarkStart w:id="4" w:name="_GoBack"/>
+            <w:bookmarkEnd w:id="4"/>
           </w:p>
         </w:tc>
         <w:tc>
@@ -3061,7 +3042,7 @@
                     </pic:cNvPicPr>
                   </pic:nvPicPr>
                   <pic:blipFill>
-                    <a:blip r:embed="rId13">
+                    <a:blip r:embed="rId12">
                       <a:extLst>
                         <a:ext uri="{28A0092B-C50C-407E-A947-70E740481C1C}">
                           <a14:useLocalDpi xmlns:a14="http://schemas.microsoft.com/office/drawing/2010/main" val="0"/>
@@ -3128,6 +3109,7 @@
             <w:insideH w:val="single" w:color="365F91" w:sz="12" w:space="0"/>
             <w:insideV w:val="single" w:color="365F91" w:sz="12" w:space="0"/>
           </w:tblBorders>
+          <w:shd w:val="clear" w:color="auto" w:fill="0083C3"/>
           <w:tblCellMar>
             <w:top w:w="0" w:type="dxa"/>
             <w:left w:w="108" w:type="dxa"/>
@@ -5224,8 +5206,6 @@
           <w:szCs w:val="24"/>
         </w:rPr>
       </w:pPr>
-      <w:bookmarkStart w:id="4" w:name="_GoBack"/>
-      <w:bookmarkEnd w:id="4"/>
     </w:p>
     <w:p>
       <w:pPr>
@@ -5714,7 +5694,7 @@
                     </pic:cNvPicPr>
                   </pic:nvPicPr>
                   <pic:blipFill>
-                    <a:blip r:embed="rId14"/>
+                    <a:blip r:embed="rId13"/>
                     <a:stretch>
                       <a:fillRect/>
                     </a:stretch>
@@ -5772,7 +5752,7 @@
                     </pic:cNvPicPr>
                   </pic:nvPicPr>
                   <pic:blipFill>
-                    <a:blip r:embed="rId15"/>
+                    <a:blip r:embed="rId14"/>
                     <a:stretch>
                       <a:fillRect/>
                     </a:stretch>
@@ -6005,7 +5985,7 @@
                     </pic:cNvPicPr>
                   </pic:nvPicPr>
                   <pic:blipFill>
-                    <a:blip r:embed="rId16"/>
+                    <a:blip r:embed="rId15"/>
                     <a:srcRect/>
                     <a:stretch>
                       <a:fillRect/>
